--- a/mokun3/2fin/mokun3_print_L5-7_core_answer.docx
+++ b/mokun3/2fin/mokun3_print_L5-7_core_answer.docx
@@ -36,13 +36,13 @@
       <w:tblPr>
         <w:tblStyle w:val="TableGrid"/>
         <w:tblW w:type="auto" w:w="0"/>
-        <w:tblLook w:firstColumn="1" w:firstRow="1" w:lastColumn="0" w:lastRow="0" w:noHBand="0" w:noVBand="1" w:val="04A0"/>
         <w:tblCellMar>
           <w:top w:w="20" w:type="dxa"/>
           <w:left w:w="60" w:type="dxa"/>
           <w:bottom w:w="20" w:type="dxa"/>
           <w:right w:w="60" w:type="dxa"/>
         </w:tblCellMar>
+        <w:tblLook w:firstColumn="1" w:firstRow="1" w:lastColumn="0" w:lastRow="0" w:noHBand="0" w:noVBand="1" w:val="04A0"/>
       </w:tblPr>
       <w:tblGrid>
         <w:gridCol w:w="5159"/>
@@ -91,10 +91,10 @@
     <w:p>
       <w:pPr>
         <w:keepNext/>
-        <w:spacing w:before="160" w:after="60" w:line="264" w:lineRule="auto"/>
         <w:pBdr>
           <w:bottom w:val="single" w:sz="8" w:space="1" w:color="1F3864"/>
         </w:pBdr>
+        <w:spacing w:before="160" w:after="60" w:line="264" w:lineRule="auto"/>
       </w:pPr>
       <w:r>
         <w:rPr>
@@ -207,15 +207,6 @@
       <w:tblPr>
         <w:tblStyle w:val="TableGrid"/>
         <w:tblW w:type="dxa" w:w="10319"/>
-        <w:tblLayout w:type="fixed"/>
-        <w:tblLook w:firstColumn="1" w:firstRow="1" w:lastColumn="0" w:lastRow="0" w:noHBand="0" w:noVBand="1" w:val="04A0"/>
-        <w:tblCellMar>
-          <w:top w:w="20" w:type="dxa"/>
-          <w:left w:w="60" w:type="dxa"/>
-          <w:bottom w:w="20" w:type="dxa"/>
-          <w:right w:w="60" w:type="dxa"/>
-        </w:tblCellMar>
-        <w:tblLayout w:type="fixed"/>
         <w:tblBorders>
           <w:top w:val="single" w:sz="4" w:color="999999"/>
           <w:left w:val="single" w:sz="4" w:color="999999"/>
@@ -224,6 +215,15 @@
           <w:insideH w:val="single" w:sz="4" w:color="999999"/>
           <w:insideV w:val="single" w:sz="4" w:color="999999"/>
         </w:tblBorders>
+        <w:tblLayout w:type="fixed"/>
+        <w:tblLayout w:type="fixed"/>
+        <w:tblCellMar>
+          <w:top w:w="20" w:type="dxa"/>
+          <w:left w:w="60" w:type="dxa"/>
+          <w:bottom w:w="20" w:type="dxa"/>
+          <w:right w:w="60" w:type="dxa"/>
+        </w:tblCellMar>
+        <w:tblLook w:firstColumn="1" w:firstRow="1" w:lastColumn="0" w:lastRow="0" w:noHBand="0" w:noVBand="1" w:val="04A0"/>
       </w:tblPr>
       <w:tblGrid>
         <w:gridCol w:w="3095"/>
@@ -442,15 +442,6 @@
       <w:tblPr>
         <w:tblStyle w:val="TableGrid"/>
         <w:tblW w:type="dxa" w:w="10319"/>
-        <w:tblLayout w:type="fixed"/>
-        <w:tblLook w:firstColumn="1" w:firstRow="1" w:lastColumn="0" w:lastRow="0" w:noHBand="0" w:noVBand="1" w:val="04A0"/>
-        <w:tblCellMar>
-          <w:top w:w="20" w:type="dxa"/>
-          <w:left w:w="60" w:type="dxa"/>
-          <w:bottom w:w="20" w:type="dxa"/>
-          <w:right w:w="60" w:type="dxa"/>
-        </w:tblCellMar>
-        <w:tblLayout w:type="fixed"/>
         <w:tblBorders>
           <w:top w:val="single" w:sz="4" w:color="999999"/>
           <w:left w:val="single" w:sz="4" w:color="999999"/>
@@ -459,6 +450,15 @@
           <w:insideH w:val="single" w:sz="4" w:color="999999"/>
           <w:insideV w:val="single" w:sz="4" w:color="999999"/>
         </w:tblBorders>
+        <w:tblLayout w:type="fixed"/>
+        <w:tblLayout w:type="fixed"/>
+        <w:tblCellMar>
+          <w:top w:w="20" w:type="dxa"/>
+          <w:left w:w="60" w:type="dxa"/>
+          <w:bottom w:w="20" w:type="dxa"/>
+          <w:right w:w="60" w:type="dxa"/>
+        </w:tblCellMar>
+        <w:tblLook w:firstColumn="1" w:firstRow="1" w:lastColumn="0" w:lastRow="0" w:noHBand="0" w:noVBand="1" w:val="04A0"/>
       </w:tblPr>
       <w:tblGrid>
         <w:gridCol w:w="412"/>
@@ -777,15 +777,6 @@
       <w:tblPr>
         <w:tblStyle w:val="TableGrid"/>
         <w:tblW w:type="dxa" w:w="10319"/>
-        <w:tblLayout w:type="fixed"/>
-        <w:tblLook w:firstColumn="1" w:firstRow="1" w:lastColumn="0" w:lastRow="0" w:noHBand="0" w:noVBand="1" w:val="04A0"/>
-        <w:tblCellMar>
-          <w:top w:w="20" w:type="dxa"/>
-          <w:left w:w="60" w:type="dxa"/>
-          <w:bottom w:w="20" w:type="dxa"/>
-          <w:right w:w="60" w:type="dxa"/>
-        </w:tblCellMar>
-        <w:tblLayout w:type="fixed"/>
         <w:tblBorders>
           <w:top w:val="single" w:sz="4" w:color="999999"/>
           <w:left w:val="single" w:sz="4" w:color="999999"/>
@@ -794,6 +785,15 @@
           <w:insideH w:val="single" w:sz="4" w:color="999999"/>
           <w:insideV w:val="single" w:sz="4" w:color="999999"/>
         </w:tblBorders>
+        <w:tblLayout w:type="fixed"/>
+        <w:tblLayout w:type="fixed"/>
+        <w:tblCellMar>
+          <w:top w:w="20" w:type="dxa"/>
+          <w:left w:w="60" w:type="dxa"/>
+          <w:bottom w:w="20" w:type="dxa"/>
+          <w:right w:w="60" w:type="dxa"/>
+        </w:tblCellMar>
+        <w:tblLook w:firstColumn="1" w:firstRow="1" w:lastColumn="0" w:lastRow="0" w:noHBand="0" w:noVBand="1" w:val="04A0"/>
       </w:tblPr>
       <w:tblGrid>
         <w:gridCol w:w="412"/>
@@ -1199,15 +1199,6 @@
       <w:tblPr>
         <w:tblStyle w:val="TableGrid"/>
         <w:tblW w:type="dxa" w:w="10319"/>
-        <w:tblLayout w:type="fixed"/>
-        <w:tblLook w:firstColumn="1" w:firstRow="1" w:lastColumn="0" w:lastRow="0" w:noHBand="0" w:noVBand="1" w:val="04A0"/>
-        <w:tblCellMar>
-          <w:top w:w="20" w:type="dxa"/>
-          <w:left w:w="60" w:type="dxa"/>
-          <w:bottom w:w="20" w:type="dxa"/>
-          <w:right w:w="60" w:type="dxa"/>
-        </w:tblCellMar>
-        <w:tblLayout w:type="fixed"/>
         <w:tblBorders>
           <w:top w:val="single" w:sz="4" w:color="999999"/>
           <w:left w:val="single" w:sz="4" w:color="999999"/>
@@ -1216,6 +1207,15 @@
           <w:insideH w:val="single" w:sz="4" w:color="999999"/>
           <w:insideV w:val="single" w:sz="4" w:color="999999"/>
         </w:tblBorders>
+        <w:tblLayout w:type="fixed"/>
+        <w:tblLayout w:type="fixed"/>
+        <w:tblCellMar>
+          <w:top w:w="20" w:type="dxa"/>
+          <w:left w:w="60" w:type="dxa"/>
+          <w:bottom w:w="20" w:type="dxa"/>
+          <w:right w:w="60" w:type="dxa"/>
+        </w:tblCellMar>
+        <w:tblLook w:firstColumn="1" w:firstRow="1" w:lastColumn="0" w:lastRow="0" w:noHBand="0" w:noVBand="1" w:val="04A0"/>
       </w:tblPr>
       <w:tblGrid>
         <w:gridCol w:w="412"/>
@@ -2013,15 +2013,6 @@
       <w:tblPr>
         <w:tblStyle w:val="TableGrid"/>
         <w:tblW w:type="dxa" w:w="10319"/>
-        <w:tblLayout w:type="fixed"/>
-        <w:tblLook w:firstColumn="1" w:firstRow="1" w:lastColumn="0" w:lastRow="0" w:noHBand="0" w:noVBand="1" w:val="04A0"/>
-        <w:tblCellMar>
-          <w:top w:w="20" w:type="dxa"/>
-          <w:left w:w="60" w:type="dxa"/>
-          <w:bottom w:w="20" w:type="dxa"/>
-          <w:right w:w="60" w:type="dxa"/>
-        </w:tblCellMar>
-        <w:tblLayout w:type="fixed"/>
         <w:tblBorders>
           <w:top w:val="single" w:sz="4" w:color="999999"/>
           <w:left w:val="single" w:sz="4" w:color="999999"/>
@@ -2030,6 +2021,15 @@
           <w:insideH w:val="single" w:sz="4" w:color="999999"/>
           <w:insideV w:val="single" w:sz="4" w:color="999999"/>
         </w:tblBorders>
+        <w:tblLayout w:type="fixed"/>
+        <w:tblLayout w:type="fixed"/>
+        <w:tblCellMar>
+          <w:top w:w="20" w:type="dxa"/>
+          <w:left w:w="60" w:type="dxa"/>
+          <w:bottom w:w="20" w:type="dxa"/>
+          <w:right w:w="60" w:type="dxa"/>
+        </w:tblCellMar>
+        <w:tblLook w:firstColumn="1" w:firstRow="1" w:lastColumn="0" w:lastRow="0" w:noHBand="0" w:noVBand="1" w:val="04A0"/>
       </w:tblPr>
       <w:tblGrid>
         <w:gridCol w:w="3508"/>
@@ -2306,15 +2306,6 @@
       <w:tblPr>
         <w:tblStyle w:val="TableGrid"/>
         <w:tblW w:type="dxa" w:w="10319"/>
-        <w:tblLayout w:type="fixed"/>
-        <w:tblLook w:firstColumn="1" w:firstRow="1" w:lastColumn="0" w:lastRow="0" w:noHBand="0" w:noVBand="1" w:val="04A0"/>
-        <w:tblCellMar>
-          <w:top w:w="20" w:type="dxa"/>
-          <w:left w:w="60" w:type="dxa"/>
-          <w:bottom w:w="20" w:type="dxa"/>
-          <w:right w:w="60" w:type="dxa"/>
-        </w:tblCellMar>
-        <w:tblLayout w:type="fixed"/>
         <w:tblBorders>
           <w:top w:val="single" w:sz="4" w:color="999999"/>
           <w:left w:val="single" w:sz="4" w:color="999999"/>
@@ -2323,6 +2314,15 @@
           <w:insideH w:val="single" w:sz="4" w:color="999999"/>
           <w:insideV w:val="single" w:sz="4" w:color="999999"/>
         </w:tblBorders>
+        <w:tblLayout w:type="fixed"/>
+        <w:tblLayout w:type="fixed"/>
+        <w:tblCellMar>
+          <w:top w:w="20" w:type="dxa"/>
+          <w:left w:w="60" w:type="dxa"/>
+          <w:bottom w:w="20" w:type="dxa"/>
+          <w:right w:w="60" w:type="dxa"/>
+        </w:tblCellMar>
+        <w:tblLook w:firstColumn="1" w:firstRow="1" w:lastColumn="0" w:lastRow="0" w:noHBand="0" w:noVBand="1" w:val="04A0"/>
       </w:tblPr>
       <w:tblGrid>
         <w:gridCol w:w="412"/>
@@ -2741,15 +2741,6 @@
       <w:tblPr>
         <w:tblStyle w:val="TableGrid"/>
         <w:tblW w:type="dxa" w:w="10319"/>
-        <w:tblLayout w:type="fixed"/>
-        <w:tblLook w:firstColumn="1" w:firstRow="1" w:lastColumn="0" w:lastRow="0" w:noHBand="0" w:noVBand="1" w:val="04A0"/>
-        <w:tblCellMar>
-          <w:top w:w="20" w:type="dxa"/>
-          <w:left w:w="60" w:type="dxa"/>
-          <w:bottom w:w="20" w:type="dxa"/>
-          <w:right w:w="60" w:type="dxa"/>
-        </w:tblCellMar>
-        <w:tblLayout w:type="fixed"/>
         <w:tblBorders>
           <w:top w:val="single" w:sz="4" w:color="999999"/>
           <w:left w:val="single" w:sz="4" w:color="999999"/>
@@ -2758,6 +2749,15 @@
           <w:insideH w:val="single" w:sz="4" w:color="999999"/>
           <w:insideV w:val="single" w:sz="4" w:color="999999"/>
         </w:tblBorders>
+        <w:tblLayout w:type="fixed"/>
+        <w:tblLayout w:type="fixed"/>
+        <w:tblCellMar>
+          <w:top w:w="20" w:type="dxa"/>
+          <w:left w:w="60" w:type="dxa"/>
+          <w:bottom w:w="20" w:type="dxa"/>
+          <w:right w:w="60" w:type="dxa"/>
+        </w:tblCellMar>
+        <w:tblLook w:firstColumn="1" w:firstRow="1" w:lastColumn="0" w:lastRow="0" w:noHBand="0" w:noVBand="1" w:val="04A0"/>
       </w:tblPr>
       <w:tblGrid>
         <w:gridCol w:w="412"/>
@@ -3165,10 +3165,10 @@
     <w:p>
       <w:pPr>
         <w:keepNext/>
-        <w:spacing w:before="160" w:after="60" w:line="264" w:lineRule="auto"/>
         <w:pBdr>
           <w:bottom w:val="single" w:sz="8" w:space="1" w:color="1F3864"/>
         </w:pBdr>
+        <w:spacing w:before="160" w:after="60" w:line="264" w:lineRule="auto"/>
       </w:pPr>
       <w:r>
         <w:rPr>
@@ -3216,15 +3216,6 @@
       <w:tblPr>
         <w:tblStyle w:val="TableGrid"/>
         <w:tblW w:type="dxa" w:w="10319"/>
-        <w:tblLayout w:type="fixed"/>
-        <w:tblLook w:firstColumn="1" w:firstRow="1" w:lastColumn="0" w:lastRow="0" w:noHBand="0" w:noVBand="1" w:val="04A0"/>
-        <w:tblCellMar>
-          <w:top w:w="20" w:type="dxa"/>
-          <w:left w:w="60" w:type="dxa"/>
-          <w:bottom w:w="20" w:type="dxa"/>
-          <w:right w:w="60" w:type="dxa"/>
-        </w:tblCellMar>
-        <w:tblLayout w:type="fixed"/>
         <w:tblBorders>
           <w:top w:val="single" w:sz="4" w:color="999999"/>
           <w:left w:val="single" w:sz="4" w:color="999999"/>
@@ -3233,6 +3224,15 @@
           <w:insideH w:val="single" w:sz="4" w:color="999999"/>
           <w:insideV w:val="single" w:sz="4" w:color="999999"/>
         </w:tblBorders>
+        <w:tblLayout w:type="fixed"/>
+        <w:tblLayout w:type="fixed"/>
+        <w:tblCellMar>
+          <w:top w:w="20" w:type="dxa"/>
+          <w:left w:w="60" w:type="dxa"/>
+          <w:bottom w:w="20" w:type="dxa"/>
+          <w:right w:w="60" w:type="dxa"/>
+        </w:tblCellMar>
+        <w:tblLook w:firstColumn="1" w:firstRow="1" w:lastColumn="0" w:lastRow="0" w:noHBand="0" w:noVBand="1" w:val="04A0"/>
       </w:tblPr>
       <w:tblGrid>
         <w:gridCol w:w="619"/>
@@ -4298,15 +4298,6 @@
       <w:tblPr>
         <w:tblStyle w:val="TableGrid"/>
         <w:tblW w:type="dxa" w:w="10319"/>
-        <w:tblLayout w:type="fixed"/>
-        <w:tblLook w:firstColumn="1" w:firstRow="1" w:lastColumn="0" w:lastRow="0" w:noHBand="0" w:noVBand="1" w:val="04A0"/>
-        <w:tblCellMar>
-          <w:top w:w="20" w:type="dxa"/>
-          <w:left w:w="60" w:type="dxa"/>
-          <w:bottom w:w="20" w:type="dxa"/>
-          <w:right w:w="60" w:type="dxa"/>
-        </w:tblCellMar>
-        <w:tblLayout w:type="fixed"/>
         <w:tblBorders>
           <w:top w:val="single" w:sz="4" w:color="999999"/>
           <w:left w:val="single" w:sz="4" w:color="999999"/>
@@ -4315,6 +4306,15 @@
           <w:insideH w:val="single" w:sz="4" w:color="999999"/>
           <w:insideV w:val="single" w:sz="4" w:color="999999"/>
         </w:tblBorders>
+        <w:tblLayout w:type="fixed"/>
+        <w:tblLayout w:type="fixed"/>
+        <w:tblCellMar>
+          <w:top w:w="20" w:type="dxa"/>
+          <w:left w:w="60" w:type="dxa"/>
+          <w:bottom w:w="20" w:type="dxa"/>
+          <w:right w:w="60" w:type="dxa"/>
+        </w:tblCellMar>
+        <w:tblLook w:firstColumn="1" w:firstRow="1" w:lastColumn="0" w:lastRow="0" w:noHBand="0" w:noVBand="1" w:val="04A0"/>
       </w:tblPr>
       <w:tblGrid>
         <w:gridCol w:w="619"/>
@@ -5265,15 +5265,6 @@
       <w:tblPr>
         <w:tblStyle w:val="TableGrid"/>
         <w:tblW w:type="dxa" w:w="10319"/>
-        <w:tblLayout w:type="fixed"/>
-        <w:tblLook w:firstColumn="1" w:firstRow="1" w:lastColumn="0" w:lastRow="0" w:noHBand="0" w:noVBand="1" w:val="04A0"/>
-        <w:tblCellMar>
-          <w:top w:w="20" w:type="dxa"/>
-          <w:left w:w="60" w:type="dxa"/>
-          <w:bottom w:w="20" w:type="dxa"/>
-          <w:right w:w="60" w:type="dxa"/>
-        </w:tblCellMar>
-        <w:tblLayout w:type="fixed"/>
         <w:tblBorders>
           <w:top w:val="single" w:sz="4" w:color="999999"/>
           <w:left w:val="single" w:sz="4" w:color="999999"/>
@@ -5282,6 +5273,15 @@
           <w:insideH w:val="single" w:sz="4" w:color="999999"/>
           <w:insideV w:val="single" w:sz="4" w:color="999999"/>
         </w:tblBorders>
+        <w:tblLayout w:type="fixed"/>
+        <w:tblLayout w:type="fixed"/>
+        <w:tblCellMar>
+          <w:top w:w="20" w:type="dxa"/>
+          <w:left w:w="60" w:type="dxa"/>
+          <w:bottom w:w="20" w:type="dxa"/>
+          <w:right w:w="60" w:type="dxa"/>
+        </w:tblCellMar>
+        <w:tblLook w:firstColumn="1" w:firstRow="1" w:lastColumn="0" w:lastRow="0" w:noHBand="0" w:noVBand="1" w:val="04A0"/>
       </w:tblPr>
       <w:tblGrid>
         <w:gridCol w:w="619"/>
@@ -6392,15 +6392,6 @@
       <w:tblPr>
         <w:tblStyle w:val="TableGrid"/>
         <w:tblW w:type="dxa" w:w="10319"/>
-        <w:tblLayout w:type="fixed"/>
-        <w:tblLook w:firstColumn="1" w:firstRow="1" w:lastColumn="0" w:lastRow="0" w:noHBand="0" w:noVBand="1" w:val="04A0"/>
-        <w:tblCellMar>
-          <w:top w:w="20" w:type="dxa"/>
-          <w:left w:w="60" w:type="dxa"/>
-          <w:bottom w:w="20" w:type="dxa"/>
-          <w:right w:w="60" w:type="dxa"/>
-        </w:tblCellMar>
-        <w:tblLayout w:type="fixed"/>
         <w:tblBorders>
           <w:top w:val="single" w:sz="4" w:color="999999"/>
           <w:left w:val="single" w:sz="4" w:color="999999"/>
@@ -6409,6 +6400,15 @@
           <w:insideH w:val="single" w:sz="4" w:color="999999"/>
           <w:insideV w:val="single" w:sz="4" w:color="999999"/>
         </w:tblBorders>
+        <w:tblLayout w:type="fixed"/>
+        <w:tblLayout w:type="fixed"/>
+        <w:tblCellMar>
+          <w:top w:w="20" w:type="dxa"/>
+          <w:left w:w="60" w:type="dxa"/>
+          <w:bottom w:w="20" w:type="dxa"/>
+          <w:right w:w="60" w:type="dxa"/>
+        </w:tblCellMar>
+        <w:tblLook w:firstColumn="1" w:firstRow="1" w:lastColumn="0" w:lastRow="0" w:noHBand="0" w:noVBand="1" w:val="04A0"/>
       </w:tblPr>
       <w:tblGrid>
         <w:gridCol w:w="619"/>
@@ -8489,15 +8489,6 @@
       <w:tblPr>
         <w:tblStyle w:val="TableGrid"/>
         <w:tblW w:type="dxa" w:w="10319"/>
-        <w:tblLayout w:type="fixed"/>
-        <w:tblLook w:firstColumn="1" w:firstRow="1" w:lastColumn="0" w:lastRow="0" w:noHBand="0" w:noVBand="1" w:val="04A0"/>
-        <w:tblCellMar>
-          <w:top w:w="20" w:type="dxa"/>
-          <w:left w:w="60" w:type="dxa"/>
-          <w:bottom w:w="20" w:type="dxa"/>
-          <w:right w:w="60" w:type="dxa"/>
-        </w:tblCellMar>
-        <w:tblLayout w:type="fixed"/>
         <w:tblBorders>
           <w:top w:val="single" w:sz="4" w:color="999999"/>
           <w:left w:val="single" w:sz="4" w:color="999999"/>
@@ -8506,6 +8497,15 @@
           <w:insideH w:val="single" w:sz="4" w:color="999999"/>
           <w:insideV w:val="single" w:sz="4" w:color="999999"/>
         </w:tblBorders>
+        <w:tblLayout w:type="fixed"/>
+        <w:tblLayout w:type="fixed"/>
+        <w:tblCellMar>
+          <w:top w:w="20" w:type="dxa"/>
+          <w:left w:w="60" w:type="dxa"/>
+          <w:bottom w:w="20" w:type="dxa"/>
+          <w:right w:w="60" w:type="dxa"/>
+        </w:tblCellMar>
+        <w:tblLook w:firstColumn="1" w:firstRow="1" w:lastColumn="0" w:lastRow="0" w:noHBand="0" w:noVBand="1" w:val="04A0"/>
       </w:tblPr>
       <w:tblGrid>
         <w:gridCol w:w="2270"/>
@@ -10218,10 +10218,10 @@
     <w:p>
       <w:pPr>
         <w:keepNext/>
-        <w:spacing w:before="160" w:after="60" w:line="264" w:lineRule="auto"/>
         <w:pBdr>
           <w:bottom w:val="single" w:sz="8" w:space="1" w:color="1F3864"/>
         </w:pBdr>
+        <w:spacing w:before="160" w:after="60" w:line="264" w:lineRule="auto"/>
       </w:pPr>
       <w:r>
         <w:rPr>
@@ -10269,15 +10269,6 @@
       <w:tblPr>
         <w:tblStyle w:val="TableGrid"/>
         <w:tblW w:type="dxa" w:w="10319"/>
-        <w:tblLayout w:type="fixed"/>
-        <w:tblLook w:firstColumn="1" w:firstRow="1" w:lastColumn="0" w:lastRow="0" w:noHBand="0" w:noVBand="1" w:val="04A0"/>
-        <w:tblCellMar>
-          <w:top w:w="20" w:type="dxa"/>
-          <w:left w:w="60" w:type="dxa"/>
-          <w:bottom w:w="20" w:type="dxa"/>
-          <w:right w:w="60" w:type="dxa"/>
-        </w:tblCellMar>
-        <w:tblLayout w:type="fixed"/>
         <w:tblBorders>
           <w:top w:val="single" w:sz="4" w:color="999999"/>
           <w:left w:val="single" w:sz="4" w:color="999999"/>
@@ -10286,6 +10277,15 @@
           <w:insideH w:val="single" w:sz="4" w:color="999999"/>
           <w:insideV w:val="single" w:sz="4" w:color="999999"/>
         </w:tblBorders>
+        <w:tblLayout w:type="fixed"/>
+        <w:tblLayout w:type="fixed"/>
+        <w:tblCellMar>
+          <w:top w:w="20" w:type="dxa"/>
+          <w:left w:w="60" w:type="dxa"/>
+          <w:bottom w:w="20" w:type="dxa"/>
+          <w:right w:w="60" w:type="dxa"/>
+        </w:tblCellMar>
+        <w:tblLook w:firstColumn="1" w:firstRow="1" w:lastColumn="0" w:lastRow="0" w:noHBand="0" w:noVBand="1" w:val="04A0"/>
       </w:tblPr>
       <w:tblGrid>
         <w:gridCol w:w="515"/>
@@ -10987,15 +10987,6 @@
       <w:tblPr>
         <w:tblStyle w:val="TableGrid"/>
         <w:tblW w:type="dxa" w:w="10319"/>
-        <w:tblLayout w:type="fixed"/>
-        <w:tblLook w:firstColumn="1" w:firstRow="1" w:lastColumn="0" w:lastRow="0" w:noHBand="0" w:noVBand="1" w:val="04A0"/>
-        <w:tblCellMar>
-          <w:top w:w="20" w:type="dxa"/>
-          <w:left w:w="60" w:type="dxa"/>
-          <w:bottom w:w="20" w:type="dxa"/>
-          <w:right w:w="60" w:type="dxa"/>
-        </w:tblCellMar>
-        <w:tblLayout w:type="fixed"/>
         <w:tblBorders>
           <w:top w:val="single" w:sz="4" w:color="999999"/>
           <w:left w:val="single" w:sz="4" w:color="999999"/>
@@ -11004,6 +10995,15 @@
           <w:insideH w:val="single" w:sz="4" w:color="999999"/>
           <w:insideV w:val="single" w:sz="4" w:color="999999"/>
         </w:tblBorders>
+        <w:tblLayout w:type="fixed"/>
+        <w:tblLayout w:type="fixed"/>
+        <w:tblCellMar>
+          <w:top w:w="20" w:type="dxa"/>
+          <w:left w:w="60" w:type="dxa"/>
+          <w:bottom w:w="20" w:type="dxa"/>
+          <w:right w:w="60" w:type="dxa"/>
+        </w:tblCellMar>
+        <w:tblLook w:firstColumn="1" w:firstRow="1" w:lastColumn="0" w:lastRow="0" w:noHBand="0" w:noVBand="1" w:val="04A0"/>
       </w:tblPr>
       <w:tblGrid>
         <w:gridCol w:w="412"/>
@@ -11494,15 +11494,6 @@
       <w:tblPr>
         <w:tblStyle w:val="TableGrid"/>
         <w:tblW w:type="dxa" w:w="10319"/>
-        <w:tblLayout w:type="fixed"/>
-        <w:tblLook w:firstColumn="1" w:firstRow="1" w:lastColumn="0" w:lastRow="0" w:noHBand="0" w:noVBand="1" w:val="04A0"/>
-        <w:tblCellMar>
-          <w:top w:w="20" w:type="dxa"/>
-          <w:left w:w="60" w:type="dxa"/>
-          <w:bottom w:w="20" w:type="dxa"/>
-          <w:right w:w="60" w:type="dxa"/>
-        </w:tblCellMar>
-        <w:tblLayout w:type="fixed"/>
         <w:tblBorders>
           <w:top w:val="single" w:sz="4" w:color="999999"/>
           <w:left w:val="single" w:sz="4" w:color="999999"/>
@@ -11511,6 +11502,15 @@
           <w:insideH w:val="single" w:sz="4" w:color="999999"/>
           <w:insideV w:val="single" w:sz="4" w:color="999999"/>
         </w:tblBorders>
+        <w:tblLayout w:type="fixed"/>
+        <w:tblLayout w:type="fixed"/>
+        <w:tblCellMar>
+          <w:top w:w="20" w:type="dxa"/>
+          <w:left w:w="60" w:type="dxa"/>
+          <w:bottom w:w="20" w:type="dxa"/>
+          <w:right w:w="60" w:type="dxa"/>
+        </w:tblCellMar>
+        <w:tblLook w:firstColumn="1" w:firstRow="1" w:lastColumn="0" w:lastRow="0" w:noHBand="0" w:noVBand="1" w:val="04A0"/>
       </w:tblPr>
       <w:tblGrid>
         <w:gridCol w:w="515"/>
@@ -12122,15 +12122,6 @@
       <w:tblPr>
         <w:tblStyle w:val="TableGrid"/>
         <w:tblW w:type="dxa" w:w="10319"/>
-        <w:tblLayout w:type="fixed"/>
-        <w:tblLook w:firstColumn="1" w:firstRow="1" w:lastColumn="0" w:lastRow="0" w:noHBand="0" w:noVBand="1" w:val="04A0"/>
-        <w:tblCellMar>
-          <w:top w:w="20" w:type="dxa"/>
-          <w:left w:w="60" w:type="dxa"/>
-          <w:bottom w:w="20" w:type="dxa"/>
-          <w:right w:w="60" w:type="dxa"/>
-        </w:tblCellMar>
-        <w:tblLayout w:type="fixed"/>
         <w:tblBorders>
           <w:top w:val="single" w:sz="4" w:color="999999"/>
           <w:left w:val="single" w:sz="4" w:color="999999"/>
@@ -12139,6 +12130,15 @@
           <w:insideH w:val="single" w:sz="4" w:color="999999"/>
           <w:insideV w:val="single" w:sz="4" w:color="999999"/>
         </w:tblBorders>
+        <w:tblLayout w:type="fixed"/>
+        <w:tblLayout w:type="fixed"/>
+        <w:tblCellMar>
+          <w:top w:w="20" w:type="dxa"/>
+          <w:left w:w="60" w:type="dxa"/>
+          <w:bottom w:w="20" w:type="dxa"/>
+          <w:right w:w="60" w:type="dxa"/>
+        </w:tblCellMar>
+        <w:tblLook w:firstColumn="1" w:firstRow="1" w:lastColumn="0" w:lastRow="0" w:noHBand="0" w:noVBand="1" w:val="04A0"/>
       </w:tblPr>
       <w:tblGrid>
         <w:gridCol w:w="412"/>
@@ -12667,15 +12667,6 @@
       <w:tblPr>
         <w:tblStyle w:val="TableGrid"/>
         <w:tblW w:type="dxa" w:w="10319"/>
-        <w:tblLayout w:type="fixed"/>
-        <w:tblLook w:firstColumn="1" w:firstRow="1" w:lastColumn="0" w:lastRow="0" w:noHBand="0" w:noVBand="1" w:val="04A0"/>
-        <w:tblCellMar>
-          <w:top w:w="20" w:type="dxa"/>
-          <w:left w:w="60" w:type="dxa"/>
-          <w:bottom w:w="20" w:type="dxa"/>
-          <w:right w:w="60" w:type="dxa"/>
-        </w:tblCellMar>
-        <w:tblLayout w:type="fixed"/>
         <w:tblBorders>
           <w:top w:val="single" w:sz="4" w:color="999999"/>
           <w:left w:val="single" w:sz="4" w:color="999999"/>
@@ -12684,6 +12675,15 @@
           <w:insideH w:val="single" w:sz="4" w:color="999999"/>
           <w:insideV w:val="single" w:sz="4" w:color="999999"/>
         </w:tblBorders>
+        <w:tblLayout w:type="fixed"/>
+        <w:tblLayout w:type="fixed"/>
+        <w:tblCellMar>
+          <w:top w:w="20" w:type="dxa"/>
+          <w:left w:w="60" w:type="dxa"/>
+          <w:bottom w:w="20" w:type="dxa"/>
+          <w:right w:w="60" w:type="dxa"/>
+        </w:tblCellMar>
+        <w:tblLook w:firstColumn="1" w:firstRow="1" w:lastColumn="0" w:lastRow="0" w:noHBand="0" w:noVBand="1" w:val="04A0"/>
       </w:tblPr>
       <w:tblGrid>
         <w:gridCol w:w="515"/>
@@ -13146,15 +13146,6 @@
       <w:tblPr>
         <w:tblStyle w:val="TableGrid"/>
         <w:tblW w:type="dxa" w:w="10319"/>
-        <w:tblLayout w:type="fixed"/>
-        <w:tblLook w:firstColumn="1" w:firstRow="1" w:lastColumn="0" w:lastRow="0" w:noHBand="0" w:noVBand="1" w:val="04A0"/>
-        <w:tblCellMar>
-          <w:top w:w="20" w:type="dxa"/>
-          <w:left w:w="60" w:type="dxa"/>
-          <w:bottom w:w="20" w:type="dxa"/>
-          <w:right w:w="60" w:type="dxa"/>
-        </w:tblCellMar>
-        <w:tblLayout w:type="fixed"/>
         <w:tblBorders>
           <w:top w:val="single" w:sz="4" w:color="999999"/>
           <w:left w:val="single" w:sz="4" w:color="999999"/>
@@ -13163,6 +13154,15 @@
           <w:insideH w:val="single" w:sz="4" w:color="999999"/>
           <w:insideV w:val="single" w:sz="4" w:color="999999"/>
         </w:tblBorders>
+        <w:tblLayout w:type="fixed"/>
+        <w:tblLayout w:type="fixed"/>
+        <w:tblCellMar>
+          <w:top w:w="20" w:type="dxa"/>
+          <w:left w:w="60" w:type="dxa"/>
+          <w:bottom w:w="20" w:type="dxa"/>
+          <w:right w:w="60" w:type="dxa"/>
+        </w:tblCellMar>
+        <w:tblLook w:firstColumn="1" w:firstRow="1" w:lastColumn="0" w:lastRow="0" w:noHBand="0" w:noVBand="1" w:val="04A0"/>
       </w:tblPr>
       <w:tblGrid>
         <w:gridCol w:w="412"/>
@@ -13520,15 +13520,6 @@
       <w:tblPr>
         <w:tblStyle w:val="TableGrid"/>
         <w:tblW w:type="dxa" w:w="10319"/>
-        <w:tblLayout w:type="fixed"/>
-        <w:tblLook w:firstColumn="1" w:firstRow="1" w:lastColumn="0" w:lastRow="0" w:noHBand="0" w:noVBand="1" w:val="04A0"/>
-        <w:tblCellMar>
-          <w:top w:w="20" w:type="dxa"/>
-          <w:left w:w="60" w:type="dxa"/>
-          <w:bottom w:w="20" w:type="dxa"/>
-          <w:right w:w="60" w:type="dxa"/>
-        </w:tblCellMar>
-        <w:tblLayout w:type="fixed"/>
         <w:tblBorders>
           <w:top w:val="single" w:sz="4" w:color="999999"/>
           <w:left w:val="single" w:sz="4" w:color="999999"/>
@@ -13537,6 +13528,15 @@
           <w:insideH w:val="single" w:sz="4" w:color="999999"/>
           <w:insideV w:val="single" w:sz="4" w:color="999999"/>
         </w:tblBorders>
+        <w:tblLayout w:type="fixed"/>
+        <w:tblLayout w:type="fixed"/>
+        <w:tblCellMar>
+          <w:top w:w="20" w:type="dxa"/>
+          <w:left w:w="60" w:type="dxa"/>
+          <w:bottom w:w="20" w:type="dxa"/>
+          <w:right w:w="60" w:type="dxa"/>
+        </w:tblCellMar>
+        <w:tblLook w:firstColumn="1" w:firstRow="1" w:lastColumn="0" w:lastRow="0" w:noHBand="0" w:noVBand="1" w:val="04A0"/>
       </w:tblPr>
       <w:tblGrid>
         <w:gridCol w:w="515"/>
@@ -14042,15 +14042,6 @@
       <w:tblPr>
         <w:tblStyle w:val="TableGrid"/>
         <w:tblW w:type="dxa" w:w="10319"/>
-        <w:tblLayout w:type="fixed"/>
-        <w:tblLook w:firstColumn="1" w:firstRow="1" w:lastColumn="0" w:lastRow="0" w:noHBand="0" w:noVBand="1" w:val="04A0"/>
-        <w:tblCellMar>
-          <w:top w:w="20" w:type="dxa"/>
-          <w:left w:w="60" w:type="dxa"/>
-          <w:bottom w:w="20" w:type="dxa"/>
-          <w:right w:w="60" w:type="dxa"/>
-        </w:tblCellMar>
-        <w:tblLayout w:type="fixed"/>
         <w:tblBorders>
           <w:top w:val="single" w:sz="4" w:color="999999"/>
           <w:left w:val="single" w:sz="4" w:color="999999"/>
@@ -14059,6 +14050,15 @@
           <w:insideH w:val="single" w:sz="4" w:color="999999"/>
           <w:insideV w:val="single" w:sz="4" w:color="999999"/>
         </w:tblBorders>
+        <w:tblLayout w:type="fixed"/>
+        <w:tblLayout w:type="fixed"/>
+        <w:tblCellMar>
+          <w:top w:w="20" w:type="dxa"/>
+          <w:left w:w="60" w:type="dxa"/>
+          <w:bottom w:w="20" w:type="dxa"/>
+          <w:right w:w="60" w:type="dxa"/>
+        </w:tblCellMar>
+        <w:tblLook w:firstColumn="1" w:firstRow="1" w:lastColumn="0" w:lastRow="0" w:noHBand="0" w:noVBand="1" w:val="04A0"/>
       </w:tblPr>
       <w:tblGrid>
         <w:gridCol w:w="412"/>
@@ -14435,15 +14435,6 @@
       <w:tblPr>
         <w:tblStyle w:val="TableGrid"/>
         <w:tblW w:type="dxa" w:w="10319"/>
-        <w:tblLayout w:type="fixed"/>
-        <w:tblLook w:firstColumn="1" w:firstRow="1" w:lastColumn="0" w:lastRow="0" w:noHBand="0" w:noVBand="1" w:val="04A0"/>
-        <w:tblCellMar>
-          <w:top w:w="20" w:type="dxa"/>
-          <w:left w:w="60" w:type="dxa"/>
-          <w:bottom w:w="20" w:type="dxa"/>
-          <w:right w:w="60" w:type="dxa"/>
-        </w:tblCellMar>
-        <w:tblLayout w:type="fixed"/>
         <w:tblBorders>
           <w:top w:val="single" w:sz="4" w:color="999999"/>
           <w:left w:val="single" w:sz="4" w:color="999999"/>
@@ -14452,6 +14443,15 @@
           <w:insideH w:val="single" w:sz="4" w:color="999999"/>
           <w:insideV w:val="single" w:sz="4" w:color="999999"/>
         </w:tblBorders>
+        <w:tblLayout w:type="fixed"/>
+        <w:tblLayout w:type="fixed"/>
+        <w:tblCellMar>
+          <w:top w:w="20" w:type="dxa"/>
+          <w:left w:w="60" w:type="dxa"/>
+          <w:bottom w:w="20" w:type="dxa"/>
+          <w:right w:w="60" w:type="dxa"/>
+        </w:tblCellMar>
+        <w:tblLook w:firstColumn="1" w:firstRow="1" w:lastColumn="0" w:lastRow="0" w:noHBand="0" w:noVBand="1" w:val="04A0"/>
       </w:tblPr>
       <w:tblGrid>
         <w:gridCol w:w="515"/>
@@ -14843,15 +14843,6 @@
       <w:tblPr>
         <w:tblStyle w:val="TableGrid"/>
         <w:tblW w:type="dxa" w:w="10319"/>
-        <w:tblLayout w:type="fixed"/>
-        <w:tblLook w:firstColumn="1" w:firstRow="1" w:lastColumn="0" w:lastRow="0" w:noHBand="0" w:noVBand="1" w:val="04A0"/>
-        <w:tblCellMar>
-          <w:top w:w="20" w:type="dxa"/>
-          <w:left w:w="60" w:type="dxa"/>
-          <w:bottom w:w="20" w:type="dxa"/>
-          <w:right w:w="60" w:type="dxa"/>
-        </w:tblCellMar>
-        <w:tblLayout w:type="fixed"/>
         <w:tblBorders>
           <w:top w:val="single" w:sz="4" w:color="999999"/>
           <w:left w:val="single" w:sz="4" w:color="999999"/>
@@ -14860,6 +14851,15 @@
           <w:insideH w:val="single" w:sz="4" w:color="999999"/>
           <w:insideV w:val="single" w:sz="4" w:color="999999"/>
         </w:tblBorders>
+        <w:tblLayout w:type="fixed"/>
+        <w:tblLayout w:type="fixed"/>
+        <w:tblCellMar>
+          <w:top w:w="20" w:type="dxa"/>
+          <w:left w:w="60" w:type="dxa"/>
+          <w:bottom w:w="20" w:type="dxa"/>
+          <w:right w:w="60" w:type="dxa"/>
+        </w:tblCellMar>
+        <w:tblLook w:firstColumn="1" w:firstRow="1" w:lastColumn="0" w:lastRow="0" w:noHBand="0" w:noVBand="1" w:val="04A0"/>
       </w:tblPr>
       <w:tblGrid>
         <w:gridCol w:w="412"/>
@@ -15179,15 +15179,6 @@
       <w:tblPr>
         <w:tblStyle w:val="TableGrid"/>
         <w:tblW w:type="dxa" w:w="10319"/>
-        <w:tblLayout w:type="fixed"/>
-        <w:tblLook w:firstColumn="1" w:firstRow="1" w:lastColumn="0" w:lastRow="0" w:noHBand="0" w:noVBand="1" w:val="04A0"/>
-        <w:tblCellMar>
-          <w:top w:w="20" w:type="dxa"/>
-          <w:left w:w="60" w:type="dxa"/>
-          <w:bottom w:w="20" w:type="dxa"/>
-          <w:right w:w="60" w:type="dxa"/>
-        </w:tblCellMar>
-        <w:tblLayout w:type="fixed"/>
         <w:tblBorders>
           <w:top w:val="single" w:sz="4" w:color="999999"/>
           <w:left w:val="single" w:sz="4" w:color="999999"/>
@@ -15196,6 +15187,15 @@
           <w:insideH w:val="single" w:sz="4" w:color="999999"/>
           <w:insideV w:val="single" w:sz="4" w:color="999999"/>
         </w:tblBorders>
+        <w:tblLayout w:type="fixed"/>
+        <w:tblLayout w:type="fixed"/>
+        <w:tblCellMar>
+          <w:top w:w="20" w:type="dxa"/>
+          <w:left w:w="60" w:type="dxa"/>
+          <w:bottom w:w="20" w:type="dxa"/>
+          <w:right w:w="60" w:type="dxa"/>
+        </w:tblCellMar>
+        <w:tblLook w:firstColumn="1" w:firstRow="1" w:lastColumn="0" w:lastRow="0" w:noHBand="0" w:noVBand="1" w:val="04A0"/>
       </w:tblPr>
       <w:tblGrid>
         <w:gridCol w:w="515"/>
@@ -15587,15 +15587,6 @@
       <w:tblPr>
         <w:tblStyle w:val="TableGrid"/>
         <w:tblW w:type="dxa" w:w="10319"/>
-        <w:tblLayout w:type="fixed"/>
-        <w:tblLook w:firstColumn="1" w:firstRow="1" w:lastColumn="0" w:lastRow="0" w:noHBand="0" w:noVBand="1" w:val="04A0"/>
-        <w:tblCellMar>
-          <w:top w:w="20" w:type="dxa"/>
-          <w:left w:w="60" w:type="dxa"/>
-          <w:bottom w:w="20" w:type="dxa"/>
-          <w:right w:w="60" w:type="dxa"/>
-        </w:tblCellMar>
-        <w:tblLayout w:type="fixed"/>
         <w:tblBorders>
           <w:top w:val="single" w:sz="4" w:color="999999"/>
           <w:left w:val="single" w:sz="4" w:color="999999"/>
@@ -15604,6 +15595,15 @@
           <w:insideH w:val="single" w:sz="4" w:color="999999"/>
           <w:insideV w:val="single" w:sz="4" w:color="999999"/>
         </w:tblBorders>
+        <w:tblLayout w:type="fixed"/>
+        <w:tblLayout w:type="fixed"/>
+        <w:tblCellMar>
+          <w:top w:w="20" w:type="dxa"/>
+          <w:left w:w="60" w:type="dxa"/>
+          <w:bottom w:w="20" w:type="dxa"/>
+          <w:right w:w="60" w:type="dxa"/>
+        </w:tblCellMar>
+        <w:tblLook w:firstColumn="1" w:firstRow="1" w:lastColumn="0" w:lastRow="0" w:noHBand="0" w:noVBand="1" w:val="04A0"/>
       </w:tblPr>
       <w:tblGrid>
         <w:gridCol w:w="412"/>
@@ -15927,15 +15927,6 @@
       <w:tblPr>
         <w:tblStyle w:val="TableGrid"/>
         <w:tblW w:type="dxa" w:w="10319"/>
-        <w:tblLayout w:type="fixed"/>
-        <w:tblLook w:firstColumn="1" w:firstRow="1" w:lastColumn="0" w:lastRow="0" w:noHBand="0" w:noVBand="1" w:val="04A0"/>
-        <w:tblCellMar>
-          <w:top w:w="20" w:type="dxa"/>
-          <w:left w:w="60" w:type="dxa"/>
-          <w:bottom w:w="20" w:type="dxa"/>
-          <w:right w:w="60" w:type="dxa"/>
-        </w:tblCellMar>
-        <w:tblLayout w:type="fixed"/>
         <w:tblBorders>
           <w:top w:val="single" w:sz="4" w:color="999999"/>
           <w:left w:val="single" w:sz="4" w:color="999999"/>
@@ -15944,6 +15935,15 @@
           <w:insideH w:val="single" w:sz="4" w:color="999999"/>
           <w:insideV w:val="single" w:sz="4" w:color="999999"/>
         </w:tblBorders>
+        <w:tblLayout w:type="fixed"/>
+        <w:tblLayout w:type="fixed"/>
+        <w:tblCellMar>
+          <w:top w:w="20" w:type="dxa"/>
+          <w:left w:w="60" w:type="dxa"/>
+          <w:bottom w:w="20" w:type="dxa"/>
+          <w:right w:w="60" w:type="dxa"/>
+        </w:tblCellMar>
+        <w:tblLook w:firstColumn="1" w:firstRow="1" w:lastColumn="0" w:lastRow="0" w:noHBand="0" w:noVBand="1" w:val="04A0"/>
       </w:tblPr>
       <w:tblGrid>
         <w:gridCol w:w="619"/>
@@ -17099,10 +17099,10 @@
     <w:p>
       <w:pPr>
         <w:keepNext/>
-        <w:spacing w:before="160" w:after="60" w:line="264" w:lineRule="auto"/>
         <w:pBdr>
           <w:bottom w:val="single" w:sz="8" w:space="1" w:color="1F3864"/>
         </w:pBdr>
+        <w:spacing w:before="160" w:after="60" w:line="264" w:lineRule="auto"/>
       </w:pPr>
       <w:r>
         <w:rPr>
@@ -17150,15 +17150,6 @@
       <w:tblPr>
         <w:tblStyle w:val="TableGrid"/>
         <w:tblW w:type="dxa" w:w="10319"/>
-        <w:tblLayout w:type="fixed"/>
-        <w:tblLook w:firstColumn="1" w:firstRow="1" w:lastColumn="0" w:lastRow="0" w:noHBand="0" w:noVBand="1" w:val="04A0"/>
-        <w:tblCellMar>
-          <w:top w:w="20" w:type="dxa"/>
-          <w:left w:w="60" w:type="dxa"/>
-          <w:bottom w:w="20" w:type="dxa"/>
-          <w:right w:w="60" w:type="dxa"/>
-        </w:tblCellMar>
-        <w:tblLayout w:type="fixed"/>
         <w:tblBorders>
           <w:top w:val="single" w:sz="4" w:color="999999"/>
           <w:left w:val="single" w:sz="4" w:color="999999"/>
@@ -17167,6 +17158,15 @@
           <w:insideH w:val="single" w:sz="4" w:color="999999"/>
           <w:insideV w:val="single" w:sz="4" w:color="999999"/>
         </w:tblBorders>
+        <w:tblLayout w:type="fixed"/>
+        <w:tblLayout w:type="fixed"/>
+        <w:tblCellMar>
+          <w:top w:w="20" w:type="dxa"/>
+          <w:left w:w="60" w:type="dxa"/>
+          <w:bottom w:w="20" w:type="dxa"/>
+          <w:right w:w="60" w:type="dxa"/>
+        </w:tblCellMar>
+        <w:tblLook w:firstColumn="1" w:firstRow="1" w:lastColumn="0" w:lastRow="0" w:noHBand="0" w:noVBand="1" w:val="04A0"/>
       </w:tblPr>
       <w:tblGrid>
         <w:gridCol w:w="412"/>
@@ -17594,15 +17594,6 @@
       <w:tblPr>
         <w:tblStyle w:val="TableGrid"/>
         <w:tblW w:type="dxa" w:w="10319"/>
-        <w:tblLayout w:type="fixed"/>
-        <w:tblLook w:firstColumn="1" w:firstRow="1" w:lastColumn="0" w:lastRow="0" w:noHBand="0" w:noVBand="1" w:val="04A0"/>
-        <w:tblCellMar>
-          <w:top w:w="20" w:type="dxa"/>
-          <w:left w:w="60" w:type="dxa"/>
-          <w:bottom w:w="20" w:type="dxa"/>
-          <w:right w:w="60" w:type="dxa"/>
-        </w:tblCellMar>
-        <w:tblLayout w:type="fixed"/>
         <w:tblBorders>
           <w:top w:val="single" w:sz="4" w:color="999999"/>
           <w:left w:val="single" w:sz="4" w:color="999999"/>
@@ -17611,6 +17602,15 @@
           <w:insideH w:val="single" w:sz="4" w:color="999999"/>
           <w:insideV w:val="single" w:sz="4" w:color="999999"/>
         </w:tblBorders>
+        <w:tblLayout w:type="fixed"/>
+        <w:tblLayout w:type="fixed"/>
+        <w:tblCellMar>
+          <w:top w:w="20" w:type="dxa"/>
+          <w:left w:w="60" w:type="dxa"/>
+          <w:bottom w:w="20" w:type="dxa"/>
+          <w:right w:w="60" w:type="dxa"/>
+        </w:tblCellMar>
+        <w:tblLook w:firstColumn="1" w:firstRow="1" w:lastColumn="0" w:lastRow="0" w:noHBand="0" w:noVBand="1" w:val="04A0"/>
       </w:tblPr>
       <w:tblGrid>
         <w:gridCol w:w="1444"/>
@@ -18297,15 +18297,6 @@
       <w:tblPr>
         <w:tblStyle w:val="TableGrid"/>
         <w:tblW w:type="dxa" w:w="10319"/>
-        <w:tblLayout w:type="fixed"/>
-        <w:tblLook w:firstColumn="1" w:firstRow="1" w:lastColumn="0" w:lastRow="0" w:noHBand="0" w:noVBand="1" w:val="04A0"/>
-        <w:tblCellMar>
-          <w:top w:w="20" w:type="dxa"/>
-          <w:left w:w="60" w:type="dxa"/>
-          <w:bottom w:w="20" w:type="dxa"/>
-          <w:right w:w="60" w:type="dxa"/>
-        </w:tblCellMar>
-        <w:tblLayout w:type="fixed"/>
         <w:tblBorders>
           <w:top w:val="single" w:sz="4" w:color="999999"/>
           <w:left w:val="single" w:sz="4" w:color="999999"/>
@@ -18314,6 +18305,15 @@
           <w:insideH w:val="single" w:sz="4" w:color="999999"/>
           <w:insideV w:val="single" w:sz="4" w:color="999999"/>
         </w:tblBorders>
+        <w:tblLayout w:type="fixed"/>
+        <w:tblLayout w:type="fixed"/>
+        <w:tblCellMar>
+          <w:top w:w="20" w:type="dxa"/>
+          <w:left w:w="60" w:type="dxa"/>
+          <w:bottom w:w="20" w:type="dxa"/>
+          <w:right w:w="60" w:type="dxa"/>
+        </w:tblCellMar>
+        <w:tblLook w:firstColumn="1" w:firstRow="1" w:lastColumn="0" w:lastRow="0" w:noHBand="0" w:noVBand="1" w:val="04A0"/>
       </w:tblPr>
       <w:tblGrid>
         <w:gridCol w:w="1651"/>
@@ -18645,15 +18645,6 @@
       <w:tblPr>
         <w:tblStyle w:val="TableGrid"/>
         <w:tblW w:type="dxa" w:w="10319"/>
-        <w:tblLayout w:type="fixed"/>
-        <w:tblLook w:firstColumn="1" w:firstRow="1" w:lastColumn="0" w:lastRow="0" w:noHBand="0" w:noVBand="1" w:val="04A0"/>
-        <w:tblCellMar>
-          <w:top w:w="20" w:type="dxa"/>
-          <w:left w:w="60" w:type="dxa"/>
-          <w:bottom w:w="20" w:type="dxa"/>
-          <w:right w:w="60" w:type="dxa"/>
-        </w:tblCellMar>
-        <w:tblLayout w:type="fixed"/>
         <w:tblBorders>
           <w:top w:val="single" w:sz="4" w:color="999999"/>
           <w:left w:val="single" w:sz="4" w:color="999999"/>
@@ -18662,6 +18653,15 @@
           <w:insideH w:val="single" w:sz="4" w:color="999999"/>
           <w:insideV w:val="single" w:sz="4" w:color="999999"/>
         </w:tblBorders>
+        <w:tblLayout w:type="fixed"/>
+        <w:tblLayout w:type="fixed"/>
+        <w:tblCellMar>
+          <w:top w:w="20" w:type="dxa"/>
+          <w:left w:w="60" w:type="dxa"/>
+          <w:bottom w:w="20" w:type="dxa"/>
+          <w:right w:w="60" w:type="dxa"/>
+        </w:tblCellMar>
+        <w:tblLook w:firstColumn="1" w:firstRow="1" w:lastColumn="0" w:lastRow="0" w:noHBand="0" w:noVBand="1" w:val="04A0"/>
       </w:tblPr>
       <w:tblGrid>
         <w:gridCol w:w="1031"/>
@@ -19365,15 +19365,6 @@
       <w:tblPr>
         <w:tblStyle w:val="TableGrid"/>
         <w:tblW w:type="dxa" w:w="10319"/>
-        <w:tblLayout w:type="fixed"/>
-        <w:tblLook w:firstColumn="1" w:firstRow="1" w:lastColumn="0" w:lastRow="0" w:noHBand="0" w:noVBand="1" w:val="04A0"/>
-        <w:tblCellMar>
-          <w:top w:w="20" w:type="dxa"/>
-          <w:left w:w="60" w:type="dxa"/>
-          <w:bottom w:w="20" w:type="dxa"/>
-          <w:right w:w="60" w:type="dxa"/>
-        </w:tblCellMar>
-        <w:tblLayout w:type="fixed"/>
         <w:tblBorders>
           <w:top w:val="single" w:sz="4" w:color="999999"/>
           <w:left w:val="single" w:sz="4" w:color="999999"/>
@@ -19382,6 +19373,15 @@
           <w:insideH w:val="single" w:sz="4" w:color="999999"/>
           <w:insideV w:val="single" w:sz="4" w:color="999999"/>
         </w:tblBorders>
+        <w:tblLayout w:type="fixed"/>
+        <w:tblLayout w:type="fixed"/>
+        <w:tblCellMar>
+          <w:top w:w="20" w:type="dxa"/>
+          <w:left w:w="60" w:type="dxa"/>
+          <w:bottom w:w="20" w:type="dxa"/>
+          <w:right w:w="60" w:type="dxa"/>
+        </w:tblCellMar>
+        <w:tblLook w:firstColumn="1" w:firstRow="1" w:lastColumn="0" w:lastRow="0" w:noHBand="0" w:noVBand="1" w:val="04A0"/>
       </w:tblPr>
       <w:tblGrid>
         <w:gridCol w:w="3714"/>
@@ -19824,15 +19824,6 @@
       <w:tblPr>
         <w:tblStyle w:val="TableGrid"/>
         <w:tblW w:type="dxa" w:w="10319"/>
-        <w:tblLayout w:type="fixed"/>
-        <w:tblLook w:firstColumn="1" w:firstRow="1" w:lastColumn="0" w:lastRow="0" w:noHBand="0" w:noVBand="1" w:val="04A0"/>
-        <w:tblCellMar>
-          <w:top w:w="20" w:type="dxa"/>
-          <w:left w:w="60" w:type="dxa"/>
-          <w:bottom w:w="20" w:type="dxa"/>
-          <w:right w:w="60" w:type="dxa"/>
-        </w:tblCellMar>
-        <w:tblLayout w:type="fixed"/>
         <w:tblBorders>
           <w:top w:val="single" w:sz="4" w:color="999999"/>
           <w:left w:val="single" w:sz="4" w:color="999999"/>
@@ -19841,6 +19832,15 @@
           <w:insideH w:val="single" w:sz="4" w:color="999999"/>
           <w:insideV w:val="single" w:sz="4" w:color="999999"/>
         </w:tblBorders>
+        <w:tblLayout w:type="fixed"/>
+        <w:tblLayout w:type="fixed"/>
+        <w:tblCellMar>
+          <w:top w:w="20" w:type="dxa"/>
+          <w:left w:w="60" w:type="dxa"/>
+          <w:bottom w:w="20" w:type="dxa"/>
+          <w:right w:w="60" w:type="dxa"/>
+        </w:tblCellMar>
+        <w:tblLook w:firstColumn="1" w:firstRow="1" w:lastColumn="0" w:lastRow="0" w:noHBand="0" w:noVBand="1" w:val="04A0"/>
       </w:tblPr>
       <w:tblGrid>
         <w:gridCol w:w="1031"/>
@@ -20427,15 +20427,6 @@
       <w:tblPr>
         <w:tblStyle w:val="TableGrid"/>
         <w:tblW w:type="dxa" w:w="10319"/>
-        <w:tblLayout w:type="fixed"/>
-        <w:tblLook w:firstColumn="1" w:firstRow="1" w:lastColumn="0" w:lastRow="0" w:noHBand="0" w:noVBand="1" w:val="04A0"/>
-        <w:tblCellMar>
-          <w:top w:w="20" w:type="dxa"/>
-          <w:left w:w="60" w:type="dxa"/>
-          <w:bottom w:w="20" w:type="dxa"/>
-          <w:right w:w="60" w:type="dxa"/>
-        </w:tblCellMar>
-        <w:tblLayout w:type="fixed"/>
         <w:tblBorders>
           <w:top w:val="single" w:sz="4" w:color="999999"/>
           <w:left w:val="single" w:sz="4" w:color="999999"/>
@@ -20444,6 +20435,15 @@
           <w:insideH w:val="single" w:sz="4" w:color="999999"/>
           <w:insideV w:val="single" w:sz="4" w:color="999999"/>
         </w:tblBorders>
+        <w:tblLayout w:type="fixed"/>
+        <w:tblLayout w:type="fixed"/>
+        <w:tblCellMar>
+          <w:top w:w="20" w:type="dxa"/>
+          <w:left w:w="60" w:type="dxa"/>
+          <w:bottom w:w="20" w:type="dxa"/>
+          <w:right w:w="60" w:type="dxa"/>
+        </w:tblCellMar>
+        <w:tblLook w:firstColumn="1" w:firstRow="1" w:lastColumn="0" w:lastRow="0" w:noHBand="0" w:noVBand="1" w:val="04A0"/>
       </w:tblPr>
       <w:tblGrid>
         <w:gridCol w:w="1031"/>
@@ -21194,15 +21194,6 @@
       <w:tblPr>
         <w:tblStyle w:val="TableGrid"/>
         <w:tblW w:type="dxa" w:w="10319"/>
-        <w:tblLayout w:type="fixed"/>
-        <w:tblLook w:firstColumn="1" w:firstRow="1" w:lastColumn="0" w:lastRow="0" w:noHBand="0" w:noVBand="1" w:val="04A0"/>
-        <w:tblCellMar>
-          <w:top w:w="20" w:type="dxa"/>
-          <w:left w:w="60" w:type="dxa"/>
-          <w:bottom w:w="20" w:type="dxa"/>
-          <w:right w:w="60" w:type="dxa"/>
-        </w:tblCellMar>
-        <w:tblLayout w:type="fixed"/>
         <w:tblBorders>
           <w:top w:val="single" w:sz="4" w:color="999999"/>
           <w:left w:val="single" w:sz="4" w:color="999999"/>
@@ -21211,6 +21202,15 @@
           <w:insideH w:val="single" w:sz="4" w:color="999999"/>
           <w:insideV w:val="single" w:sz="4" w:color="999999"/>
         </w:tblBorders>
+        <w:tblLayout w:type="fixed"/>
+        <w:tblLayout w:type="fixed"/>
+        <w:tblCellMar>
+          <w:top w:w="20" w:type="dxa"/>
+          <w:left w:w="60" w:type="dxa"/>
+          <w:bottom w:w="20" w:type="dxa"/>
+          <w:right w:w="60" w:type="dxa"/>
+        </w:tblCellMar>
+        <w:tblLook w:firstColumn="1" w:firstRow="1" w:lastColumn="0" w:lastRow="0" w:noHBand="0" w:noVBand="1" w:val="04A0"/>
       </w:tblPr>
       <w:tblGrid>
         <w:gridCol w:w="4127"/>
@@ -21640,15 +21640,6 @@
       <w:tblPr>
         <w:tblStyle w:val="TableGrid"/>
         <w:tblW w:type="dxa" w:w="10319"/>
-        <w:tblLayout w:type="fixed"/>
-        <w:tblLook w:firstColumn="1" w:firstRow="1" w:lastColumn="0" w:lastRow="0" w:noHBand="0" w:noVBand="1" w:val="04A0"/>
-        <w:tblCellMar>
-          <w:top w:w="20" w:type="dxa"/>
-          <w:left w:w="60" w:type="dxa"/>
-          <w:bottom w:w="20" w:type="dxa"/>
-          <w:right w:w="60" w:type="dxa"/>
-        </w:tblCellMar>
-        <w:tblLayout w:type="fixed"/>
         <w:tblBorders>
           <w:top w:val="single" w:sz="4" w:color="999999"/>
           <w:left w:val="single" w:sz="4" w:color="999999"/>
@@ -21657,6 +21648,15 @@
           <w:insideH w:val="single" w:sz="4" w:color="999999"/>
           <w:insideV w:val="single" w:sz="4" w:color="999999"/>
         </w:tblBorders>
+        <w:tblLayout w:type="fixed"/>
+        <w:tblLayout w:type="fixed"/>
+        <w:tblCellMar>
+          <w:top w:w="20" w:type="dxa"/>
+          <w:left w:w="60" w:type="dxa"/>
+          <w:bottom w:w="20" w:type="dxa"/>
+          <w:right w:w="60" w:type="dxa"/>
+        </w:tblCellMar>
+        <w:tblLook w:firstColumn="1" w:firstRow="1" w:lastColumn="0" w:lastRow="0" w:noHBand="0" w:noVBand="1" w:val="04A0"/>
       </w:tblPr>
       <w:tblGrid>
         <w:gridCol w:w="1031"/>
@@ -22314,15 +22314,6 @@
       <w:tblPr>
         <w:tblStyle w:val="TableGrid"/>
         <w:tblW w:type="dxa" w:w="10319"/>
-        <w:tblLayout w:type="fixed"/>
-        <w:tblLook w:firstColumn="1" w:firstRow="1" w:lastColumn="0" w:lastRow="0" w:noHBand="0" w:noVBand="1" w:val="04A0"/>
-        <w:tblCellMar>
-          <w:top w:w="20" w:type="dxa"/>
-          <w:left w:w="60" w:type="dxa"/>
-          <w:bottom w:w="20" w:type="dxa"/>
-          <w:right w:w="60" w:type="dxa"/>
-        </w:tblCellMar>
-        <w:tblLayout w:type="fixed"/>
         <w:tblBorders>
           <w:top w:val="single" w:sz="4" w:color="999999"/>
           <w:left w:val="single" w:sz="4" w:color="999999"/>
@@ -22331,6 +22322,15 @@
           <w:insideH w:val="single" w:sz="4" w:color="999999"/>
           <w:insideV w:val="single" w:sz="4" w:color="999999"/>
         </w:tblBorders>
+        <w:tblLayout w:type="fixed"/>
+        <w:tblLayout w:type="fixed"/>
+        <w:tblCellMar>
+          <w:top w:w="20" w:type="dxa"/>
+          <w:left w:w="60" w:type="dxa"/>
+          <w:bottom w:w="20" w:type="dxa"/>
+          <w:right w:w="60" w:type="dxa"/>
+        </w:tblCellMar>
+        <w:tblLook w:firstColumn="1" w:firstRow="1" w:lastColumn="0" w:lastRow="0" w:noHBand="0" w:noVBand="1" w:val="04A0"/>
       </w:tblPr>
       <w:tblGrid>
         <w:gridCol w:w="4127"/>
@@ -22820,15 +22820,6 @@
       <w:tblPr>
         <w:tblStyle w:val="TableGrid"/>
         <w:tblW w:type="dxa" w:w="10319"/>
-        <w:tblLayout w:type="fixed"/>
-        <w:tblLook w:firstColumn="1" w:firstRow="1" w:lastColumn="0" w:lastRow="0" w:noHBand="0" w:noVBand="1" w:val="04A0"/>
-        <w:tblCellMar>
-          <w:top w:w="20" w:type="dxa"/>
-          <w:left w:w="60" w:type="dxa"/>
-          <w:bottom w:w="20" w:type="dxa"/>
-          <w:right w:w="60" w:type="dxa"/>
-        </w:tblCellMar>
-        <w:tblLayout w:type="fixed"/>
         <w:tblBorders>
           <w:top w:val="single" w:sz="4" w:color="999999"/>
           <w:left w:val="single" w:sz="4" w:color="999999"/>
@@ -22837,6 +22828,15 @@
           <w:insideH w:val="single" w:sz="4" w:color="999999"/>
           <w:insideV w:val="single" w:sz="4" w:color="999999"/>
         </w:tblBorders>
+        <w:tblLayout w:type="fixed"/>
+        <w:tblLayout w:type="fixed"/>
+        <w:tblCellMar>
+          <w:top w:w="20" w:type="dxa"/>
+          <w:left w:w="60" w:type="dxa"/>
+          <w:bottom w:w="20" w:type="dxa"/>
+          <w:right w:w="60" w:type="dxa"/>
+        </w:tblCellMar>
+        <w:tblLook w:firstColumn="1" w:firstRow="1" w:lastColumn="0" w:lastRow="0" w:noHBand="0" w:noVBand="1" w:val="04A0"/>
       </w:tblPr>
       <w:tblGrid>
         <w:gridCol w:w="1031"/>
@@ -23419,10 +23419,10 @@
     <w:p>
       <w:pPr>
         <w:keepNext/>
-        <w:spacing w:before="160" w:after="60" w:line="264" w:lineRule="auto"/>
         <w:pBdr>
           <w:bottom w:val="single" w:sz="8" w:space="1" w:color="1F3864"/>
         </w:pBdr>
+        <w:spacing w:before="160" w:after="60" w:line="264" w:lineRule="auto"/>
       </w:pPr>
       <w:r>
         <w:rPr>
@@ -23470,15 +23470,6 @@
       <w:tblPr>
         <w:tblStyle w:val="TableGrid"/>
         <w:tblW w:type="dxa" w:w="10319"/>
-        <w:tblLayout w:type="fixed"/>
-        <w:tblLook w:firstColumn="1" w:firstRow="1" w:lastColumn="0" w:lastRow="0" w:noHBand="0" w:noVBand="1" w:val="04A0"/>
-        <w:tblCellMar>
-          <w:top w:w="20" w:type="dxa"/>
-          <w:left w:w="60" w:type="dxa"/>
-          <w:bottom w:w="20" w:type="dxa"/>
-          <w:right w:w="60" w:type="dxa"/>
-        </w:tblCellMar>
-        <w:tblLayout w:type="fixed"/>
         <w:tblBorders>
           <w:top w:val="single" w:sz="4" w:color="999999"/>
           <w:left w:val="single" w:sz="4" w:color="999999"/>
@@ -23487,6 +23478,15 @@
           <w:insideH w:val="single" w:sz="4" w:color="999999"/>
           <w:insideV w:val="single" w:sz="4" w:color="999999"/>
         </w:tblBorders>
+        <w:tblLayout w:type="fixed"/>
+        <w:tblLayout w:type="fixed"/>
+        <w:tblCellMar>
+          <w:top w:w="20" w:type="dxa"/>
+          <w:left w:w="60" w:type="dxa"/>
+          <w:bottom w:w="20" w:type="dxa"/>
+          <w:right w:w="60" w:type="dxa"/>
+        </w:tblCellMar>
+        <w:tblLook w:firstColumn="1" w:firstRow="1" w:lastColumn="0" w:lastRow="0" w:noHBand="0" w:noVBand="1" w:val="04A0"/>
       </w:tblPr>
       <w:tblGrid>
         <w:gridCol w:w="412"/>
@@ -24471,15 +24471,6 @@
       <w:tblPr>
         <w:tblStyle w:val="TableGrid"/>
         <w:tblW w:type="dxa" w:w="10319"/>
-        <w:tblLayout w:type="fixed"/>
-        <w:tblLook w:firstColumn="1" w:firstRow="1" w:lastColumn="0" w:lastRow="0" w:noHBand="0" w:noVBand="1" w:val="04A0"/>
-        <w:tblCellMar>
-          <w:top w:w="20" w:type="dxa"/>
-          <w:left w:w="60" w:type="dxa"/>
-          <w:bottom w:w="20" w:type="dxa"/>
-          <w:right w:w="60" w:type="dxa"/>
-        </w:tblCellMar>
-        <w:tblLayout w:type="fixed"/>
         <w:tblBorders>
           <w:top w:val="single" w:sz="4" w:color="999999"/>
           <w:left w:val="single" w:sz="4" w:color="999999"/>
@@ -24488,6 +24479,15 @@
           <w:insideH w:val="single" w:sz="4" w:color="999999"/>
           <w:insideV w:val="single" w:sz="4" w:color="999999"/>
         </w:tblBorders>
+        <w:tblLayout w:type="fixed"/>
+        <w:tblLayout w:type="fixed"/>
+        <w:tblCellMar>
+          <w:top w:w="20" w:type="dxa"/>
+          <w:left w:w="60" w:type="dxa"/>
+          <w:bottom w:w="20" w:type="dxa"/>
+          <w:right w:w="60" w:type="dxa"/>
+        </w:tblCellMar>
+        <w:tblLook w:firstColumn="1" w:firstRow="1" w:lastColumn="0" w:lastRow="0" w:noHBand="0" w:noVBand="1" w:val="04A0"/>
       </w:tblPr>
       <w:tblGrid>
         <w:gridCol w:w="619"/>
@@ -24843,15 +24843,6 @@
       <w:tblPr>
         <w:tblStyle w:val="TableGrid"/>
         <w:tblW w:type="dxa" w:w="10319"/>
-        <w:tblLayout w:type="fixed"/>
-        <w:tblLook w:firstColumn="1" w:firstRow="1" w:lastColumn="0" w:lastRow="0" w:noHBand="0" w:noVBand="1" w:val="04A0"/>
-        <w:tblCellMar>
-          <w:top w:w="20" w:type="dxa"/>
-          <w:left w:w="60" w:type="dxa"/>
-          <w:bottom w:w="20" w:type="dxa"/>
-          <w:right w:w="60" w:type="dxa"/>
-        </w:tblCellMar>
-        <w:tblLayout w:type="fixed"/>
         <w:tblBorders>
           <w:top w:val="single" w:sz="4" w:color="999999"/>
           <w:left w:val="single" w:sz="4" w:color="999999"/>
@@ -24860,6 +24851,15 @@
           <w:insideH w:val="single" w:sz="4" w:color="999999"/>
           <w:insideV w:val="single" w:sz="4" w:color="999999"/>
         </w:tblBorders>
+        <w:tblLayout w:type="fixed"/>
+        <w:tblLayout w:type="fixed"/>
+        <w:tblCellMar>
+          <w:top w:w="20" w:type="dxa"/>
+          <w:left w:w="60" w:type="dxa"/>
+          <w:bottom w:w="20" w:type="dxa"/>
+          <w:right w:w="60" w:type="dxa"/>
+        </w:tblCellMar>
+        <w:tblLook w:firstColumn="1" w:firstRow="1" w:lastColumn="0" w:lastRow="0" w:noHBand="0" w:noVBand="1" w:val="04A0"/>
       </w:tblPr>
       <w:tblGrid>
         <w:gridCol w:w="412"/>
@@ -25711,15 +25711,6 @@
       <w:tblPr>
         <w:tblStyle w:val="TableGrid"/>
         <w:tblW w:type="dxa" w:w="10319"/>
-        <w:tblLayout w:type="fixed"/>
-        <w:tblLook w:firstColumn="1" w:firstRow="1" w:lastColumn="0" w:lastRow="0" w:noHBand="0" w:noVBand="1" w:val="04A0"/>
-        <w:tblCellMar>
-          <w:top w:w="20" w:type="dxa"/>
-          <w:left w:w="60" w:type="dxa"/>
-          <w:bottom w:w="20" w:type="dxa"/>
-          <w:right w:w="60" w:type="dxa"/>
-        </w:tblCellMar>
-        <w:tblLayout w:type="fixed"/>
         <w:tblBorders>
           <w:top w:val="single" w:sz="4" w:color="999999"/>
           <w:left w:val="single" w:sz="4" w:color="999999"/>
@@ -25728,6 +25719,15 @@
           <w:insideH w:val="single" w:sz="4" w:color="999999"/>
           <w:insideV w:val="single" w:sz="4" w:color="999999"/>
         </w:tblBorders>
+        <w:tblLayout w:type="fixed"/>
+        <w:tblLayout w:type="fixed"/>
+        <w:tblCellMar>
+          <w:top w:w="20" w:type="dxa"/>
+          <w:left w:w="60" w:type="dxa"/>
+          <w:bottom w:w="20" w:type="dxa"/>
+          <w:right w:w="60" w:type="dxa"/>
+        </w:tblCellMar>
+        <w:tblLook w:firstColumn="1" w:firstRow="1" w:lastColumn="0" w:lastRow="0" w:noHBand="0" w:noVBand="1" w:val="04A0"/>
       </w:tblPr>
       <w:tblGrid>
         <w:gridCol w:w="619"/>

--- a/mokun3/2fin/mokun3_print_L5-7_core_answer.docx
+++ b/mokun3/2fin/mokun3_print_L5-7_core_answer.docx
@@ -27,7 +27,7 @@
           <w:color w:val="6B7280"/>
           <w:sz w:val="17"/>
         </w:rPr>
-        <w:t>압축본 중 시험 출제 가능성이 높은 것만 추림 (새 내용 추가 없음)</w:t>
+        <w:t>압축본 중 시험 출제 가능성이 높은 것만 추림 (새 내용 추가 없음) · 리딩·추가읽기 단원 끝 ★핵심 빈칸</w:t>
       </w:r>
     </w:p>
     <w:tbl>
@@ -1265,6 +1265,919 @@
         <w:t>인간과 자연이 함께 살아가게 하려면 환경을 위한 더 많은 혁신이 필요하다.</w:t>
       </w:r>
     </w:p>
+    <w:tbl>
+      <w:tblPr>
+        <w:tblStyle w:val="TableGrid"/>
+        <w:tblW w:type="auto" w:w="0"/>
+        <w:tblLook w:firstColumn="1" w:firstRow="1" w:lastColumn="0" w:lastRow="0" w:noHBand="0" w:noVBand="1" w:val="04A0"/>
+      </w:tblPr>
+      <w:tblGrid>
+        <w:gridCol w:w="10432"/>
+      </w:tblGrid>
+      <w:tr>
+        <w:tc>
+          <w:tcPr>
+            <w:tcW w:type="dxa" w:w="10432"/>
+            <w:shd w:val="clear" w:color="auto" w:fill="F3F4F6"/>
+          </w:tcPr>
+          <w:p>
+            <w:r>
+              <w:rPr>
+                <w:rFonts w:ascii="맑은 고딕" w:hAnsi="맑은 고딕" w:eastAsia="맑은 고딕"/>
+                <w:b/>
+                <w:color w:val="1F2430"/>
+                <w:sz w:val="19"/>
+              </w:rPr>
+              <w:t>★ 핵심 빈칸 — 이 단원 문장의 출제 포인트 (어법·구문)</w:t>
+            </w:r>
+          </w:p>
+          <w:p>
+            <w:pPr>
+              <w:spacing w:after="0" w:before="60"/>
+              <w:ind w:left="283" w:hanging="283"/>
+            </w:pPr>
+            <w:r>
+              <w:rPr>
+                <w:rFonts w:ascii="맑은 고딕" w:hAnsi="맑은 고딕" w:eastAsia="맑은 고딕"/>
+                <w:b/>
+                <w:color w:val="6B7280"/>
+                <w:sz w:val="18"/>
+              </w:rPr>
+              <w:t xml:space="preserve">1  </w:t>
+            </w:r>
+            <w:r>
+              <w:rPr>
+                <w:rFonts w:ascii="맑은 고딕" w:hAnsi="맑은 고딕" w:eastAsia="맑은 고딕"/>
+                <w:b w:val="0"/>
+                <w:sz w:val="19"/>
+              </w:rPr>
+              <w:t xml:space="preserve">Some parts of the sea near Cancun are becoming </w:t>
+            </w:r>
+            <w:r>
+              <w:rPr>
+                <w:rFonts w:ascii="맑은 고딕" w:hAnsi="맑은 고딕" w:eastAsia="맑은 고딕"/>
+                <w:b/>
+                <w:color w:val="D1323A"/>
+                <w:sz w:val="19"/>
+              </w:rPr>
+              <w:t>damaged</w:t>
+            </w:r>
+            <w:r>
+              <w:rPr>
+                <w:rFonts w:ascii="맑은 고딕" w:hAnsi="맑은 고딕" w:eastAsia="맑은 고딕"/>
+                <w:b w:val="0"/>
+                <w:sz w:val="19"/>
+              </w:rPr>
+              <w:t xml:space="preserve"> by tourist activities.</w:t>
+            </w:r>
+          </w:p>
+          <w:p>
+            <w:pPr>
+              <w:spacing w:after="0"/>
+              <w:ind w:left="283"/>
+            </w:pPr>
+            <w:r>
+              <w:rPr>
+                <w:rFonts w:ascii="맑은 고딕" w:hAnsi="맑은 고딕" w:eastAsia="맑은 고딕"/>
+                <w:b w:val="0"/>
+                <w:color w:val="6B7280"/>
+                <w:sz w:val="17"/>
+              </w:rPr>
+              <w:t>칸쿤 근처 바다의 일부가 관광 활동에 의해 훼손되고 있다.</w:t>
+            </w:r>
+          </w:p>
+          <w:p>
+            <w:pPr>
+              <w:spacing w:after="0"/>
+              <w:ind w:left="283"/>
+            </w:pPr>
+            <w:r>
+              <w:rPr>
+                <w:rFonts w:ascii="맑은 고딕" w:hAnsi="맑은 고딕" w:eastAsia="맑은 고딕"/>
+                <w:b w:val="0"/>
+                <w:color w:val="2457C5"/>
+                <w:sz w:val="16"/>
+              </w:rPr>
+              <w:t>become + 과거분사(수동의 의미) · by + 행위자</w:t>
+            </w:r>
+          </w:p>
+          <w:p>
+            <w:pPr>
+              <w:spacing w:after="0" w:before="60"/>
+              <w:ind w:left="283" w:hanging="283"/>
+            </w:pPr>
+            <w:r>
+              <w:rPr>
+                <w:rFonts w:ascii="맑은 고딕" w:hAnsi="맑은 고딕" w:eastAsia="맑은 고딕"/>
+                <w:b/>
+                <w:color w:val="6B7280"/>
+                <w:sz w:val="18"/>
+              </w:rPr>
+              <w:t xml:space="preserve">2  </w:t>
+            </w:r>
+            <w:r>
+              <w:rPr>
+                <w:rFonts w:ascii="맑은 고딕" w:hAnsi="맑은 고딕" w:eastAsia="맑은 고딕"/>
+                <w:b w:val="0"/>
+                <w:sz w:val="19"/>
+              </w:rPr>
+              <w:t xml:space="preserve">The underwater museum in Cancun provides additional places </w:t>
+            </w:r>
+            <w:r>
+              <w:rPr>
+                <w:rFonts w:ascii="맑은 고딕" w:hAnsi="맑은 고딕" w:eastAsia="맑은 고딕"/>
+                <w:b/>
+                <w:color w:val="D1323A"/>
+                <w:sz w:val="19"/>
+              </w:rPr>
+              <w:t>for</w:t>
+            </w:r>
+            <w:r>
+              <w:rPr>
+                <w:rFonts w:ascii="맑은 고딕" w:hAnsi="맑은 고딕" w:eastAsia="맑은 고딕"/>
+                <w:b w:val="0"/>
+                <w:sz w:val="19"/>
+              </w:rPr>
+              <w:t xml:space="preserve"> plants and animals </w:t>
+            </w:r>
+            <w:r>
+              <w:rPr>
+                <w:rFonts w:ascii="맑은 고딕" w:hAnsi="맑은 고딕" w:eastAsia="맑은 고딕"/>
+                <w:b/>
+                <w:color w:val="D1323A"/>
+                <w:sz w:val="19"/>
+              </w:rPr>
+              <w:t>to live on</w:t>
+            </w:r>
+            <w:r>
+              <w:rPr>
+                <w:rFonts w:ascii="맑은 고딕" w:hAnsi="맑은 고딕" w:eastAsia="맑은 고딕"/>
+                <w:b w:val="0"/>
+                <w:sz w:val="19"/>
+              </w:rPr>
+              <w:t>.</w:t>
+            </w:r>
+          </w:p>
+          <w:p>
+            <w:pPr>
+              <w:spacing w:after="0"/>
+              <w:ind w:left="283"/>
+            </w:pPr>
+            <w:r>
+              <w:rPr>
+                <w:rFonts w:ascii="맑은 고딕" w:hAnsi="맑은 고딕" w:eastAsia="맑은 고딕"/>
+                <w:b w:val="0"/>
+                <w:color w:val="6B7280"/>
+                <w:sz w:val="17"/>
+              </w:rPr>
+              <w:t>칸쿤의 수중 박물관은 동식물이 살 수 있는 추가적인 장소를 제공한다.</w:t>
+            </w:r>
+          </w:p>
+          <w:p>
+            <w:pPr>
+              <w:spacing w:after="0"/>
+              <w:ind w:left="283"/>
+            </w:pPr>
+            <w:r>
+              <w:rPr>
+                <w:rFonts w:ascii="맑은 고딕" w:hAnsi="맑은 고딕" w:eastAsia="맑은 고딕"/>
+                <w:b w:val="0"/>
+                <w:color w:val="2457C5"/>
+                <w:sz w:val="16"/>
+              </w:rPr>
+              <w:t>to부정사의 의미상 주어 for + 명사 · places를 꾸미는 형용사적 용법 — live on의 전치사 on을 빠뜨리지 않음</w:t>
+            </w:r>
+          </w:p>
+          <w:p>
+            <w:pPr>
+              <w:spacing w:after="0" w:before="60"/>
+              <w:ind w:left="283" w:hanging="283"/>
+            </w:pPr>
+            <w:r>
+              <w:rPr>
+                <w:rFonts w:ascii="맑은 고딕" w:hAnsi="맑은 고딕" w:eastAsia="맑은 고딕"/>
+                <w:b/>
+                <w:color w:val="6B7280"/>
+                <w:sz w:val="18"/>
+              </w:rPr>
+              <w:t xml:space="preserve">3  </w:t>
+            </w:r>
+            <w:r>
+              <w:rPr>
+                <w:rFonts w:ascii="맑은 고딕" w:hAnsi="맑은 고딕" w:eastAsia="맑은 고딕"/>
+                <w:b/>
+                <w:color w:val="D1323A"/>
+                <w:sz w:val="19"/>
+              </w:rPr>
+              <w:t>The greenery</w:t>
+            </w:r>
+            <w:r>
+              <w:rPr>
+                <w:rFonts w:ascii="맑은 고딕" w:hAnsi="맑은 고딕" w:eastAsia="맑은 고딕"/>
+                <w:b w:val="0"/>
+                <w:sz w:val="19"/>
+              </w:rPr>
+              <w:t xml:space="preserve"> of the large gardens protects the building </w:t>
+            </w:r>
+            <w:r>
+              <w:rPr>
+                <w:rFonts w:ascii="맑은 고딕" w:hAnsi="맑은 고딕" w:eastAsia="맑은 고딕"/>
+                <w:b/>
+                <w:color w:val="D1323A"/>
+                <w:sz w:val="19"/>
+              </w:rPr>
+              <w:t>from</w:t>
+            </w:r>
+            <w:r>
+              <w:rPr>
+                <w:rFonts w:ascii="맑은 고딕" w:hAnsi="맑은 고딕" w:eastAsia="맑은 고딕"/>
+                <w:b w:val="0"/>
+                <w:sz w:val="19"/>
+              </w:rPr>
+              <w:t xml:space="preserve"> direct sunlight.</w:t>
+            </w:r>
+          </w:p>
+          <w:p>
+            <w:pPr>
+              <w:spacing w:after="0"/>
+              <w:ind w:left="283"/>
+            </w:pPr>
+            <w:r>
+              <w:rPr>
+                <w:rFonts w:ascii="맑은 고딕" w:hAnsi="맑은 고딕" w:eastAsia="맑은 고딕"/>
+                <w:b w:val="0"/>
+                <w:color w:val="6B7280"/>
+                <w:sz w:val="17"/>
+              </w:rPr>
+              <w:t>커다란 정원의 녹지 공간은 직사광선으로부터 건물을 보호한다.</w:t>
+            </w:r>
+          </w:p>
+          <w:p>
+            <w:pPr>
+              <w:spacing w:after="0"/>
+              <w:ind w:left="283"/>
+            </w:pPr>
+            <w:r>
+              <w:rPr>
+                <w:rFonts w:ascii="맑은 고딕" w:hAnsi="맑은 고딕" w:eastAsia="맑은 고딕"/>
+                <w:b w:val="0"/>
+                <w:color w:val="2457C5"/>
+                <w:sz w:val="16"/>
+              </w:rPr>
+              <w:t>protect A from B · 내용일치 함정: The open structure(×) → The greenery(○)</w:t>
+            </w:r>
+          </w:p>
+          <w:p>
+            <w:pPr>
+              <w:spacing w:after="0" w:before="60"/>
+              <w:ind w:left="283" w:hanging="283"/>
+            </w:pPr>
+            <w:r>
+              <w:rPr>
+                <w:rFonts w:ascii="맑은 고딕" w:hAnsi="맑은 고딕" w:eastAsia="맑은 고딕"/>
+                <w:b/>
+                <w:color w:val="6B7280"/>
+                <w:sz w:val="18"/>
+              </w:rPr>
+              <w:t xml:space="preserve">4  </w:t>
+            </w:r>
+            <w:r>
+              <w:rPr>
+                <w:rFonts w:ascii="맑은 고딕" w:hAnsi="맑은 고딕" w:eastAsia="맑은 고딕"/>
+                <w:b w:val="0"/>
+                <w:sz w:val="19"/>
+              </w:rPr>
+              <w:t xml:space="preserve">They are made </w:t>
+            </w:r>
+            <w:r>
+              <w:rPr>
+                <w:rFonts w:ascii="맑은 고딕" w:hAnsi="맑은 고딕" w:eastAsia="맑은 고딕"/>
+                <w:b/>
+                <w:color w:val="D1323A"/>
+                <w:sz w:val="19"/>
+              </w:rPr>
+              <w:t>from</w:t>
+            </w:r>
+            <w:r>
+              <w:rPr>
+                <w:rFonts w:ascii="맑은 고딕" w:hAnsi="맑은 고딕" w:eastAsia="맑은 고딕"/>
+                <w:b w:val="0"/>
+                <w:sz w:val="19"/>
+              </w:rPr>
+              <w:t xml:space="preserve"> materials </w:t>
+            </w:r>
+            <w:r>
+              <w:rPr>
+                <w:rFonts w:ascii="맑은 고딕" w:hAnsi="맑은 고딕" w:eastAsia="맑은 고딕"/>
+                <w:b/>
+                <w:color w:val="D1323A"/>
+                <w:sz w:val="19"/>
+              </w:rPr>
+              <w:t>that</w:t>
+            </w:r>
+            <w:r>
+              <w:rPr>
+                <w:rFonts w:ascii="맑은 고딕" w:hAnsi="맑은 고딕" w:eastAsia="맑은 고딕"/>
+                <w:b w:val="0"/>
+                <w:sz w:val="19"/>
+              </w:rPr>
+              <w:t xml:space="preserve"> support sea life.</w:t>
+            </w:r>
+          </w:p>
+          <w:p>
+            <w:pPr>
+              <w:spacing w:after="0"/>
+              <w:ind w:left="283"/>
+            </w:pPr>
+            <w:r>
+              <w:rPr>
+                <w:rFonts w:ascii="맑은 고딕" w:hAnsi="맑은 고딕" w:eastAsia="맑은 고딕"/>
+                <w:b w:val="0"/>
+                <w:color w:val="6B7280"/>
+                <w:sz w:val="17"/>
+              </w:rPr>
+              <w:t>그것들은 해양 생물이 살아갈 수 있게 하는 재료들로 만들어졌다.</w:t>
+            </w:r>
+          </w:p>
+          <w:p>
+            <w:pPr>
+              <w:spacing w:after="0"/>
+              <w:ind w:left="283"/>
+            </w:pPr>
+            <w:r>
+              <w:rPr>
+                <w:rFonts w:ascii="맑은 고딕" w:hAnsi="맑은 고딕" w:eastAsia="맑은 고딕"/>
+                <w:b w:val="0"/>
+                <w:color w:val="2457C5"/>
+                <w:sz w:val="16"/>
+              </w:rPr>
+              <w:t>be made from(재료의 성질이 변함) · 주격 관계대명사 that + 복수 동사 support</w:t>
+            </w:r>
+          </w:p>
+          <w:p>
+            <w:pPr>
+              <w:spacing w:after="0" w:before="60"/>
+              <w:ind w:left="283" w:hanging="283"/>
+            </w:pPr>
+            <w:r>
+              <w:rPr>
+                <w:rFonts w:ascii="맑은 고딕" w:hAnsi="맑은 고딕" w:eastAsia="맑은 고딕"/>
+                <w:b/>
+                <w:color w:val="6B7280"/>
+                <w:sz w:val="18"/>
+              </w:rPr>
+              <w:t xml:space="preserve">5  </w:t>
+            </w:r>
+            <w:r>
+              <w:rPr>
+                <w:rFonts w:ascii="맑은 고딕" w:hAnsi="맑은 고딕" w:eastAsia="맑은 고딕"/>
+                <w:b w:val="0"/>
+                <w:sz w:val="19"/>
+              </w:rPr>
+              <w:t xml:space="preserve">Most buildings in Singapore need air conditioning, </w:t>
+            </w:r>
+            <w:r>
+              <w:rPr>
+                <w:rFonts w:ascii="맑은 고딕" w:hAnsi="맑은 고딕" w:eastAsia="맑은 고딕"/>
+                <w:b/>
+                <w:color w:val="D1323A"/>
+                <w:sz w:val="19"/>
+              </w:rPr>
+              <w:t>which</w:t>
+            </w:r>
+            <w:r>
+              <w:rPr>
+                <w:rFonts w:ascii="맑은 고딕" w:hAnsi="맑은 고딕" w:eastAsia="맑은 고딕"/>
+                <w:b w:val="0"/>
+                <w:sz w:val="19"/>
+              </w:rPr>
+              <w:t xml:space="preserve"> uses a lot of energy and </w:t>
+            </w:r>
+            <w:r>
+              <w:rPr>
+                <w:rFonts w:ascii="맑은 고딕" w:hAnsi="맑은 고딕" w:eastAsia="맑은 고딕"/>
+                <w:b/>
+                <w:color w:val="D1323A"/>
+                <w:sz w:val="19"/>
+              </w:rPr>
+              <w:t>contributes to</w:t>
+            </w:r>
+            <w:r>
+              <w:rPr>
+                <w:rFonts w:ascii="맑은 고딕" w:hAnsi="맑은 고딕" w:eastAsia="맑은 고딕"/>
+                <w:b w:val="0"/>
+                <w:sz w:val="19"/>
+              </w:rPr>
+              <w:t xml:space="preserve"> climate change.</w:t>
+            </w:r>
+          </w:p>
+          <w:p>
+            <w:pPr>
+              <w:spacing w:after="0"/>
+              <w:ind w:left="283"/>
+            </w:pPr>
+            <w:r>
+              <w:rPr>
+                <w:rFonts w:ascii="맑은 고딕" w:hAnsi="맑은 고딕" w:eastAsia="맑은 고딕"/>
+                <w:b w:val="0"/>
+                <w:color w:val="6B7280"/>
+                <w:sz w:val="17"/>
+              </w:rPr>
+              <w:t>싱가포르의 대부분의 건물이 에어컨 가동을 필요로 하는데, 그것은 많은 에너지를 사용하고 기후 변화의 원인이 된다.</w:t>
+            </w:r>
+          </w:p>
+          <w:p>
+            <w:pPr>
+              <w:spacing w:after="0"/>
+              <w:ind w:left="283"/>
+            </w:pPr>
+            <w:r>
+              <w:rPr>
+                <w:rFonts w:ascii="맑은 고딕" w:hAnsi="맑은 고딕" w:eastAsia="맑은 고딕"/>
+                <w:b w:val="0"/>
+                <w:color w:val="2457C5"/>
+                <w:sz w:val="16"/>
+              </w:rPr>
+              <w:t>계속적 용법 which(= and it) — that 불가 · contribute to ~의 원인이 되다</w:t>
+            </w:r>
+          </w:p>
+          <w:p>
+            <w:pPr>
+              <w:spacing w:after="0" w:before="60"/>
+              <w:ind w:left="283" w:hanging="283"/>
+            </w:pPr>
+            <w:r>
+              <w:rPr>
+                <w:rFonts w:ascii="맑은 고딕" w:hAnsi="맑은 고딕" w:eastAsia="맑은 고딕"/>
+                <w:b/>
+                <w:color w:val="6B7280"/>
+                <w:sz w:val="18"/>
+              </w:rPr>
+              <w:t xml:space="preserve">6  </w:t>
+            </w:r>
+            <w:r>
+              <w:rPr>
+                <w:rFonts w:ascii="맑은 고딕" w:hAnsi="맑은 고딕" w:eastAsia="맑은 고딕"/>
+                <w:b w:val="0"/>
+                <w:sz w:val="19"/>
+              </w:rPr>
+              <w:t xml:space="preserve">It makes </w:t>
+            </w:r>
+            <w:r>
+              <w:rPr>
+                <w:rFonts w:ascii="맑은 고딕" w:hAnsi="맑은 고딕" w:eastAsia="맑은 고딕"/>
+                <w:b/>
+                <w:color w:val="D1323A"/>
+                <w:sz w:val="19"/>
+              </w:rPr>
+              <w:t>it</w:t>
+            </w:r>
+            <w:r>
+              <w:rPr>
+                <w:rFonts w:ascii="맑은 고딕" w:hAnsi="맑은 고딕" w:eastAsia="맑은 고딕"/>
+                <w:b w:val="0"/>
+                <w:sz w:val="19"/>
+              </w:rPr>
+              <w:t xml:space="preserve"> possible </w:t>
+            </w:r>
+            <w:r>
+              <w:rPr>
+                <w:rFonts w:ascii="맑은 고딕" w:hAnsi="맑은 고딕" w:eastAsia="맑은 고딕"/>
+                <w:b/>
+                <w:color w:val="D1323A"/>
+                <w:sz w:val="19"/>
+              </w:rPr>
+              <w:t>for</w:t>
+            </w:r>
+            <w:r>
+              <w:rPr>
+                <w:rFonts w:ascii="맑은 고딕" w:hAnsi="맑은 고딕" w:eastAsia="맑은 고딕"/>
+                <w:b w:val="0"/>
+                <w:sz w:val="19"/>
+              </w:rPr>
+              <w:t xml:space="preserve"> outside air </w:t>
+            </w:r>
+            <w:r>
+              <w:rPr>
+                <w:rFonts w:ascii="맑은 고딕" w:hAnsi="맑은 고딕" w:eastAsia="맑은 고딕"/>
+                <w:b/>
+                <w:color w:val="D1323A"/>
+                <w:sz w:val="19"/>
+              </w:rPr>
+              <w:t>to move</w:t>
+            </w:r>
+            <w:r>
+              <w:rPr>
+                <w:rFonts w:ascii="맑은 고딕" w:hAnsi="맑은 고딕" w:eastAsia="맑은 고딕"/>
+                <w:b w:val="0"/>
+                <w:sz w:val="19"/>
+              </w:rPr>
+              <w:t xml:space="preserve"> throughout the building, and this natural air flow keeps the building cool.</w:t>
+            </w:r>
+          </w:p>
+          <w:p>
+            <w:pPr>
+              <w:spacing w:after="0"/>
+              <w:ind w:left="283"/>
+            </w:pPr>
+            <w:r>
+              <w:rPr>
+                <w:rFonts w:ascii="맑은 고딕" w:hAnsi="맑은 고딕" w:eastAsia="맑은 고딕"/>
+                <w:b w:val="0"/>
+                <w:color w:val="6B7280"/>
+                <w:sz w:val="17"/>
+              </w:rPr>
+              <w:t>그것은 바깥 공기가 건물 구석구석까지 이동할 수 있게 해 주고, 이 자연적인 공기의 흐름이 건물을 시원하게 유지해 준다.</w:t>
+            </w:r>
+          </w:p>
+          <w:p>
+            <w:pPr>
+              <w:spacing w:after="0"/>
+              <w:ind w:left="283"/>
+            </w:pPr>
+            <w:r>
+              <w:rPr>
+                <w:rFonts w:ascii="맑은 고딕" w:hAnsi="맑은 고딕" w:eastAsia="맑은 고딕"/>
+                <w:b w:val="0"/>
+                <w:color w:val="2457C5"/>
+                <w:sz w:val="16"/>
+              </w:rPr>
+              <w:t>make + 가목적어 it + 형용사 + (for 의미상 주어) + to부정사 진목적어 · keep + O + 형용사</w:t>
+            </w:r>
+          </w:p>
+          <w:p>
+            <w:pPr>
+              <w:spacing w:after="0" w:before="60"/>
+              <w:ind w:left="283" w:hanging="283"/>
+            </w:pPr>
+            <w:r>
+              <w:rPr>
+                <w:rFonts w:ascii="맑은 고딕" w:hAnsi="맑은 고딕" w:eastAsia="맑은 고딕"/>
+                <w:b/>
+                <w:color w:val="6B7280"/>
+                <w:sz w:val="18"/>
+              </w:rPr>
+              <w:t xml:space="preserve">7  </w:t>
+            </w:r>
+            <w:r>
+              <w:rPr>
+                <w:rFonts w:ascii="맑은 고딕" w:hAnsi="맑은 고딕" w:eastAsia="맑은 고딕"/>
+                <w:b w:val="0"/>
+                <w:sz w:val="19"/>
+              </w:rPr>
+              <w:t xml:space="preserve">The goals are </w:t>
+            </w:r>
+            <w:r>
+              <w:rPr>
+                <w:rFonts w:ascii="맑은 고딕" w:hAnsi="맑은 고딕" w:eastAsia="맑은 고딕"/>
+                <w:b/>
+                <w:color w:val="D1323A"/>
+                <w:sz w:val="19"/>
+              </w:rPr>
+              <w:t>to help</w:t>
+            </w:r>
+            <w:r>
+              <w:rPr>
+                <w:rFonts w:ascii="맑은 고딕" w:hAnsi="맑은 고딕" w:eastAsia="맑은 고딕"/>
+                <w:b w:val="0"/>
+                <w:sz w:val="19"/>
+              </w:rPr>
+              <w:t xml:space="preserve"> protect the environment and (to) </w:t>
+            </w:r>
+            <w:r>
+              <w:rPr>
+                <w:rFonts w:ascii="맑은 고딕" w:hAnsi="맑은 고딕" w:eastAsia="맑은 고딕"/>
+                <w:b/>
+                <w:color w:val="D1323A"/>
+                <w:sz w:val="19"/>
+              </w:rPr>
+              <w:t>provide</w:t>
+            </w:r>
+            <w:r>
+              <w:rPr>
+                <w:rFonts w:ascii="맑은 고딕" w:hAnsi="맑은 고딕" w:eastAsia="맑은 고딕"/>
+                <w:b w:val="0"/>
+                <w:sz w:val="19"/>
+              </w:rPr>
+              <w:t xml:space="preserve"> people </w:t>
+            </w:r>
+            <w:r>
+              <w:rPr>
+                <w:rFonts w:ascii="맑은 고딕" w:hAnsi="맑은 고딕" w:eastAsia="맑은 고딕"/>
+                <w:b/>
+                <w:color w:val="D1323A"/>
+                <w:sz w:val="19"/>
+              </w:rPr>
+              <w:t>with</w:t>
+            </w:r>
+            <w:r>
+              <w:rPr>
+                <w:rFonts w:ascii="맑은 고딕" w:hAnsi="맑은 고딕" w:eastAsia="맑은 고딕"/>
+                <w:b w:val="0"/>
+                <w:sz w:val="19"/>
+              </w:rPr>
+              <w:t xml:space="preserve"> a good quality of life.</w:t>
+            </w:r>
+          </w:p>
+          <w:p>
+            <w:pPr>
+              <w:spacing w:after="0"/>
+              <w:ind w:left="283"/>
+            </w:pPr>
+            <w:r>
+              <w:rPr>
+                <w:rFonts w:ascii="맑은 고딕" w:hAnsi="맑은 고딕" w:eastAsia="맑은 고딕"/>
+                <w:b w:val="0"/>
+                <w:color w:val="6B7280"/>
+                <w:sz w:val="17"/>
+              </w:rPr>
+              <w:t>목표는 환경 보호를 돕고 사람들에게 양질의 삶을 제공하는 것이다.</w:t>
+            </w:r>
+          </w:p>
+          <w:p>
+            <w:pPr>
+              <w:spacing w:after="0"/>
+              <w:ind w:left="283"/>
+            </w:pPr>
+            <w:r>
+              <w:rPr>
+                <w:rFonts w:ascii="맑은 고딕" w:hAnsi="맑은 고딕" w:eastAsia="맑은 고딕"/>
+                <w:b w:val="0"/>
+                <w:color w:val="2457C5"/>
+                <w:sz w:val="16"/>
+              </w:rPr>
+              <w:t>to부정사 명사적 용법(보어) · help (to) 동사원형 · provide A with B</w:t>
+            </w:r>
+          </w:p>
+          <w:p>
+            <w:pPr>
+              <w:spacing w:after="0" w:before="60"/>
+              <w:ind w:left="283" w:hanging="283"/>
+            </w:pPr>
+            <w:r>
+              <w:rPr>
+                <w:rFonts w:ascii="맑은 고딕" w:hAnsi="맑은 고딕" w:eastAsia="맑은 고딕"/>
+                <w:b/>
+                <w:color w:val="6B7280"/>
+                <w:sz w:val="18"/>
+              </w:rPr>
+              <w:t xml:space="preserve">8  </w:t>
+            </w:r>
+            <w:r>
+              <w:rPr>
+                <w:rFonts w:ascii="맑은 고딕" w:hAnsi="맑은 고딕" w:eastAsia="맑은 고딕"/>
+                <w:b w:val="0"/>
+                <w:sz w:val="19"/>
+              </w:rPr>
+              <w:t xml:space="preserve">Eco-friendly buildings in Singapore aim </w:t>
+            </w:r>
+            <w:r>
+              <w:rPr>
+                <w:rFonts w:ascii="맑은 고딕" w:hAnsi="맑은 고딕" w:eastAsia="맑은 고딕"/>
+                <w:b/>
+                <w:color w:val="D1323A"/>
+                <w:sz w:val="19"/>
+              </w:rPr>
+              <w:t>not only</w:t>
+            </w:r>
+            <w:r>
+              <w:rPr>
+                <w:rFonts w:ascii="맑은 고딕" w:hAnsi="맑은 고딕" w:eastAsia="맑은 고딕"/>
+                <w:b w:val="0"/>
+                <w:sz w:val="19"/>
+              </w:rPr>
+              <w:t xml:space="preserve"> to protect the environment </w:t>
+            </w:r>
+            <w:r>
+              <w:rPr>
+                <w:rFonts w:ascii="맑은 고딕" w:hAnsi="맑은 고딕" w:eastAsia="맑은 고딕"/>
+                <w:b/>
+                <w:color w:val="D1323A"/>
+                <w:sz w:val="19"/>
+              </w:rPr>
+              <w:t>but also</w:t>
+            </w:r>
+            <w:r>
+              <w:rPr>
+                <w:rFonts w:ascii="맑은 고딕" w:hAnsi="맑은 고딕" w:eastAsia="맑은 고딕"/>
+                <w:b w:val="0"/>
+                <w:sz w:val="19"/>
+              </w:rPr>
+              <w:t xml:space="preserve"> to provide people with a good quality of life.</w:t>
+            </w:r>
+          </w:p>
+          <w:p>
+            <w:pPr>
+              <w:spacing w:after="0"/>
+              <w:ind w:left="283"/>
+            </w:pPr>
+            <w:r>
+              <w:rPr>
+                <w:rFonts w:ascii="맑은 고딕" w:hAnsi="맑은 고딕" w:eastAsia="맑은 고딕"/>
+                <w:b w:val="0"/>
+                <w:color w:val="6B7280"/>
+                <w:sz w:val="17"/>
+              </w:rPr>
+              <w:t>싱가포르의 친환경 건물은 환경 보호뿐만 아니라 사람들에게 양질의 삶을 제공하는 것도 목표로 한다.</w:t>
+            </w:r>
+          </w:p>
+          <w:p>
+            <w:pPr>
+              <w:spacing w:after="0"/>
+              <w:ind w:left="283"/>
+            </w:pPr>
+            <w:r>
+              <w:rPr>
+                <w:rFonts w:ascii="맑은 고딕" w:hAnsi="맑은 고딕" w:eastAsia="맑은 고딕"/>
+                <w:b w:val="0"/>
+                <w:color w:val="2457C5"/>
+                <w:sz w:val="16"/>
+              </w:rPr>
+              <w:t>not only A but also B — A·B는 같은 형태(to부정사) 병렬</w:t>
+            </w:r>
+          </w:p>
+          <w:p>
+            <w:pPr>
+              <w:spacing w:after="0" w:before="60"/>
+              <w:ind w:left="283" w:hanging="283"/>
+            </w:pPr>
+            <w:r>
+              <w:rPr>
+                <w:rFonts w:ascii="맑은 고딕" w:hAnsi="맑은 고딕" w:eastAsia="맑은 고딕"/>
+                <w:b/>
+                <w:color w:val="6B7280"/>
+                <w:sz w:val="18"/>
+              </w:rPr>
+              <w:t xml:space="preserve">9  </w:t>
+            </w:r>
+            <w:r>
+              <w:rPr>
+                <w:rFonts w:ascii="맑은 고딕" w:hAnsi="맑은 고딕" w:eastAsia="맑은 고딕"/>
+                <w:b w:val="0"/>
+                <w:sz w:val="19"/>
+              </w:rPr>
+              <w:t xml:space="preserve">The statues are made from materials that support sea life, </w:t>
+            </w:r>
+            <w:r>
+              <w:rPr>
+                <w:rFonts w:ascii="맑은 고딕" w:hAnsi="맑은 고딕" w:eastAsia="맑은 고딕"/>
+                <w:b/>
+                <w:color w:val="D1323A"/>
+                <w:sz w:val="19"/>
+              </w:rPr>
+              <w:t>allowing</w:t>
+            </w:r>
+            <w:r>
+              <w:rPr>
+                <w:rFonts w:ascii="맑은 고딕" w:hAnsi="맑은 고딕" w:eastAsia="맑은 고딕"/>
+                <w:b w:val="0"/>
+                <w:sz w:val="19"/>
+              </w:rPr>
+              <w:t xml:space="preserve"> plants and animals </w:t>
+            </w:r>
+            <w:r>
+              <w:rPr>
+                <w:rFonts w:ascii="맑은 고딕" w:hAnsi="맑은 고딕" w:eastAsia="맑은 고딕"/>
+                <w:b/>
+                <w:color w:val="D1323A"/>
+                <w:sz w:val="19"/>
+              </w:rPr>
+              <w:t>to grow</w:t>
+            </w:r>
+            <w:r>
+              <w:rPr>
+                <w:rFonts w:ascii="맑은 고딕" w:hAnsi="맑은 고딕" w:eastAsia="맑은 고딕"/>
+                <w:b w:val="0"/>
+                <w:sz w:val="19"/>
+              </w:rPr>
+              <w:t xml:space="preserve"> on them over time.</w:t>
+            </w:r>
+          </w:p>
+          <w:p>
+            <w:pPr>
+              <w:spacing w:after="0"/>
+              <w:ind w:left="283"/>
+            </w:pPr>
+            <w:r>
+              <w:rPr>
+                <w:rFonts w:ascii="맑은 고딕" w:hAnsi="맑은 고딕" w:eastAsia="맑은 고딕"/>
+                <w:b w:val="0"/>
+                <w:color w:val="6B7280"/>
+                <w:sz w:val="17"/>
+              </w:rPr>
+              <w:t>조각상들은 해양 생물을 지탱하는 재료로 만들어져, 시간이 지나며 동식물이 그 위에서 자랄 수 있게 한다.</w:t>
+            </w:r>
+          </w:p>
+          <w:p>
+            <w:pPr>
+              <w:spacing w:after="0"/>
+              <w:ind w:left="283"/>
+            </w:pPr>
+            <w:r>
+              <w:rPr>
+                <w:rFonts w:ascii="맑은 고딕" w:hAnsi="맑은 고딕" w:eastAsia="맑은 고딕"/>
+                <w:b w:val="0"/>
+                <w:color w:val="2457C5"/>
+                <w:sz w:val="16"/>
+              </w:rPr>
+              <w:t>분사구문(= and they allow …) · allow + O + to부정사</w:t>
+            </w:r>
+          </w:p>
+          <w:p>
+            <w:pPr>
+              <w:spacing w:after="0" w:before="60"/>
+              <w:ind w:left="283" w:hanging="283"/>
+            </w:pPr>
+            <w:r>
+              <w:rPr>
+                <w:rFonts w:ascii="맑은 고딕" w:hAnsi="맑은 고딕" w:eastAsia="맑은 고딕"/>
+                <w:b/>
+                <w:color w:val="6B7280"/>
+                <w:sz w:val="18"/>
+              </w:rPr>
+              <w:t xml:space="preserve">10  </w:t>
+            </w:r>
+            <w:r>
+              <w:rPr>
+                <w:rFonts w:ascii="맑은 고딕" w:hAnsi="맑은 고딕" w:eastAsia="맑은 고딕"/>
+                <w:b w:val="0"/>
+                <w:sz w:val="19"/>
+              </w:rPr>
+              <w:t xml:space="preserve">More innovations for the environment are needed </w:t>
+            </w:r>
+            <w:r>
+              <w:rPr>
+                <w:rFonts w:ascii="맑은 고딕" w:hAnsi="맑은 고딕" w:eastAsia="맑은 고딕"/>
+                <w:b/>
+                <w:color w:val="D1323A"/>
+                <w:sz w:val="19"/>
+              </w:rPr>
+              <w:t>to make</w:t>
+            </w:r>
+            <w:r>
+              <w:rPr>
+                <w:rFonts w:ascii="맑은 고딕" w:hAnsi="맑은 고딕" w:eastAsia="맑은 고딕"/>
+                <w:b w:val="0"/>
+                <w:sz w:val="19"/>
+              </w:rPr>
+              <w:t xml:space="preserve"> humans and nature </w:t>
+            </w:r>
+            <w:r>
+              <w:rPr>
+                <w:rFonts w:ascii="맑은 고딕" w:hAnsi="맑은 고딕" w:eastAsia="맑은 고딕"/>
+                <w:b/>
+                <w:color w:val="D1323A"/>
+                <w:sz w:val="19"/>
+              </w:rPr>
+              <w:t>live</w:t>
+            </w:r>
+            <w:r>
+              <w:rPr>
+                <w:rFonts w:ascii="맑은 고딕" w:hAnsi="맑은 고딕" w:eastAsia="맑은 고딕"/>
+                <w:b w:val="0"/>
+                <w:sz w:val="19"/>
+              </w:rPr>
+              <w:t xml:space="preserve"> together.</w:t>
+            </w:r>
+          </w:p>
+          <w:p>
+            <w:pPr>
+              <w:spacing w:after="0"/>
+              <w:ind w:left="283"/>
+            </w:pPr>
+            <w:r>
+              <w:rPr>
+                <w:rFonts w:ascii="맑은 고딕" w:hAnsi="맑은 고딕" w:eastAsia="맑은 고딕"/>
+                <w:b w:val="0"/>
+                <w:color w:val="6B7280"/>
+                <w:sz w:val="17"/>
+              </w:rPr>
+              <w:t>인간과 자연이 함께 살아가게 하려면 환경을 위한 더 많은 혁신이 필요하다.</w:t>
+            </w:r>
+          </w:p>
+          <w:p>
+            <w:pPr>
+              <w:spacing w:after="0"/>
+              <w:ind w:left="283"/>
+            </w:pPr>
+            <w:r>
+              <w:rPr>
+                <w:rFonts w:ascii="맑은 고딕" w:hAnsi="맑은 고딕" w:eastAsia="맑은 고딕"/>
+                <w:b w:val="0"/>
+                <w:color w:val="2457C5"/>
+                <w:sz w:val="16"/>
+              </w:rPr>
+              <w:t>to부정사 부사적 용법(목적) · 사역동사 make + O + 동사원형</w:t>
+            </w:r>
+          </w:p>
+        </w:tc>
+      </w:tr>
+    </w:tbl>
+    <w:p>
+      <w:pPr>
+        <w:spacing w:after="40" w:before="0" w:line="264" w:lineRule="auto"/>
+      </w:pPr>
+    </w:p>
     <w:p>
       <w:pPr>
         <w:spacing w:after="60" w:before="160" w:line="264" w:lineRule="auto"/>
@@ -2618,6 +3531,843 @@
         </w:rPr>
         <w:t>작가는 로봇과 함께하는 미래가 유망해 보인다는 것을 인정하지만, 사회가 잠재적 위험에 대처해야 한다고 강조한다.</w:t>
       </w:r>
+    </w:p>
+    <w:tbl>
+      <w:tblPr>
+        <w:tblStyle w:val="TableGrid"/>
+        <w:tblW w:type="auto" w:w="0"/>
+        <w:tblLook w:firstColumn="1" w:firstRow="1" w:lastColumn="0" w:lastRow="0" w:noHBand="0" w:noVBand="1" w:val="04A0"/>
+      </w:tblPr>
+      <w:tblGrid>
+        <w:gridCol w:w="10432"/>
+      </w:tblGrid>
+      <w:tr>
+        <w:tc>
+          <w:tcPr>
+            <w:tcW w:type="dxa" w:w="10432"/>
+            <w:shd w:val="clear" w:color="auto" w:fill="F3F4F6"/>
+          </w:tcPr>
+          <w:p>
+            <w:r>
+              <w:rPr>
+                <w:rFonts w:ascii="맑은 고딕" w:hAnsi="맑은 고딕" w:eastAsia="맑은 고딕"/>
+                <w:b/>
+                <w:color w:val="1F2430"/>
+                <w:sz w:val="19"/>
+              </w:rPr>
+              <w:t>★ 핵심 빈칸 — 이 단원 문장의 출제 포인트 (어법·구문)</w:t>
+            </w:r>
+          </w:p>
+          <w:p>
+            <w:pPr>
+              <w:spacing w:after="0" w:before="60"/>
+              <w:ind w:left="283" w:hanging="283"/>
+            </w:pPr>
+            <w:r>
+              <w:rPr>
+                <w:rFonts w:ascii="맑은 고딕" w:hAnsi="맑은 고딕" w:eastAsia="맑은 고딕"/>
+                <w:b/>
+                <w:color w:val="6B7280"/>
+                <w:sz w:val="18"/>
+              </w:rPr>
+              <w:t xml:space="preserve">1  </w:t>
+            </w:r>
+            <w:r>
+              <w:rPr>
+                <w:rFonts w:ascii="맑은 고딕" w:hAnsi="맑은 고딕" w:eastAsia="맑은 고딕"/>
+                <w:b w:val="0"/>
+                <w:sz w:val="19"/>
+              </w:rPr>
+              <w:t xml:space="preserve">In the past, robots performed only </w:t>
+            </w:r>
+            <w:r>
+              <w:rPr>
+                <w:rFonts w:ascii="맑은 고딕" w:hAnsi="맑은 고딕" w:eastAsia="맑은 고딕"/>
+                <w:b/>
+                <w:color w:val="D1323A"/>
+                <w:sz w:val="19"/>
+              </w:rPr>
+              <w:t>simple</w:t>
+            </w:r>
+            <w:r>
+              <w:rPr>
+                <w:rFonts w:ascii="맑은 고딕" w:hAnsi="맑은 고딕" w:eastAsia="맑은 고딕"/>
+                <w:b w:val="0"/>
+                <w:sz w:val="19"/>
+              </w:rPr>
+              <w:t xml:space="preserve"> tasks </w:t>
+            </w:r>
+            <w:r>
+              <w:rPr>
+                <w:rFonts w:ascii="맑은 고딕" w:hAnsi="맑은 고딕" w:eastAsia="맑은 고딕"/>
+                <w:b/>
+                <w:color w:val="D1323A"/>
+                <w:sz w:val="19"/>
+              </w:rPr>
+              <w:t>that</w:t>
+            </w:r>
+            <w:r>
+              <w:rPr>
+                <w:rFonts w:ascii="맑은 고딕" w:hAnsi="맑은 고딕" w:eastAsia="맑은 고딕"/>
+                <w:b w:val="0"/>
+                <w:sz w:val="19"/>
+              </w:rPr>
+              <w:t xml:space="preserve"> humans programmed them </w:t>
+            </w:r>
+            <w:r>
+              <w:rPr>
+                <w:rFonts w:ascii="맑은 고딕" w:hAnsi="맑은 고딕" w:eastAsia="맑은 고딕"/>
+                <w:b/>
+                <w:color w:val="D1323A"/>
+                <w:sz w:val="19"/>
+              </w:rPr>
+              <w:t>to do</w:t>
+            </w:r>
+            <w:r>
+              <w:rPr>
+                <w:rFonts w:ascii="맑은 고딕" w:hAnsi="맑은 고딕" w:eastAsia="맑은 고딕"/>
+                <w:b w:val="0"/>
+                <w:sz w:val="19"/>
+              </w:rPr>
+              <w:t>.</w:t>
+            </w:r>
+          </w:p>
+          <w:p>
+            <w:pPr>
+              <w:spacing w:after="0"/>
+              <w:ind w:left="283"/>
+            </w:pPr>
+            <w:r>
+              <w:rPr>
+                <w:rFonts w:ascii="맑은 고딕" w:hAnsi="맑은 고딕" w:eastAsia="맑은 고딕"/>
+                <w:b w:val="0"/>
+                <w:color w:val="6B7280"/>
+                <w:sz w:val="17"/>
+              </w:rPr>
+              <w:t>과거에 로봇은 인간이 하도록 프로그래밍한 단순한 일만 수행했다.</w:t>
+            </w:r>
+          </w:p>
+          <w:p>
+            <w:pPr>
+              <w:spacing w:after="0"/>
+              <w:ind w:left="283"/>
+            </w:pPr>
+            <w:r>
+              <w:rPr>
+                <w:rFonts w:ascii="맑은 고딕" w:hAnsi="맑은 고딕" w:eastAsia="맑은 고딕"/>
+                <w:b w:val="0"/>
+                <w:color w:val="2457C5"/>
+                <w:sz w:val="16"/>
+              </w:rPr>
+              <w:t>내용일치 함정: difficult(×) → simple(○) · 목적격 관계대명사 that · program + O + to부정사</w:t>
+            </w:r>
+          </w:p>
+          <w:p>
+            <w:pPr>
+              <w:spacing w:after="0" w:before="60"/>
+              <w:ind w:left="283" w:hanging="283"/>
+            </w:pPr>
+            <w:r>
+              <w:rPr>
+                <w:rFonts w:ascii="맑은 고딕" w:hAnsi="맑은 고딕" w:eastAsia="맑은 고딕"/>
+                <w:b/>
+                <w:color w:val="6B7280"/>
+                <w:sz w:val="18"/>
+              </w:rPr>
+              <w:t xml:space="preserve">2  </w:t>
+            </w:r>
+            <w:r>
+              <w:rPr>
+                <w:rFonts w:ascii="맑은 고딕" w:hAnsi="맑은 고딕" w:eastAsia="맑은 고딕"/>
+                <w:b w:val="0"/>
+                <w:sz w:val="19"/>
+              </w:rPr>
+              <w:t>Robots are now getting “</w:t>
+            </w:r>
+            <w:r>
+              <w:rPr>
+                <w:rFonts w:ascii="맑은 고딕" w:hAnsi="맑은 고딕" w:eastAsia="맑은 고딕"/>
+                <w:b/>
+                <w:color w:val="D1323A"/>
+                <w:sz w:val="19"/>
+              </w:rPr>
+              <w:t>smarter</w:t>
+            </w:r>
+            <w:r>
+              <w:rPr>
+                <w:rFonts w:ascii="맑은 고딕" w:hAnsi="맑은 고딕" w:eastAsia="맑은 고딕"/>
+                <w:b w:val="0"/>
+                <w:sz w:val="19"/>
+              </w:rPr>
+              <w:t xml:space="preserve">,” and soon they </w:t>
+            </w:r>
+            <w:r>
+              <w:rPr>
+                <w:rFonts w:ascii="맑은 고딕" w:hAnsi="맑은 고딕" w:eastAsia="맑은 고딕"/>
+                <w:b/>
+                <w:color w:val="D1323A"/>
+                <w:sz w:val="19"/>
+              </w:rPr>
+              <w:t>might be able to</w:t>
+            </w:r>
+            <w:r>
+              <w:rPr>
+                <w:rFonts w:ascii="맑은 고딕" w:hAnsi="맑은 고딕" w:eastAsia="맑은 고딕"/>
+                <w:b w:val="0"/>
+                <w:sz w:val="19"/>
+              </w:rPr>
+              <w:t xml:space="preserve"> think like humans.</w:t>
+            </w:r>
+          </w:p>
+          <w:p>
+            <w:pPr>
+              <w:spacing w:after="0"/>
+              <w:ind w:left="283"/>
+            </w:pPr>
+            <w:r>
+              <w:rPr>
+                <w:rFonts w:ascii="맑은 고딕" w:hAnsi="맑은 고딕" w:eastAsia="맑은 고딕"/>
+                <w:b w:val="0"/>
+                <w:color w:val="6B7280"/>
+                <w:sz w:val="17"/>
+              </w:rPr>
+              <w:t>로봇은 이제 “더 똑똑해지고” 있으며, 곧 인간처럼 생각할 수 있게 될지도 모른다.</w:t>
+            </w:r>
+          </w:p>
+          <w:p>
+            <w:pPr>
+              <w:spacing w:after="0"/>
+              <w:ind w:left="283"/>
+            </w:pPr>
+            <w:r>
+              <w:rPr>
+                <w:rFonts w:ascii="맑은 고딕" w:hAnsi="맑은 고딕" w:eastAsia="맑은 고딕"/>
+                <w:b w:val="0"/>
+                <w:color w:val="2457C5"/>
+                <w:sz w:val="16"/>
+              </w:rPr>
+              <w:t>get + 비교급(점점 ~해지다) · 조동사 두 개를 나란히 쓸 수 없으므로 might + be able to</w:t>
+            </w:r>
+          </w:p>
+          <w:p>
+            <w:pPr>
+              <w:spacing w:after="0" w:before="60"/>
+              <w:ind w:left="283" w:hanging="283"/>
+            </w:pPr>
+            <w:r>
+              <w:rPr>
+                <w:rFonts w:ascii="맑은 고딕" w:hAnsi="맑은 고딕" w:eastAsia="맑은 고딕"/>
+                <w:b/>
+                <w:color w:val="6B7280"/>
+                <w:sz w:val="18"/>
+              </w:rPr>
+              <w:t xml:space="preserve">3  </w:t>
+            </w:r>
+            <w:r>
+              <w:rPr>
+                <w:rFonts w:ascii="맑은 고딕" w:hAnsi="맑은 고딕" w:eastAsia="맑은 고딕"/>
+                <w:b w:val="0"/>
+                <w:sz w:val="19"/>
+              </w:rPr>
+              <w:t xml:space="preserve">Robots </w:t>
+            </w:r>
+            <w:r>
+              <w:rPr>
+                <w:rFonts w:ascii="맑은 고딕" w:hAnsi="맑은 고딕" w:eastAsia="맑은 고딕"/>
+                <w:b/>
+                <w:color w:val="D1323A"/>
+                <w:sz w:val="19"/>
+              </w:rPr>
+              <w:t>that</w:t>
+            </w:r>
+            <w:r>
+              <w:rPr>
+                <w:rFonts w:ascii="맑은 고딕" w:hAnsi="맑은 고딕" w:eastAsia="맑은 고딕"/>
+                <w:b w:val="0"/>
+                <w:sz w:val="19"/>
+              </w:rPr>
+              <w:t xml:space="preserve"> have AI can </w:t>
+            </w:r>
+            <w:r>
+              <w:rPr>
+                <w:rFonts w:ascii="맑은 고딕" w:hAnsi="맑은 고딕" w:eastAsia="맑은 고딕"/>
+                <w:b/>
+                <w:color w:val="D1323A"/>
+                <w:sz w:val="19"/>
+              </w:rPr>
+              <w:t>perceive</w:t>
+            </w:r>
+            <w:r>
+              <w:rPr>
+                <w:rFonts w:ascii="맑은 고딕" w:hAnsi="맑은 고딕" w:eastAsia="맑은 고딕"/>
+                <w:b w:val="0"/>
+                <w:sz w:val="19"/>
+              </w:rPr>
+              <w:t xml:space="preserve"> environments and make decisions.</w:t>
+            </w:r>
+          </w:p>
+          <w:p>
+            <w:pPr>
+              <w:spacing w:after="0"/>
+              <w:ind w:left="283"/>
+            </w:pPr>
+            <w:r>
+              <w:rPr>
+                <w:rFonts w:ascii="맑은 고딕" w:hAnsi="맑은 고딕" w:eastAsia="맑은 고딕"/>
+                <w:b w:val="0"/>
+                <w:color w:val="6B7280"/>
+                <w:sz w:val="17"/>
+              </w:rPr>
+              <w:t>인공 지능을 가진 로봇은 환경을 인지하고 결정을 내릴 수 있다.</w:t>
+            </w:r>
+          </w:p>
+          <w:p>
+            <w:pPr>
+              <w:spacing w:after="0"/>
+              <w:ind w:left="283"/>
+            </w:pPr>
+            <w:r>
+              <w:rPr>
+                <w:rFonts w:ascii="맑은 고딕" w:hAnsi="맑은 고딕" w:eastAsia="맑은 고딕"/>
+                <w:b w:val="0"/>
+                <w:color w:val="2457C5"/>
+                <w:sz w:val="16"/>
+              </w:rPr>
+              <w:t>주격 관계대명사 that(= which) · perceive 인지하다(avoid ×)</w:t>
+            </w:r>
+          </w:p>
+          <w:p>
+            <w:pPr>
+              <w:spacing w:after="0" w:before="60"/>
+              <w:ind w:left="283" w:hanging="283"/>
+            </w:pPr>
+            <w:r>
+              <w:rPr>
+                <w:rFonts w:ascii="맑은 고딕" w:hAnsi="맑은 고딕" w:eastAsia="맑은 고딕"/>
+                <w:b/>
+                <w:color w:val="6B7280"/>
+                <w:sz w:val="18"/>
+              </w:rPr>
+              <w:t xml:space="preserve">4  </w:t>
+            </w:r>
+            <w:r>
+              <w:rPr>
+                <w:rFonts w:ascii="맑은 고딕" w:hAnsi="맑은 고딕" w:eastAsia="맑은 고딕"/>
+                <w:b w:val="0"/>
+                <w:sz w:val="19"/>
+              </w:rPr>
+              <w:t xml:space="preserve">AI speakers can answer your questions, </w:t>
+            </w:r>
+            <w:r>
+              <w:rPr>
+                <w:rFonts w:ascii="맑은 고딕" w:hAnsi="맑은 고딕" w:eastAsia="맑은 고딕"/>
+                <w:b/>
+                <w:color w:val="D1323A"/>
+                <w:sz w:val="19"/>
+              </w:rPr>
+              <w:t>control</w:t>
+            </w:r>
+            <w:r>
+              <w:rPr>
+                <w:rFonts w:ascii="맑은 고딕" w:hAnsi="맑은 고딕" w:eastAsia="맑은 고딕"/>
+                <w:b w:val="0"/>
+                <w:sz w:val="19"/>
+              </w:rPr>
+              <w:t xml:space="preserve"> machines in your home, and play music for you.</w:t>
+            </w:r>
+          </w:p>
+          <w:p>
+            <w:pPr>
+              <w:spacing w:after="0"/>
+              <w:ind w:left="283"/>
+            </w:pPr>
+            <w:r>
+              <w:rPr>
+                <w:rFonts w:ascii="맑은 고딕" w:hAnsi="맑은 고딕" w:eastAsia="맑은 고딕"/>
+                <w:b w:val="0"/>
+                <w:color w:val="6B7280"/>
+                <w:sz w:val="17"/>
+              </w:rPr>
+              <w:t>인공 지능 스피커는 당신의 질문에 답하고, 집 안의 기계를 제어하고, 음악을 틀어 줄 수 있다.</w:t>
+            </w:r>
+          </w:p>
+          <w:p>
+            <w:pPr>
+              <w:spacing w:after="0"/>
+              <w:ind w:left="283"/>
+            </w:pPr>
+            <w:r>
+              <w:rPr>
+                <w:rFonts w:ascii="맑은 고딕" w:hAnsi="맑은 고딕" w:eastAsia="맑은 고딕"/>
+                <w:b w:val="0"/>
+                <w:color w:val="2457C5"/>
+                <w:sz w:val="16"/>
+              </w:rPr>
+              <w:t>can 뒤 동사원형 3개 병렬(answer, control, play) · follow(×) → control(○)</w:t>
+            </w:r>
+          </w:p>
+          <w:p>
+            <w:pPr>
+              <w:spacing w:after="0" w:before="60"/>
+              <w:ind w:left="283" w:hanging="283"/>
+            </w:pPr>
+            <w:r>
+              <w:rPr>
+                <w:rFonts w:ascii="맑은 고딕" w:hAnsi="맑은 고딕" w:eastAsia="맑은 고딕"/>
+                <w:b/>
+                <w:color w:val="6B7280"/>
+                <w:sz w:val="18"/>
+              </w:rPr>
+              <w:t xml:space="preserve">5  </w:t>
+            </w:r>
+            <w:r>
+              <w:rPr>
+                <w:rFonts w:ascii="맑은 고딕" w:hAnsi="맑은 고딕" w:eastAsia="맑은 고딕"/>
+                <w:b w:val="0"/>
+                <w:sz w:val="19"/>
+              </w:rPr>
+              <w:t xml:space="preserve">Some people </w:t>
+            </w:r>
+            <w:r>
+              <w:rPr>
+                <w:rFonts w:ascii="맑은 고딕" w:hAnsi="맑은 고딕" w:eastAsia="맑은 고딕"/>
+                <w:b/>
+                <w:color w:val="D1323A"/>
+                <w:sz w:val="19"/>
+              </w:rPr>
+              <w:t>expect</w:t>
+            </w:r>
+            <w:r>
+              <w:rPr>
+                <w:rFonts w:ascii="맑은 고딕" w:hAnsi="맑은 고딕" w:eastAsia="맑은 고딕"/>
+                <w:b w:val="0"/>
+                <w:sz w:val="19"/>
+              </w:rPr>
+              <w:t xml:space="preserve"> life </w:t>
+            </w:r>
+            <w:r>
+              <w:rPr>
+                <w:rFonts w:ascii="맑은 고딕" w:hAnsi="맑은 고딕" w:eastAsia="맑은 고딕"/>
+                <w:b/>
+                <w:color w:val="D1323A"/>
+                <w:sz w:val="19"/>
+              </w:rPr>
+              <w:t>to become</w:t>
+            </w:r>
+            <w:r>
+              <w:rPr>
+                <w:rFonts w:ascii="맑은 고딕" w:hAnsi="맑은 고딕" w:eastAsia="맑은 고딕"/>
+                <w:b w:val="0"/>
+                <w:sz w:val="19"/>
+              </w:rPr>
+              <w:t xml:space="preserve"> more convenient with the help of robots.</w:t>
+            </w:r>
+          </w:p>
+          <w:p>
+            <w:pPr>
+              <w:spacing w:after="0"/>
+              <w:ind w:left="283"/>
+            </w:pPr>
+            <w:r>
+              <w:rPr>
+                <w:rFonts w:ascii="맑은 고딕" w:hAnsi="맑은 고딕" w:eastAsia="맑은 고딕"/>
+                <w:b w:val="0"/>
+                <w:color w:val="6B7280"/>
+                <w:sz w:val="17"/>
+              </w:rPr>
+              <w:t>어떤 사람들은 로봇의 도움으로 삶이 더 편리해질 것으로 기대한다.</w:t>
+            </w:r>
+          </w:p>
+          <w:p>
+            <w:pPr>
+              <w:spacing w:after="0"/>
+              <w:ind w:left="283"/>
+            </w:pPr>
+            <w:r>
+              <w:rPr>
+                <w:rFonts w:ascii="맑은 고딕" w:hAnsi="맑은 고딕" w:eastAsia="맑은 고딕"/>
+                <w:b w:val="0"/>
+                <w:color w:val="2457C5"/>
+                <w:sz w:val="16"/>
+              </w:rPr>
+              <w:t>expect + O + to부정사 · richer(×) → more convenient(○)</w:t>
+            </w:r>
+          </w:p>
+          <w:p>
+            <w:pPr>
+              <w:spacing w:after="0" w:before="60"/>
+              <w:ind w:left="283" w:hanging="283"/>
+            </w:pPr>
+            <w:r>
+              <w:rPr>
+                <w:rFonts w:ascii="맑은 고딕" w:hAnsi="맑은 고딕" w:eastAsia="맑은 고딕"/>
+                <w:b/>
+                <w:color w:val="6B7280"/>
+                <w:sz w:val="18"/>
+              </w:rPr>
+              <w:t xml:space="preserve">6  </w:t>
+            </w:r>
+            <w:r>
+              <w:rPr>
+                <w:rFonts w:ascii="맑은 고딕" w:hAnsi="맑은 고딕" w:eastAsia="맑은 고딕"/>
+                <w:b w:val="0"/>
+                <w:sz w:val="19"/>
+              </w:rPr>
+              <w:t xml:space="preserve">Modern robots are now </w:t>
+            </w:r>
+            <w:r>
+              <w:rPr>
+                <w:rFonts w:ascii="맑은 고딕" w:hAnsi="맑은 고딕" w:eastAsia="맑은 고딕"/>
+                <w:b/>
+                <w:color w:val="D1323A"/>
+                <w:sz w:val="19"/>
+              </w:rPr>
+              <w:t>capable of</w:t>
+            </w:r>
+            <w:r>
+              <w:rPr>
+                <w:rFonts w:ascii="맑은 고딕" w:hAnsi="맑은 고딕" w:eastAsia="맑은 고딕"/>
+                <w:b w:val="0"/>
+                <w:sz w:val="19"/>
+              </w:rPr>
+              <w:t xml:space="preserve"> thinking completely like humans on their own without the need for programming or AI development. [ T / F ]</w:t>
+            </w:r>
+          </w:p>
+          <w:p>
+            <w:pPr>
+              <w:spacing w:after="0"/>
+              <w:ind w:left="283"/>
+            </w:pPr>
+            <w:r>
+              <w:rPr>
+                <w:rFonts w:ascii="맑은 고딕" w:hAnsi="맑은 고딕" w:eastAsia="맑은 고딕"/>
+                <w:b w:val="0"/>
+                <w:color w:val="6B7280"/>
+                <w:sz w:val="17"/>
+              </w:rPr>
+              <w:t>현대 로봇은 이제 프로그래밍이나 인공 지능 개발 없이도 스스로 인간처럼 완전히 생각할 수 있다.</w:t>
+            </w:r>
+          </w:p>
+          <w:p>
+            <w:pPr>
+              <w:spacing w:after="0"/>
+              <w:ind w:left="283"/>
+            </w:pPr>
+            <w:r>
+              <w:rPr>
+                <w:rFonts w:ascii="맑은 고딕" w:hAnsi="맑은 고딕" w:eastAsia="맑은 고딕"/>
+                <w:b w:val="0"/>
+                <w:color w:val="2457C5"/>
+                <w:sz w:val="16"/>
+              </w:rPr>
+              <w:t>be capable of + 동명사(= be able to + 동사원형) · 프린트 T/F 1번 — 정답 F(아직 그렇지 않음)</w:t>
+            </w:r>
+          </w:p>
+          <w:p>
+            <w:pPr>
+              <w:spacing w:after="0" w:before="60"/>
+              <w:ind w:left="283" w:hanging="283"/>
+            </w:pPr>
+            <w:r>
+              <w:rPr>
+                <w:rFonts w:ascii="맑은 고딕" w:hAnsi="맑은 고딕" w:eastAsia="맑은 고딕"/>
+                <w:b/>
+                <w:color w:val="6B7280"/>
+                <w:sz w:val="18"/>
+              </w:rPr>
+              <w:t xml:space="preserve">7  </w:t>
+            </w:r>
+            <w:r>
+              <w:rPr>
+                <w:rFonts w:ascii="맑은 고딕" w:hAnsi="맑은 고딕" w:eastAsia="맑은 고딕"/>
+                <w:b/>
+                <w:color w:val="D1323A"/>
+                <w:sz w:val="19"/>
+              </w:rPr>
+              <w:t>While</w:t>
+            </w:r>
+            <w:r>
+              <w:rPr>
+                <w:rFonts w:ascii="맑은 고딕" w:hAnsi="맑은 고딕" w:eastAsia="맑은 고딕"/>
+                <w:b w:val="0"/>
+                <w:sz w:val="19"/>
+              </w:rPr>
+              <w:t xml:space="preserve"> early robots were </w:t>
+            </w:r>
+            <w:r>
+              <w:rPr>
+                <w:rFonts w:ascii="맑은 고딕" w:hAnsi="맑은 고딕" w:eastAsia="맑은 고딕"/>
+                <w:b/>
+                <w:color w:val="D1323A"/>
+                <w:sz w:val="19"/>
+              </w:rPr>
+              <w:t>restricted to</w:t>
+            </w:r>
+            <w:r>
+              <w:rPr>
+                <w:rFonts w:ascii="맑은 고딕" w:hAnsi="맑은 고딕" w:eastAsia="맑은 고딕"/>
+                <w:b w:val="0"/>
+                <w:sz w:val="19"/>
+              </w:rPr>
+              <w:t xml:space="preserve"> simple tasks defined by human programming, current AI-equipped robots have the ability to perceive their surroundings.</w:t>
+            </w:r>
+          </w:p>
+          <w:p>
+            <w:pPr>
+              <w:spacing w:after="0"/>
+              <w:ind w:left="283"/>
+            </w:pPr>
+            <w:r>
+              <w:rPr>
+                <w:rFonts w:ascii="맑은 고딕" w:hAnsi="맑은 고딕" w:eastAsia="맑은 고딕"/>
+                <w:b w:val="0"/>
+                <w:color w:val="6B7280"/>
+                <w:sz w:val="17"/>
+              </w:rPr>
+              <w:t>초기 로봇은 인간의 프로그래밍으로 정해진 단순한 작업에 국한되었지만, 현재 인공 지능을 갖춘 로봇은 주변 환경을 인지할 수 있다.</w:t>
+            </w:r>
+          </w:p>
+          <w:p>
+            <w:pPr>
+              <w:spacing w:after="0"/>
+              <w:ind w:left="283"/>
+            </w:pPr>
+            <w:r>
+              <w:rPr>
+                <w:rFonts w:ascii="맑은 고딕" w:hAnsi="맑은 고딕" w:eastAsia="맑은 고딕"/>
+                <w:b w:val="0"/>
+                <w:color w:val="2457C5"/>
+                <w:sz w:val="16"/>
+              </w:rPr>
+              <w:t>접속사 while(~인 반면) · be restricted to ~에 국한되다 · defined 과거분사 후치 수식</w:t>
+            </w:r>
+          </w:p>
+          <w:p>
+            <w:pPr>
+              <w:spacing w:after="0" w:before="60"/>
+              <w:ind w:left="283" w:hanging="283"/>
+            </w:pPr>
+            <w:r>
+              <w:rPr>
+                <w:rFonts w:ascii="맑은 고딕" w:hAnsi="맑은 고딕" w:eastAsia="맑은 고딕"/>
+                <w:b/>
+                <w:color w:val="6B7280"/>
+                <w:sz w:val="18"/>
+              </w:rPr>
+              <w:t xml:space="preserve">8  </w:t>
+            </w:r>
+            <w:r>
+              <w:rPr>
+                <w:rFonts w:ascii="맑은 고딕" w:hAnsi="맑은 고딕" w:eastAsia="맑은 고딕"/>
+                <w:b w:val="0"/>
+                <w:sz w:val="19"/>
+              </w:rPr>
+              <w:t xml:space="preserve">A self-driving car needs a human driver to help it </w:t>
+            </w:r>
+            <w:r>
+              <w:rPr>
+                <w:rFonts w:ascii="맑은 고딕" w:hAnsi="맑은 고딕" w:eastAsia="맑은 고딕"/>
+                <w:b/>
+                <w:color w:val="D1323A"/>
+                <w:sz w:val="19"/>
+              </w:rPr>
+              <w:t>navigate</w:t>
+            </w:r>
+            <w:r>
+              <w:rPr>
+                <w:rFonts w:ascii="맑은 고딕" w:hAnsi="맑은 고딕" w:eastAsia="맑은 고딕"/>
+                <w:b w:val="0"/>
+                <w:sz w:val="19"/>
+              </w:rPr>
+              <w:t xml:space="preserve"> and drive safely on roads. [ T / F ]</w:t>
+            </w:r>
+          </w:p>
+          <w:p>
+            <w:pPr>
+              <w:spacing w:after="0"/>
+              <w:ind w:left="283"/>
+            </w:pPr>
+            <w:r>
+              <w:rPr>
+                <w:rFonts w:ascii="맑은 고딕" w:hAnsi="맑은 고딕" w:eastAsia="맑은 고딕"/>
+                <w:b w:val="0"/>
+                <w:color w:val="6B7280"/>
+                <w:sz w:val="17"/>
+              </w:rPr>
+              <w:t>자율 주행 자동차는 도로를 찾아가고 안전하게 주행하기 위해 인간 운전자의 도움이 필요하다.</w:t>
+            </w:r>
+          </w:p>
+          <w:p>
+            <w:pPr>
+              <w:spacing w:after="0"/>
+              <w:ind w:left="283"/>
+            </w:pPr>
+            <w:r>
+              <w:rPr>
+                <w:rFonts w:ascii="맑은 고딕" w:hAnsi="맑은 고딕" w:eastAsia="맑은 고딕"/>
+                <w:b w:val="0"/>
+                <w:color w:val="2457C5"/>
+                <w:sz w:val="16"/>
+              </w:rPr>
+              <w:t>help + O + (to) 동사원형 · 프린트 T/F 3번 — 정답 F(no driver)</w:t>
+            </w:r>
+          </w:p>
+          <w:p>
+            <w:pPr>
+              <w:spacing w:after="0" w:before="60"/>
+              <w:ind w:left="283" w:hanging="283"/>
+            </w:pPr>
+            <w:r>
+              <w:rPr>
+                <w:rFonts w:ascii="맑은 고딕" w:hAnsi="맑은 고딕" w:eastAsia="맑은 고딕"/>
+                <w:b/>
+                <w:color w:val="6B7280"/>
+                <w:sz w:val="18"/>
+              </w:rPr>
+              <w:t xml:space="preserve">9  </w:t>
+            </w:r>
+            <w:r>
+              <w:rPr>
+                <w:rFonts w:ascii="맑은 고딕" w:hAnsi="맑은 고딕" w:eastAsia="맑은 고딕"/>
+                <w:b w:val="0"/>
+                <w:sz w:val="19"/>
+              </w:rPr>
+              <w:t xml:space="preserve">Robot swarms are like ants or bees </w:t>
+            </w:r>
+            <w:r>
+              <w:rPr>
+                <w:rFonts w:ascii="맑은 고딕" w:hAnsi="맑은 고딕" w:eastAsia="맑은 고딕"/>
+                <w:b/>
+                <w:color w:val="D1323A"/>
+                <w:sz w:val="19"/>
+              </w:rPr>
+              <w:t>because</w:t>
+            </w:r>
+            <w:r>
+              <w:rPr>
+                <w:rFonts w:ascii="맑은 고딕" w:hAnsi="맑은 고딕" w:eastAsia="맑은 고딕"/>
+                <w:b w:val="0"/>
+                <w:sz w:val="19"/>
+              </w:rPr>
+              <w:t xml:space="preserve"> they can talk with each other and work on tasks as a group.</w:t>
+            </w:r>
+          </w:p>
+          <w:p>
+            <w:pPr>
+              <w:spacing w:after="0"/>
+              <w:ind w:left="283"/>
+            </w:pPr>
+            <w:r>
+              <w:rPr>
+                <w:rFonts w:ascii="맑은 고딕" w:hAnsi="맑은 고딕" w:eastAsia="맑은 고딕"/>
+                <w:b w:val="0"/>
+                <w:color w:val="6B7280"/>
+                <w:sz w:val="17"/>
+              </w:rPr>
+              <w:t>로봇 군집은 서로 소통하며 집단으로 작업할 수 있기 때문에 개미나 벌과 같다.</w:t>
+            </w:r>
+          </w:p>
+          <w:p>
+            <w:pPr>
+              <w:spacing w:after="0"/>
+              <w:ind w:left="283"/>
+            </w:pPr>
+            <w:r>
+              <w:rPr>
+                <w:rFonts w:ascii="맑은 고딕" w:hAnsi="맑은 고딕" w:eastAsia="맑은 고딕"/>
+                <w:b w:val="0"/>
+                <w:color w:val="2457C5"/>
+                <w:sz w:val="16"/>
+              </w:rPr>
+              <w:t>접속사 because + 주어 + 동사 (because of + 명사와 구별) · each other 서로</w:t>
+            </w:r>
+          </w:p>
+          <w:p>
+            <w:pPr>
+              <w:spacing w:after="0" w:before="60"/>
+              <w:ind w:left="283" w:hanging="283"/>
+            </w:pPr>
+            <w:r>
+              <w:rPr>
+                <w:rFonts w:ascii="맑은 고딕" w:hAnsi="맑은 고딕" w:eastAsia="맑은 고딕"/>
+                <w:b/>
+                <w:color w:val="6B7280"/>
+                <w:sz w:val="18"/>
+              </w:rPr>
+              <w:t xml:space="preserve">10  </w:t>
+            </w:r>
+            <w:r>
+              <w:rPr>
+                <w:rFonts w:ascii="맑은 고딕" w:hAnsi="맑은 고딕" w:eastAsia="맑은 고딕"/>
+                <w:b/>
+                <w:color w:val="D1323A"/>
+                <w:sz w:val="19"/>
+              </w:rPr>
+              <w:t>Although</w:t>
+            </w:r>
+            <w:r>
+              <w:rPr>
+                <w:rFonts w:ascii="맑은 고딕" w:hAnsi="맑은 고딕" w:eastAsia="맑은 고딕"/>
+                <w:b w:val="0"/>
+                <w:sz w:val="19"/>
+              </w:rPr>
+              <w:t xml:space="preserve"> the author acknowledges </w:t>
+            </w:r>
+            <w:r>
+              <w:rPr>
+                <w:rFonts w:ascii="맑은 고딕" w:hAnsi="맑은 고딕" w:eastAsia="맑은 고딕"/>
+                <w:b/>
+                <w:color w:val="D1323A"/>
+                <w:sz w:val="19"/>
+              </w:rPr>
+              <w:t>that</w:t>
+            </w:r>
+            <w:r>
+              <w:rPr>
+                <w:rFonts w:ascii="맑은 고딕" w:hAnsi="맑은 고딕" w:eastAsia="맑은 고딕"/>
+                <w:b w:val="0"/>
+                <w:sz w:val="19"/>
+              </w:rPr>
+              <w:t xml:space="preserve"> the future with robots appears promising, they emphasize that society must address potential risks.</w:t>
+            </w:r>
+          </w:p>
+          <w:p>
+            <w:pPr>
+              <w:spacing w:after="0"/>
+              <w:ind w:left="283"/>
+            </w:pPr>
+            <w:r>
+              <w:rPr>
+                <w:rFonts w:ascii="맑은 고딕" w:hAnsi="맑은 고딕" w:eastAsia="맑은 고딕"/>
+                <w:b w:val="0"/>
+                <w:color w:val="6B7280"/>
+                <w:sz w:val="17"/>
+              </w:rPr>
+              <w:t>작가는 로봇과 함께하는 미래가 유망해 보인다는 것을 인정하지만, 사회가 잠재적 위험에 대처해야 한다고 강조한다.</w:t>
+            </w:r>
+          </w:p>
+          <w:p>
+            <w:pPr>
+              <w:spacing w:after="0"/>
+              <w:ind w:left="283"/>
+            </w:pPr>
+            <w:r>
+              <w:rPr>
+                <w:rFonts w:ascii="맑은 고딕" w:hAnsi="맑은 고딕" w:eastAsia="맑은 고딕"/>
+                <w:b w:val="0"/>
+                <w:color w:val="2457C5"/>
+                <w:sz w:val="16"/>
+              </w:rPr>
+              <w:t>양보 접속사 although(= though) · acknowledge/emphasize + that절 · appear + 형용사</w:t>
+            </w:r>
+          </w:p>
+        </w:tc>
+      </w:tr>
+    </w:tbl>
+    <w:p>
+      <w:pPr>
+        <w:spacing w:after="40" w:before="0" w:line="264" w:lineRule="auto"/>
+      </w:pPr>
     </w:p>
     <w:p>
       <w:r>
@@ -24712,6 +26462,936 @@
         <w:t>본문은 국가들이 기후 변화에 대처하는 조치를 취하면서 극단적인 기상에 대처하는 능력을 강화해야 한다고 말한다.</w:t>
       </w:r>
     </w:p>
+    <w:tbl>
+      <w:tblPr>
+        <w:tblStyle w:val="TableGrid"/>
+        <w:tblW w:type="auto" w:w="0"/>
+        <w:tblLook w:firstColumn="1" w:firstRow="1" w:lastColumn="0" w:lastRow="0" w:noHBand="0" w:noVBand="1" w:val="04A0"/>
+      </w:tblPr>
+      <w:tblGrid>
+        <w:gridCol w:w="10432"/>
+      </w:tblGrid>
+      <w:tr>
+        <w:tc>
+          <w:tcPr>
+            <w:tcW w:type="dxa" w:w="10432"/>
+            <w:shd w:val="clear" w:color="auto" w:fill="F3F4F6"/>
+          </w:tcPr>
+          <w:p>
+            <w:r>
+              <w:rPr>
+                <w:rFonts w:ascii="맑은 고딕" w:hAnsi="맑은 고딕" w:eastAsia="맑은 고딕"/>
+                <w:b/>
+                <w:color w:val="1F2430"/>
+                <w:sz w:val="19"/>
+              </w:rPr>
+              <w:t>★ 핵심 빈칸 — 이 단원 문장의 출제 포인트 (어법·구문)</w:t>
+            </w:r>
+          </w:p>
+          <w:p>
+            <w:pPr>
+              <w:spacing w:after="0" w:before="60"/>
+              <w:ind w:left="283" w:hanging="283"/>
+            </w:pPr>
+            <w:r>
+              <w:rPr>
+                <w:rFonts w:ascii="맑은 고딕" w:hAnsi="맑은 고딕" w:eastAsia="맑은 고딕"/>
+                <w:b/>
+                <w:color w:val="6B7280"/>
+                <w:sz w:val="18"/>
+              </w:rPr>
+              <w:t xml:space="preserve">1  </w:t>
+            </w:r>
+            <w:r>
+              <w:rPr>
+                <w:rFonts w:ascii="맑은 고딕" w:hAnsi="맑은 고딕" w:eastAsia="맑은 고딕"/>
+                <w:b w:val="0"/>
+                <w:sz w:val="19"/>
+              </w:rPr>
+              <w:t xml:space="preserve">One major factor behind the extreme heat in 2026 was a heat dome, </w:t>
+            </w:r>
+            <w:r>
+              <w:rPr>
+                <w:rFonts w:ascii="맑은 고딕" w:hAnsi="맑은 고딕" w:eastAsia="맑은 고딕"/>
+                <w:b/>
+                <w:color w:val="D1323A"/>
+                <w:sz w:val="19"/>
+              </w:rPr>
+              <w:t>in which</w:t>
+            </w:r>
+            <w:r>
+              <w:rPr>
+                <w:rFonts w:ascii="맑은 고딕" w:hAnsi="맑은 고딕" w:eastAsia="맑은 고딕"/>
+                <w:b w:val="0"/>
+                <w:sz w:val="19"/>
+              </w:rPr>
+              <w:t xml:space="preserve"> a powerful area of high pressure covered a large region and trapped hot air near the Earth’s surface.</w:t>
+            </w:r>
+          </w:p>
+          <w:p>
+            <w:pPr>
+              <w:spacing w:after="0"/>
+              <w:ind w:left="283"/>
+            </w:pPr>
+            <w:r>
+              <w:rPr>
+                <w:rFonts w:ascii="맑은 고딕" w:hAnsi="맑은 고딕" w:eastAsia="맑은 고딕"/>
+                <w:b w:val="0"/>
+                <w:color w:val="6B7280"/>
+                <w:sz w:val="17"/>
+              </w:rPr>
+              <w:t>2026년 극심한 더위의 한 가지 주요 요인은 열돔이었는데, 그 안에서 강력한 고기압 지역이 넓은 지역을 뒤덮고 지표면 근처에 뜨거운 공기를 가두었다.</w:t>
+            </w:r>
+          </w:p>
+          <w:p>
+            <w:pPr>
+              <w:spacing w:after="0"/>
+              <w:ind w:left="283"/>
+            </w:pPr>
+            <w:r>
+              <w:rPr>
+                <w:rFonts w:ascii="맑은 고딕" w:hAnsi="맑은 고딕" w:eastAsia="맑은 고딕"/>
+                <w:b w:val="0"/>
+                <w:color w:val="2457C5"/>
+                <w:sz w:val="16"/>
+              </w:rPr>
+              <w:t>전치사 + 관계대명사(= where) 계속적 용법 · in that(×)</w:t>
+            </w:r>
+          </w:p>
+          <w:p>
+            <w:pPr>
+              <w:spacing w:after="0" w:before="60"/>
+              <w:ind w:left="283" w:hanging="283"/>
+            </w:pPr>
+            <w:r>
+              <w:rPr>
+                <w:rFonts w:ascii="맑은 고딕" w:hAnsi="맑은 고딕" w:eastAsia="맑은 고딕"/>
+                <w:b/>
+                <w:color w:val="6B7280"/>
+                <w:sz w:val="18"/>
+              </w:rPr>
+              <w:t xml:space="preserve">2  </w:t>
+            </w:r>
+            <w:r>
+              <w:rPr>
+                <w:rFonts w:ascii="맑은 고딕" w:hAnsi="맑은 고딕" w:eastAsia="맑은 고딕"/>
+                <w:b/>
+                <w:color w:val="D1323A"/>
+                <w:sz w:val="19"/>
+              </w:rPr>
+              <w:t>As</w:t>
+            </w:r>
+            <w:r>
+              <w:rPr>
+                <w:rFonts w:ascii="맑은 고딕" w:hAnsi="맑은 고딕" w:eastAsia="맑은 고딕"/>
+                <w:b w:val="0"/>
+                <w:sz w:val="19"/>
+              </w:rPr>
+              <w:t xml:space="preserve"> the air sank and became compressed, its temperature rose.</w:t>
+            </w:r>
+          </w:p>
+          <w:p>
+            <w:pPr>
+              <w:spacing w:after="0"/>
+              <w:ind w:left="283"/>
+            </w:pPr>
+            <w:r>
+              <w:rPr>
+                <w:rFonts w:ascii="맑은 고딕" w:hAnsi="맑은 고딕" w:eastAsia="맑은 고딕"/>
+                <w:b w:val="0"/>
+                <w:color w:val="6B7280"/>
+                <w:sz w:val="17"/>
+              </w:rPr>
+              <w:t>공기가 가라앉으며 압축되자, 그 온도가 올라갔다.</w:t>
+            </w:r>
+          </w:p>
+          <w:p>
+            <w:pPr>
+              <w:spacing w:after="0"/>
+              <w:ind w:left="283"/>
+            </w:pPr>
+            <w:r>
+              <w:rPr>
+                <w:rFonts w:ascii="맑은 고딕" w:hAnsi="맑은 고딕" w:eastAsia="맑은 고딕"/>
+                <w:b w:val="0"/>
+                <w:color w:val="2457C5"/>
+                <w:sz w:val="16"/>
+              </w:rPr>
+              <w:t>접속사 as(~함에 따라) · became + 과거분사(compressed) · rise–rose–risen(자동사)</w:t>
+            </w:r>
+          </w:p>
+          <w:p>
+            <w:pPr>
+              <w:spacing w:after="0" w:before="60"/>
+              <w:ind w:left="283" w:hanging="283"/>
+            </w:pPr>
+            <w:r>
+              <w:rPr>
+                <w:rFonts w:ascii="맑은 고딕" w:hAnsi="맑은 고딕" w:eastAsia="맑은 고딕"/>
+                <w:b/>
+                <w:color w:val="6B7280"/>
+                <w:sz w:val="18"/>
+              </w:rPr>
+              <w:t xml:space="preserve">3  </w:t>
+            </w:r>
+            <w:r>
+              <w:rPr>
+                <w:rFonts w:ascii="맑은 고딕" w:hAnsi="맑은 고딕" w:eastAsia="맑은 고딕"/>
+                <w:b w:val="0"/>
+                <w:sz w:val="19"/>
+              </w:rPr>
+              <w:t xml:space="preserve">Fewer clouds </w:t>
+            </w:r>
+            <w:r>
+              <w:rPr>
+                <w:rFonts w:ascii="맑은 고딕" w:hAnsi="맑은 고딕" w:eastAsia="맑은 고딕"/>
+                <w:b/>
+                <w:color w:val="D1323A"/>
+                <w:sz w:val="19"/>
+              </w:rPr>
+              <w:t>allowed</w:t>
+            </w:r>
+            <w:r>
+              <w:rPr>
+                <w:rFonts w:ascii="맑은 고딕" w:hAnsi="맑은 고딕" w:eastAsia="맑은 고딕"/>
+                <w:b w:val="0"/>
+                <w:sz w:val="19"/>
+              </w:rPr>
+              <w:t xml:space="preserve"> more solar radiation </w:t>
+            </w:r>
+            <w:r>
+              <w:rPr>
+                <w:rFonts w:ascii="맑은 고딕" w:hAnsi="맑은 고딕" w:eastAsia="맑은 고딕"/>
+                <w:b/>
+                <w:color w:val="D1323A"/>
+                <w:sz w:val="19"/>
+              </w:rPr>
+              <w:t>to reach</w:t>
+            </w:r>
+            <w:r>
+              <w:rPr>
+                <w:rFonts w:ascii="맑은 고딕" w:hAnsi="맑은 고딕" w:eastAsia="맑은 고딕"/>
+                <w:b w:val="0"/>
+                <w:sz w:val="19"/>
+              </w:rPr>
+              <w:t xml:space="preserve"> the ground and </w:t>
+            </w:r>
+            <w:r>
+              <w:rPr>
+                <w:rFonts w:ascii="맑은 고딕" w:hAnsi="맑은 고딕" w:eastAsia="맑은 고딕"/>
+                <w:b/>
+                <w:color w:val="D1323A"/>
+                <w:sz w:val="19"/>
+              </w:rPr>
+              <w:t>caused</w:t>
+            </w:r>
+            <w:r>
+              <w:rPr>
+                <w:rFonts w:ascii="맑은 고딕" w:hAnsi="맑은 고딕" w:eastAsia="맑은 고딕"/>
+                <w:b w:val="0"/>
+                <w:sz w:val="19"/>
+              </w:rPr>
+              <w:t xml:space="preserve"> heat </w:t>
+            </w:r>
+            <w:r>
+              <w:rPr>
+                <w:rFonts w:ascii="맑은 고딕" w:hAnsi="맑은 고딕" w:eastAsia="맑은 고딕"/>
+                <w:b/>
+                <w:color w:val="D1323A"/>
+                <w:sz w:val="19"/>
+              </w:rPr>
+              <w:t>to accumulate</w:t>
+            </w:r>
+            <w:r>
+              <w:rPr>
+                <w:rFonts w:ascii="맑은 고딕" w:hAnsi="맑은 고딕" w:eastAsia="맑은 고딕"/>
+                <w:b w:val="0"/>
+                <w:sz w:val="19"/>
+              </w:rPr>
+              <w:t>.</w:t>
+            </w:r>
+          </w:p>
+          <w:p>
+            <w:pPr>
+              <w:spacing w:after="0"/>
+              <w:ind w:left="283"/>
+            </w:pPr>
+            <w:r>
+              <w:rPr>
+                <w:rFonts w:ascii="맑은 고딕" w:hAnsi="맑은 고딕" w:eastAsia="맑은 고딕"/>
+                <w:b w:val="0"/>
+                <w:color w:val="6B7280"/>
+                <w:sz w:val="17"/>
+              </w:rPr>
+              <w:t>구름이 적어 더 많은 태양 복사 에너지가 지면에 도달했고, 열이 축적되었다.</w:t>
+            </w:r>
+          </w:p>
+          <w:p>
+            <w:pPr>
+              <w:spacing w:after="0"/>
+              <w:ind w:left="283"/>
+            </w:pPr>
+            <w:r>
+              <w:rPr>
+                <w:rFonts w:ascii="맑은 고딕" w:hAnsi="맑은 고딕" w:eastAsia="맑은 고딕"/>
+                <w:b w:val="0"/>
+                <w:color w:val="2457C5"/>
+                <w:sz w:val="16"/>
+              </w:rPr>
+              <w:t>allow / cause + O + to부정사 · fewer + 복수명사</w:t>
+            </w:r>
+          </w:p>
+          <w:p>
+            <w:pPr>
+              <w:spacing w:after="0" w:before="60"/>
+              <w:ind w:left="283" w:hanging="283"/>
+            </w:pPr>
+            <w:r>
+              <w:rPr>
+                <w:rFonts w:ascii="맑은 고딕" w:hAnsi="맑은 고딕" w:eastAsia="맑은 고딕"/>
+                <w:b/>
+                <w:color w:val="6B7280"/>
+                <w:sz w:val="18"/>
+              </w:rPr>
+              <w:t xml:space="preserve">4  </w:t>
+            </w:r>
+            <w:r>
+              <w:rPr>
+                <w:rFonts w:ascii="맑은 고딕" w:hAnsi="맑은 고딕" w:eastAsia="맑은 고딕"/>
+                <w:b w:val="0"/>
+                <w:sz w:val="19"/>
+              </w:rPr>
+              <w:t xml:space="preserve">The demand for fans and air conditioners increased </w:t>
+            </w:r>
+            <w:r>
+              <w:rPr>
+                <w:rFonts w:ascii="맑은 고딕" w:hAnsi="맑은 고딕" w:eastAsia="맑은 고딕"/>
+                <w:b/>
+                <w:color w:val="D1323A"/>
+                <w:sz w:val="19"/>
+              </w:rPr>
+              <w:t>so</w:t>
+            </w:r>
+            <w:r>
+              <w:rPr>
+                <w:rFonts w:ascii="맑은 고딕" w:hAnsi="맑은 고딕" w:eastAsia="맑은 고딕"/>
+                <w:b w:val="0"/>
+                <w:sz w:val="19"/>
+              </w:rPr>
+              <w:t xml:space="preserve"> rapidly </w:t>
+            </w:r>
+            <w:r>
+              <w:rPr>
+                <w:rFonts w:ascii="맑은 고딕" w:hAnsi="맑은 고딕" w:eastAsia="맑은 고딕"/>
+                <w:b/>
+                <w:color w:val="D1323A"/>
+                <w:sz w:val="19"/>
+              </w:rPr>
+              <w:t>that</w:t>
+            </w:r>
+            <w:r>
+              <w:rPr>
+                <w:rFonts w:ascii="맑은 고딕" w:hAnsi="맑은 고딕" w:eastAsia="맑은 고딕"/>
+                <w:b w:val="0"/>
+                <w:sz w:val="19"/>
+              </w:rPr>
+              <w:t xml:space="preserve"> some stores ran out of them, </w:t>
+            </w:r>
+            <w:r>
+              <w:rPr>
+                <w:rFonts w:ascii="맑은 고딕" w:hAnsi="맑은 고딕" w:eastAsia="맑은 고딕"/>
+                <w:b/>
+                <w:color w:val="D1323A"/>
+                <w:sz w:val="19"/>
+              </w:rPr>
+              <w:t>which</w:t>
+            </w:r>
+            <w:r>
+              <w:rPr>
+                <w:rFonts w:ascii="맑은 고딕" w:hAnsi="맑은 고딕" w:eastAsia="맑은 고딕"/>
+                <w:b w:val="0"/>
+                <w:sz w:val="19"/>
+              </w:rPr>
+              <w:t xml:space="preserve"> created a sudden shortage of cooling equipment.</w:t>
+            </w:r>
+          </w:p>
+          <w:p>
+            <w:pPr>
+              <w:spacing w:after="0"/>
+              <w:ind w:left="283"/>
+            </w:pPr>
+            <w:r>
+              <w:rPr>
+                <w:rFonts w:ascii="맑은 고딕" w:hAnsi="맑은 고딕" w:eastAsia="맑은 고딕"/>
+                <w:b w:val="0"/>
+                <w:color w:val="6B7280"/>
+                <w:sz w:val="17"/>
+              </w:rPr>
+              <w:t>선풍기와 에어컨에 대한 수요가 너무 빠르게 증가해서 일부 상점에서는 그것들이 다 떨어졌고, 이는 냉방 기기의 갑작스러운 부족 사태를 일으켰다.</w:t>
+            </w:r>
+          </w:p>
+          <w:p>
+            <w:pPr>
+              <w:spacing w:after="0"/>
+              <w:ind w:left="283"/>
+            </w:pPr>
+            <w:r>
+              <w:rPr>
+                <w:rFonts w:ascii="맑은 고딕" w:hAnsi="맑은 고딕" w:eastAsia="맑은 고딕"/>
+                <w:b w:val="0"/>
+                <w:color w:val="2457C5"/>
+                <w:sz w:val="16"/>
+              </w:rPr>
+              <w:t>so + 부사 + that(결과) · 계속적 용법 which = 앞 절 전체</w:t>
+            </w:r>
+          </w:p>
+          <w:p>
+            <w:pPr>
+              <w:spacing w:after="0" w:before="60"/>
+              <w:ind w:left="283" w:hanging="283"/>
+            </w:pPr>
+            <w:r>
+              <w:rPr>
+                <w:rFonts w:ascii="맑은 고딕" w:hAnsi="맑은 고딕" w:eastAsia="맑은 고딕"/>
+                <w:b/>
+                <w:color w:val="6B7280"/>
+                <w:sz w:val="18"/>
+              </w:rPr>
+              <w:t xml:space="preserve">5  </w:t>
+            </w:r>
+            <w:r>
+              <w:rPr>
+                <w:rFonts w:ascii="맑은 고딕" w:hAnsi="맑은 고딕" w:eastAsia="맑은 고딕"/>
+                <w:b w:val="0"/>
+                <w:sz w:val="19"/>
+              </w:rPr>
+              <w:t xml:space="preserve">The extreme heat created a difficult situation </w:t>
+            </w:r>
+            <w:r>
+              <w:rPr>
+                <w:rFonts w:ascii="맑은 고딕" w:hAnsi="맑은 고딕" w:eastAsia="맑은 고딕"/>
+                <w:b/>
+                <w:color w:val="D1323A"/>
+                <w:sz w:val="19"/>
+              </w:rPr>
+              <w:t>which</w:t>
+            </w:r>
+            <w:r>
+              <w:rPr>
+                <w:rFonts w:ascii="맑은 고딕" w:hAnsi="맑은 고딕" w:eastAsia="맑은 고딕"/>
+                <w:b w:val="0"/>
+                <w:sz w:val="19"/>
+              </w:rPr>
+              <w:t xml:space="preserve"> farmers struggled to grow crops </w:t>
+            </w:r>
+            <w:r>
+              <w:rPr>
+                <w:rFonts w:ascii="맑은 고딕" w:hAnsi="맑은 고딕" w:eastAsia="맑은 고딕"/>
+                <w:b/>
+                <w:color w:val="D1323A"/>
+                <w:sz w:val="19"/>
+              </w:rPr>
+              <w:t>in</w:t>
+            </w:r>
+            <w:r>
+              <w:rPr>
+                <w:rFonts w:ascii="맑은 고딕" w:hAnsi="맑은 고딕" w:eastAsia="맑은 고딕"/>
+                <w:b w:val="0"/>
+                <w:sz w:val="19"/>
+              </w:rPr>
+              <w:t>.</w:t>
+            </w:r>
+          </w:p>
+          <w:p>
+            <w:pPr>
+              <w:spacing w:after="0"/>
+              <w:ind w:left="283"/>
+            </w:pPr>
+            <w:r>
+              <w:rPr>
+                <w:rFonts w:ascii="맑은 고딕" w:hAnsi="맑은 고딕" w:eastAsia="맑은 고딕"/>
+                <w:b w:val="0"/>
+                <w:color w:val="6B7280"/>
+                <w:sz w:val="17"/>
+              </w:rPr>
+              <w:t>극심한 더위는 농부들이 작물을 재배하는 데 애를 먹는 힘든 상황을 만들었다.</w:t>
+            </w:r>
+          </w:p>
+          <w:p>
+            <w:pPr>
+              <w:spacing w:after="0"/>
+              <w:ind w:left="283"/>
+            </w:pPr>
+            <w:r>
+              <w:rPr>
+                <w:rFonts w:ascii="맑은 고딕" w:hAnsi="맑은 고딕" w:eastAsia="맑은 고딕"/>
+                <w:b w:val="0"/>
+                <w:color w:val="2457C5"/>
+                <w:sz w:val="16"/>
+              </w:rPr>
+              <w:t>관계대명사 + 문미 전치사(= in which = where) · struggle to ~하느라 애쓰다</w:t>
+            </w:r>
+          </w:p>
+          <w:p>
+            <w:pPr>
+              <w:spacing w:after="0" w:before="60"/>
+              <w:ind w:left="283" w:hanging="283"/>
+            </w:pPr>
+            <w:r>
+              <w:rPr>
+                <w:rFonts w:ascii="맑은 고딕" w:hAnsi="맑은 고딕" w:eastAsia="맑은 고딕"/>
+                <w:b/>
+                <w:color w:val="6B7280"/>
+                <w:sz w:val="18"/>
+              </w:rPr>
+              <w:t xml:space="preserve">6  </w:t>
+            </w:r>
+            <w:r>
+              <w:rPr>
+                <w:rFonts w:ascii="맑은 고딕" w:hAnsi="맑은 고딕" w:eastAsia="맑은 고딕"/>
+                <w:b w:val="0"/>
+                <w:sz w:val="19"/>
+              </w:rPr>
+              <w:t xml:space="preserve">Such conditions </w:t>
+            </w:r>
+            <w:r>
+              <w:rPr>
+                <w:rFonts w:ascii="맑은 고딕" w:hAnsi="맑은 고딕" w:eastAsia="맑은 고딕"/>
+                <w:b/>
+                <w:color w:val="D1323A"/>
+                <w:sz w:val="19"/>
+              </w:rPr>
+              <w:t>did</w:t>
+            </w:r>
+            <w:r>
+              <w:rPr>
+                <w:rFonts w:ascii="맑은 고딕" w:hAnsi="맑은 고딕" w:eastAsia="맑은 고딕"/>
+                <w:b w:val="0"/>
+                <w:sz w:val="19"/>
+              </w:rPr>
+              <w:t xml:space="preserve"> undermine agricultural productivity and compromise food security.</w:t>
+            </w:r>
+          </w:p>
+          <w:p>
+            <w:pPr>
+              <w:spacing w:after="0"/>
+              <w:ind w:left="283"/>
+            </w:pPr>
+            <w:r>
+              <w:rPr>
+                <w:rFonts w:ascii="맑은 고딕" w:hAnsi="맑은 고딕" w:eastAsia="맑은 고딕"/>
+                <w:b w:val="0"/>
+                <w:color w:val="6B7280"/>
+                <w:sz w:val="17"/>
+              </w:rPr>
+              <w:t>그러한 조건은 농업 생산성을 실제로 약화시켰고 식량 안보를 위태롭게 했다.</w:t>
+            </w:r>
+          </w:p>
+          <w:p>
+            <w:pPr>
+              <w:spacing w:after="0"/>
+              <w:ind w:left="283"/>
+            </w:pPr>
+            <w:r>
+              <w:rPr>
+                <w:rFonts w:ascii="맑은 고딕" w:hAnsi="맑은 고딕" w:eastAsia="맑은 고딕"/>
+                <w:b w:val="0"/>
+                <w:color w:val="2457C5"/>
+                <w:sz w:val="16"/>
+              </w:rPr>
+              <w:t>강조의 do: did + 동사원형(undermine, compromise 병렬)</w:t>
+            </w:r>
+          </w:p>
+          <w:p>
+            <w:pPr>
+              <w:spacing w:after="0" w:before="60"/>
+              <w:ind w:left="283" w:hanging="283"/>
+            </w:pPr>
+            <w:r>
+              <w:rPr>
+                <w:rFonts w:ascii="맑은 고딕" w:hAnsi="맑은 고딕" w:eastAsia="맑은 고딕"/>
+                <w:b/>
+                <w:color w:val="6B7280"/>
+                <w:sz w:val="18"/>
+              </w:rPr>
+              <w:t xml:space="preserve">7  </w:t>
+            </w:r>
+            <w:r>
+              <w:rPr>
+                <w:rFonts w:ascii="맑은 고딕" w:hAnsi="맑은 고딕" w:eastAsia="맑은 고딕"/>
+                <w:b w:val="0"/>
+                <w:sz w:val="19"/>
+              </w:rPr>
+              <w:t xml:space="preserve">Extreme heat </w:t>
+            </w:r>
+            <w:r>
+              <w:rPr>
+                <w:rFonts w:ascii="맑은 고딕" w:hAnsi="맑은 고딕" w:eastAsia="맑은 고딕"/>
+                <w:b/>
+                <w:color w:val="D1323A"/>
+                <w:sz w:val="19"/>
+              </w:rPr>
+              <w:t>made</w:t>
+            </w:r>
+            <w:r>
+              <w:rPr>
+                <w:rFonts w:ascii="맑은 고딕" w:hAnsi="맑은 고딕" w:eastAsia="맑은 고딕"/>
+                <w:b w:val="0"/>
+                <w:sz w:val="19"/>
+              </w:rPr>
+              <w:t xml:space="preserve"> </w:t>
+            </w:r>
+            <w:r>
+              <w:rPr>
+                <w:rFonts w:ascii="맑은 고딕" w:hAnsi="맑은 고딕" w:eastAsia="맑은 고딕"/>
+                <w:b/>
+                <w:color w:val="D1323A"/>
+                <w:sz w:val="19"/>
+              </w:rPr>
+              <w:t>it</w:t>
+            </w:r>
+            <w:r>
+              <w:rPr>
+                <w:rFonts w:ascii="맑은 고딕" w:hAnsi="맑은 고딕" w:eastAsia="맑은 고딕"/>
+                <w:b w:val="0"/>
+                <w:sz w:val="19"/>
+              </w:rPr>
+              <w:t xml:space="preserve"> difficult </w:t>
+            </w:r>
+            <w:r>
+              <w:rPr>
+                <w:rFonts w:ascii="맑은 고딕" w:hAnsi="맑은 고딕" w:eastAsia="맑은 고딕"/>
+                <w:b/>
+                <w:color w:val="D1323A"/>
+                <w:sz w:val="19"/>
+              </w:rPr>
+              <w:t>for</w:t>
+            </w:r>
+            <w:r>
+              <w:rPr>
+                <w:rFonts w:ascii="맑은 고딕" w:hAnsi="맑은 고딕" w:eastAsia="맑은 고딕"/>
+                <w:b w:val="0"/>
+                <w:sz w:val="19"/>
+              </w:rPr>
+              <w:t xml:space="preserve"> outdoor workers </w:t>
+            </w:r>
+            <w:r>
+              <w:rPr>
+                <w:rFonts w:ascii="맑은 고딕" w:hAnsi="맑은 고딕" w:eastAsia="맑은 고딕"/>
+                <w:b/>
+                <w:color w:val="D1323A"/>
+                <w:sz w:val="19"/>
+              </w:rPr>
+              <w:t>to work</w:t>
+            </w:r>
+            <w:r>
+              <w:rPr>
+                <w:rFonts w:ascii="맑은 고딕" w:hAnsi="맑은 고딕" w:eastAsia="맑은 고딕"/>
+                <w:b w:val="0"/>
+                <w:sz w:val="19"/>
+              </w:rPr>
+              <w:t xml:space="preserve"> safely and efficiently.</w:t>
+            </w:r>
+          </w:p>
+          <w:p>
+            <w:pPr>
+              <w:spacing w:after="0"/>
+              <w:ind w:left="283"/>
+            </w:pPr>
+            <w:r>
+              <w:rPr>
+                <w:rFonts w:ascii="맑은 고딕" w:hAnsi="맑은 고딕" w:eastAsia="맑은 고딕"/>
+                <w:b w:val="0"/>
+                <w:color w:val="6B7280"/>
+                <w:sz w:val="17"/>
+              </w:rPr>
+              <w:t>극심한 더위는 야외 노동자들이 안전하고 효율적으로 일하기 어렵게 만들었다.</w:t>
+            </w:r>
+          </w:p>
+          <w:p>
+            <w:pPr>
+              <w:spacing w:after="0"/>
+              <w:ind w:left="283"/>
+            </w:pPr>
+            <w:r>
+              <w:rPr>
+                <w:rFonts w:ascii="맑은 고딕" w:hAnsi="맑은 고딕" w:eastAsia="맑은 고딕"/>
+                <w:b w:val="0"/>
+                <w:color w:val="2457C5"/>
+                <w:sz w:val="16"/>
+              </w:rPr>
+              <w:t>make + 가목적어 it + 형용사 + for 의미상 주어 + to부정사</w:t>
+            </w:r>
+          </w:p>
+          <w:p>
+            <w:pPr>
+              <w:spacing w:after="0" w:before="60"/>
+              <w:ind w:left="283" w:hanging="283"/>
+            </w:pPr>
+            <w:r>
+              <w:rPr>
+                <w:rFonts w:ascii="맑은 고딕" w:hAnsi="맑은 고딕" w:eastAsia="맑은 고딕"/>
+                <w:b/>
+                <w:color w:val="6B7280"/>
+                <w:sz w:val="18"/>
+              </w:rPr>
+              <w:t xml:space="preserve">8  </w:t>
+            </w:r>
+            <w:r>
+              <w:rPr>
+                <w:rFonts w:ascii="맑은 고딕" w:hAnsi="맑은 고딕" w:eastAsia="맑은 고딕"/>
+                <w:b w:val="0"/>
+                <w:sz w:val="19"/>
+              </w:rPr>
+              <w:t xml:space="preserve">These problems are </w:t>
+            </w:r>
+            <w:r>
+              <w:rPr>
+                <w:rFonts w:ascii="맑은 고딕" w:hAnsi="맑은 고딕" w:eastAsia="맑은 고딕"/>
+                <w:b/>
+                <w:color w:val="D1323A"/>
+                <w:sz w:val="19"/>
+              </w:rPr>
+              <w:t>not limited to</w:t>
+            </w:r>
+            <w:r>
+              <w:rPr>
+                <w:rFonts w:ascii="맑은 고딕" w:hAnsi="맑은 고딕" w:eastAsia="맑은 고딕"/>
+                <w:b w:val="0"/>
+                <w:sz w:val="19"/>
+              </w:rPr>
+              <w:t xml:space="preserve"> Europe.</w:t>
+            </w:r>
+          </w:p>
+          <w:p>
+            <w:pPr>
+              <w:spacing w:after="0"/>
+              <w:ind w:left="283"/>
+            </w:pPr>
+            <w:r>
+              <w:rPr>
+                <w:rFonts w:ascii="맑은 고딕" w:hAnsi="맑은 고딕" w:eastAsia="맑은 고딕"/>
+                <w:b w:val="0"/>
+                <w:color w:val="6B7280"/>
+                <w:sz w:val="17"/>
+              </w:rPr>
+              <w:t>이러한 문제들은 유럽에만 국한되지 않는다.</w:t>
+            </w:r>
+          </w:p>
+          <w:p>
+            <w:pPr>
+              <w:spacing w:after="0"/>
+              <w:ind w:left="283"/>
+            </w:pPr>
+            <w:r>
+              <w:rPr>
+                <w:rFonts w:ascii="맑은 고딕" w:hAnsi="맑은 고딕" w:eastAsia="맑은 고딕"/>
+                <w:b w:val="0"/>
+                <w:color w:val="2457C5"/>
+                <w:sz w:val="16"/>
+              </w:rPr>
+              <w:t>be limited to ~에 국한되다 (수동)</w:t>
+            </w:r>
+          </w:p>
+          <w:p>
+            <w:pPr>
+              <w:spacing w:after="0" w:before="60"/>
+              <w:ind w:left="283" w:hanging="283"/>
+            </w:pPr>
+            <w:r>
+              <w:rPr>
+                <w:rFonts w:ascii="맑은 고딕" w:hAnsi="맑은 고딕" w:eastAsia="맑은 고딕"/>
+                <w:b/>
+                <w:color w:val="6B7280"/>
+                <w:sz w:val="18"/>
+              </w:rPr>
+              <w:t xml:space="preserve">9  </w:t>
+            </w:r>
+            <w:r>
+              <w:rPr>
+                <w:rFonts w:ascii="맑은 고딕" w:hAnsi="맑은 고딕" w:eastAsia="맑은 고딕"/>
+                <w:b w:val="0"/>
+                <w:sz w:val="19"/>
+              </w:rPr>
+              <w:t xml:space="preserve">As climate risks grow, societies must </w:t>
+            </w:r>
+            <w:r>
+              <w:rPr>
+                <w:rFonts w:ascii="맑은 고딕" w:hAnsi="맑은 고딕" w:eastAsia="맑은 고딕"/>
+                <w:b/>
+                <w:color w:val="D1323A"/>
+                <w:sz w:val="19"/>
+              </w:rPr>
+              <w:t>come to terms with</w:t>
+            </w:r>
+            <w:r>
+              <w:rPr>
+                <w:rFonts w:ascii="맑은 고딕" w:hAnsi="맑은 고딕" w:eastAsia="맑은 고딕"/>
+                <w:b w:val="0"/>
+                <w:sz w:val="19"/>
+              </w:rPr>
+              <w:t xml:space="preserve"> a changing climate and develop ways </w:t>
+            </w:r>
+            <w:r>
+              <w:rPr>
+                <w:rFonts w:ascii="맑은 고딕" w:hAnsi="맑은 고딕" w:eastAsia="맑은 고딕"/>
+                <w:b/>
+                <w:color w:val="D1323A"/>
+                <w:sz w:val="19"/>
+              </w:rPr>
+              <w:t>to adapt</w:t>
+            </w:r>
+            <w:r>
+              <w:rPr>
+                <w:rFonts w:ascii="맑은 고딕" w:hAnsi="맑은 고딕" w:eastAsia="맑은 고딕"/>
+                <w:b w:val="0"/>
+                <w:sz w:val="19"/>
+              </w:rPr>
+              <w:t>.</w:t>
+            </w:r>
+          </w:p>
+          <w:p>
+            <w:pPr>
+              <w:spacing w:after="0"/>
+              <w:ind w:left="283"/>
+            </w:pPr>
+            <w:r>
+              <w:rPr>
+                <w:rFonts w:ascii="맑은 고딕" w:hAnsi="맑은 고딕" w:eastAsia="맑은 고딕"/>
+                <w:b w:val="0"/>
+                <w:color w:val="6B7280"/>
+                <w:sz w:val="17"/>
+              </w:rPr>
+              <w:t>기후 위험이 커짐에 따라, 사회는 변화하는 기후를 받아들이고 적응할 방법을 개발해야 한다.</w:t>
+            </w:r>
+          </w:p>
+          <w:p>
+            <w:pPr>
+              <w:spacing w:after="0"/>
+              <w:ind w:left="283"/>
+            </w:pPr>
+            <w:r>
+              <w:rPr>
+                <w:rFonts w:ascii="맑은 고딕" w:hAnsi="맑은 고딕" w:eastAsia="맑은 고딕"/>
+                <w:b w:val="0"/>
+                <w:color w:val="2457C5"/>
+                <w:sz w:val="16"/>
+              </w:rPr>
+              <w:t>come to terms with ~을 받아들이다 · ways를 꾸미는 to부정사(형용사적 용법)</w:t>
+            </w:r>
+          </w:p>
+          <w:p>
+            <w:pPr>
+              <w:spacing w:after="0" w:before="60"/>
+              <w:ind w:left="283" w:hanging="283"/>
+            </w:pPr>
+            <w:r>
+              <w:rPr>
+                <w:rFonts w:ascii="맑은 고딕" w:hAnsi="맑은 고딕" w:eastAsia="맑은 고딕"/>
+                <w:b/>
+                <w:color w:val="6B7280"/>
+                <w:sz w:val="18"/>
+              </w:rPr>
+              <w:t xml:space="preserve">10  </w:t>
+            </w:r>
+            <w:r>
+              <w:rPr>
+                <w:rFonts w:ascii="맑은 고딕" w:hAnsi="맑은 고딕" w:eastAsia="맑은 고딕"/>
+                <w:b w:val="0"/>
+                <w:sz w:val="19"/>
+              </w:rPr>
+              <w:t xml:space="preserve">Countries need to </w:t>
+            </w:r>
+            <w:r>
+              <w:rPr>
+                <w:rFonts w:ascii="맑은 고딕" w:hAnsi="맑은 고딕" w:eastAsia="맑은 고딕"/>
+                <w:b/>
+                <w:color w:val="D1323A"/>
+                <w:sz w:val="19"/>
+              </w:rPr>
+              <w:t>reduce</w:t>
+            </w:r>
+            <w:r>
+              <w:rPr>
+                <w:rFonts w:ascii="맑은 고딕" w:hAnsi="맑은 고딕" w:eastAsia="맑은 고딕"/>
+                <w:b w:val="0"/>
+                <w:sz w:val="19"/>
+              </w:rPr>
+              <w:t xml:space="preserve"> greenhouse gas emissions, </w:t>
+            </w:r>
+            <w:r>
+              <w:rPr>
+                <w:rFonts w:ascii="맑은 고딕" w:hAnsi="맑은 고딕" w:eastAsia="맑은 고딕"/>
+                <w:b/>
+                <w:color w:val="D1323A"/>
+                <w:sz w:val="19"/>
+              </w:rPr>
+              <w:t>strengthen</w:t>
+            </w:r>
+            <w:r>
+              <w:rPr>
+                <w:rFonts w:ascii="맑은 고딕" w:hAnsi="맑은 고딕" w:eastAsia="맑은 고딕"/>
+                <w:b w:val="0"/>
+                <w:sz w:val="19"/>
+              </w:rPr>
+              <w:t xml:space="preserve"> resilience to extreme weather, and </w:t>
+            </w:r>
+            <w:r>
+              <w:rPr>
+                <w:rFonts w:ascii="맑은 고딕" w:hAnsi="맑은 고딕" w:eastAsia="맑은 고딕"/>
+                <w:b/>
+                <w:color w:val="D1323A"/>
+                <w:sz w:val="19"/>
+              </w:rPr>
+              <w:t>cooperate</w:t>
+            </w:r>
+            <w:r>
+              <w:rPr>
+                <w:rFonts w:ascii="맑은 고딕" w:hAnsi="맑은 고딕" w:eastAsia="맑은 고딕"/>
+                <w:b w:val="0"/>
+                <w:sz w:val="19"/>
+              </w:rPr>
+              <w:t xml:space="preserve"> to mitigate its long-term effects.</w:t>
+            </w:r>
+          </w:p>
+          <w:p>
+            <w:pPr>
+              <w:spacing w:after="0"/>
+              <w:ind w:left="283"/>
+            </w:pPr>
+            <w:r>
+              <w:rPr>
+                <w:rFonts w:ascii="맑은 고딕" w:hAnsi="맑은 고딕" w:eastAsia="맑은 고딕"/>
+                <w:b w:val="0"/>
+                <w:color w:val="6B7280"/>
+                <w:sz w:val="17"/>
+              </w:rPr>
+              <w:t>국가들은 온실가스 배출을 줄이고, 극단적인 기상에 대한 회복력을 강화하며, 그것의 장기적인 영향을 완화하기 위해 협력할 필요가 있다.</w:t>
+            </w:r>
+          </w:p>
+          <w:p>
+            <w:pPr>
+              <w:spacing w:after="0"/>
+              <w:ind w:left="283"/>
+            </w:pPr>
+            <w:r>
+              <w:rPr>
+                <w:rFonts w:ascii="맑은 고딕" w:hAnsi="맑은 고딕" w:eastAsia="맑은 고딕"/>
+                <w:b w:val="0"/>
+                <w:color w:val="2457C5"/>
+                <w:sz w:val="16"/>
+              </w:rPr>
+              <w:t>need to + 동사원형 3개 병렬 · cooperate to(목적의 to부정사)</w:t>
+            </w:r>
+          </w:p>
+        </w:tc>
+      </w:tr>
+    </w:tbl>
+    <w:p>
+      <w:pPr>
+        <w:spacing w:after="40" w:before="0" w:line="264" w:lineRule="auto"/>
+      </w:pPr>
+    </w:p>
     <w:p>
       <w:pPr>
         <w:spacing w:after="60" w:before="160" w:line="264" w:lineRule="auto"/>
@@ -25662,6 +28342,869 @@
         </w:rPr>
         <w:t>본문은 사생활을 효과적으로 보호하기 위해 개별 시민이 자신의 개인 정보 처리 방식을 파악하는 일에 전적인 책임을 져야 한다고 말한다.</w:t>
       </w:r>
+    </w:p>
+    <w:tbl>
+      <w:tblPr>
+        <w:tblStyle w:val="TableGrid"/>
+        <w:tblW w:type="auto" w:w="0"/>
+        <w:tblLook w:firstColumn="1" w:firstRow="1" w:lastColumn="0" w:lastRow="0" w:noHBand="0" w:noVBand="1" w:val="04A0"/>
+      </w:tblPr>
+      <w:tblGrid>
+        <w:gridCol w:w="10432"/>
+      </w:tblGrid>
+      <w:tr>
+        <w:tc>
+          <w:tcPr>
+            <w:tcW w:type="dxa" w:w="10432"/>
+            <w:shd w:val="clear" w:color="auto" w:fill="F3F4F6"/>
+          </w:tcPr>
+          <w:p>
+            <w:r>
+              <w:rPr>
+                <w:rFonts w:ascii="맑은 고딕" w:hAnsi="맑은 고딕" w:eastAsia="맑은 고딕"/>
+                <w:b/>
+                <w:color w:val="1F2430"/>
+                <w:sz w:val="19"/>
+              </w:rPr>
+              <w:t>★ 핵심 빈칸 — 이 단원 문장의 출제 포인트 (어법·구문)</w:t>
+            </w:r>
+          </w:p>
+          <w:p>
+            <w:pPr>
+              <w:spacing w:after="0" w:before="60"/>
+              <w:ind w:left="283" w:hanging="283"/>
+            </w:pPr>
+            <w:r>
+              <w:rPr>
+                <w:rFonts w:ascii="맑은 고딕" w:hAnsi="맑은 고딕" w:eastAsia="맑은 고딕"/>
+                <w:b/>
+                <w:color w:val="6B7280"/>
+                <w:sz w:val="18"/>
+              </w:rPr>
+              <w:t xml:space="preserve">1  </w:t>
+            </w:r>
+            <w:r>
+              <w:rPr>
+                <w:rFonts w:ascii="맑은 고딕" w:hAnsi="맑은 고딕" w:eastAsia="맑은 고딕"/>
+                <w:b w:val="0"/>
+                <w:sz w:val="19"/>
+              </w:rPr>
+              <w:t xml:space="preserve">Today, we live in a world </w:t>
+            </w:r>
+            <w:r>
+              <w:rPr>
+                <w:rFonts w:ascii="맑은 고딕" w:hAnsi="맑은 고딕" w:eastAsia="맑은 고딕"/>
+                <w:b/>
+                <w:color w:val="D1323A"/>
+                <w:sz w:val="19"/>
+              </w:rPr>
+              <w:t>where</w:t>
+            </w:r>
+            <w:r>
+              <w:rPr>
+                <w:rFonts w:ascii="맑은 고딕" w:hAnsi="맑은 고딕" w:eastAsia="맑은 고딕"/>
+                <w:b w:val="0"/>
+                <w:sz w:val="19"/>
+              </w:rPr>
+              <w:t xml:space="preserve"> social media and messaging apps allow us </w:t>
+            </w:r>
+            <w:r>
+              <w:rPr>
+                <w:rFonts w:ascii="맑은 고딕" w:hAnsi="맑은 고딕" w:eastAsia="맑은 고딕"/>
+                <w:b/>
+                <w:color w:val="D1323A"/>
+                <w:sz w:val="19"/>
+              </w:rPr>
+              <w:t>to stay</w:t>
+            </w:r>
+            <w:r>
+              <w:rPr>
+                <w:rFonts w:ascii="맑은 고딕" w:hAnsi="맑은 고딕" w:eastAsia="맑은 고딕"/>
+                <w:b w:val="0"/>
+                <w:sz w:val="19"/>
+              </w:rPr>
+              <w:t xml:space="preserve"> connected with others </w:t>
+            </w:r>
+            <w:r>
+              <w:rPr>
+                <w:rFonts w:ascii="맑은 고딕" w:hAnsi="맑은 고딕" w:eastAsia="맑은 고딕"/>
+                <w:b/>
+                <w:color w:val="D1323A"/>
+                <w:sz w:val="19"/>
+              </w:rPr>
+              <w:t>regardless of</w:t>
+            </w:r>
+            <w:r>
+              <w:rPr>
+                <w:rFonts w:ascii="맑은 고딕" w:hAnsi="맑은 고딕" w:eastAsia="맑은 고딕"/>
+                <w:b w:val="0"/>
+                <w:sz w:val="19"/>
+              </w:rPr>
+              <w:t xml:space="preserve"> time and place.</w:t>
+            </w:r>
+          </w:p>
+          <w:p>
+            <w:pPr>
+              <w:spacing w:after="0"/>
+              <w:ind w:left="283"/>
+            </w:pPr>
+            <w:r>
+              <w:rPr>
+                <w:rFonts w:ascii="맑은 고딕" w:hAnsi="맑은 고딕" w:eastAsia="맑은 고딕"/>
+                <w:b w:val="0"/>
+                <w:color w:val="6B7280"/>
+                <w:sz w:val="17"/>
+              </w:rPr>
+              <w:t>오늘날 우리는 소셜 미디어와 메시지 앱 덕분에 시간과 장소에 상관없이 다른 사람들과 계속 연결되어 있을 수 있는 세상에 살고 있다.</w:t>
+            </w:r>
+          </w:p>
+          <w:p>
+            <w:pPr>
+              <w:spacing w:after="0"/>
+              <w:ind w:left="283"/>
+            </w:pPr>
+            <w:r>
+              <w:rPr>
+                <w:rFonts w:ascii="맑은 고딕" w:hAnsi="맑은 고딕" w:eastAsia="맑은 고딕"/>
+                <w:b w:val="0"/>
+                <w:color w:val="2457C5"/>
+                <w:sz w:val="16"/>
+              </w:rPr>
+              <w:t>관계부사 where(= in which) · allow + O + to부정사 · regardless of ~에 상관없이</w:t>
+            </w:r>
+          </w:p>
+          <w:p>
+            <w:pPr>
+              <w:spacing w:after="0" w:before="60"/>
+              <w:ind w:left="283" w:hanging="283"/>
+            </w:pPr>
+            <w:r>
+              <w:rPr>
+                <w:rFonts w:ascii="맑은 고딕" w:hAnsi="맑은 고딕" w:eastAsia="맑은 고딕"/>
+                <w:b/>
+                <w:color w:val="6B7280"/>
+                <w:sz w:val="18"/>
+              </w:rPr>
+              <w:t xml:space="preserve">2  </w:t>
+            </w:r>
+            <w:r>
+              <w:rPr>
+                <w:rFonts w:ascii="맑은 고딕" w:hAnsi="맑은 고딕" w:eastAsia="맑은 고딕"/>
+                <w:b/>
+                <w:color w:val="D1323A"/>
+                <w:sz w:val="19"/>
+              </w:rPr>
+              <w:t>While</w:t>
+            </w:r>
+            <w:r>
+              <w:rPr>
+                <w:rFonts w:ascii="맑은 고딕" w:hAnsi="맑은 고딕" w:eastAsia="맑은 고딕"/>
+                <w:b w:val="0"/>
+                <w:sz w:val="19"/>
+              </w:rPr>
+              <w:t xml:space="preserve"> this hyper-connectivity brings great convenience, it also </w:t>
+            </w:r>
+            <w:r>
+              <w:rPr>
+                <w:rFonts w:ascii="맑은 고딕" w:hAnsi="맑은 고딕" w:eastAsia="맑은 고딕"/>
+                <w:b/>
+                <w:color w:val="D1323A"/>
+                <w:sz w:val="19"/>
+              </w:rPr>
+              <w:t>causes</w:t>
+            </w:r>
+            <w:r>
+              <w:rPr>
+                <w:rFonts w:ascii="맑은 고딕" w:hAnsi="맑은 고딕" w:eastAsia="맑은 고딕"/>
+                <w:b w:val="0"/>
+                <w:sz w:val="19"/>
+              </w:rPr>
+              <w:t xml:space="preserve"> many people </w:t>
+            </w:r>
+            <w:r>
+              <w:rPr>
+                <w:rFonts w:ascii="맑은 고딕" w:hAnsi="맑은 고딕" w:eastAsia="맑은 고딕"/>
+                <w:b/>
+                <w:color w:val="D1323A"/>
+                <w:sz w:val="19"/>
+              </w:rPr>
+              <w:t>to feel</w:t>
+            </w:r>
+            <w:r>
+              <w:rPr>
+                <w:rFonts w:ascii="맑은 고딕" w:hAnsi="맑은 고딕" w:eastAsia="맑은 고딕"/>
+                <w:b w:val="0"/>
+                <w:sz w:val="19"/>
+              </w:rPr>
+              <w:t xml:space="preserve"> overwhelmed and exhausted by social interactions.</w:t>
+            </w:r>
+          </w:p>
+          <w:p>
+            <w:pPr>
+              <w:spacing w:after="0"/>
+              <w:ind w:left="283"/>
+            </w:pPr>
+            <w:r>
+              <w:rPr>
+                <w:rFonts w:ascii="맑은 고딕" w:hAnsi="맑은 고딕" w:eastAsia="맑은 고딕"/>
+                <w:b w:val="0"/>
+                <w:color w:val="6B7280"/>
+                <w:sz w:val="17"/>
+              </w:rPr>
+              <w:t>이러한 초연결은 큰 편리함을 가져다주지만, 많은 사람들이 사회적 상호 작용에 압도되고 지치게 만들기도 한다.</w:t>
+            </w:r>
+          </w:p>
+          <w:p>
+            <w:pPr>
+              <w:spacing w:after="0"/>
+              <w:ind w:left="283"/>
+            </w:pPr>
+            <w:r>
+              <w:rPr>
+                <w:rFonts w:ascii="맑은 고딕" w:hAnsi="맑은 고딕" w:eastAsia="맑은 고딕"/>
+                <w:b w:val="0"/>
+                <w:color w:val="2457C5"/>
+                <w:sz w:val="16"/>
+              </w:rPr>
+              <w:t>양보 접속사 while · cause + O + to부정사 · overwhelmed/exhausted 과거분사(감정)</w:t>
+            </w:r>
+          </w:p>
+          <w:p>
+            <w:pPr>
+              <w:spacing w:after="0" w:before="60"/>
+              <w:ind w:left="283" w:hanging="283"/>
+            </w:pPr>
+            <w:r>
+              <w:rPr>
+                <w:rFonts w:ascii="맑은 고딕" w:hAnsi="맑은 고딕" w:eastAsia="맑은 고딕"/>
+                <w:b/>
+                <w:color w:val="6B7280"/>
+                <w:sz w:val="18"/>
+              </w:rPr>
+              <w:t xml:space="preserve">3  </w:t>
+            </w:r>
+            <w:r>
+              <w:rPr>
+                <w:rFonts w:ascii="맑은 고딕" w:hAnsi="맑은 고딕" w:eastAsia="맑은 고딕"/>
+                <w:b w:val="0"/>
+                <w:sz w:val="19"/>
+              </w:rPr>
+              <w:t xml:space="preserve">Finding the right balance between staying connected and spending quality time alone </w:t>
+            </w:r>
+            <w:r>
+              <w:rPr>
+                <w:rFonts w:ascii="맑은 고딕" w:hAnsi="맑은 고딕" w:eastAsia="맑은 고딕"/>
+                <w:b/>
+                <w:color w:val="D1323A"/>
+                <w:sz w:val="19"/>
+              </w:rPr>
+              <w:t>has</w:t>
+            </w:r>
+            <w:r>
+              <w:rPr>
+                <w:rFonts w:ascii="맑은 고딕" w:hAnsi="맑은 고딕" w:eastAsia="맑은 고딕"/>
+                <w:b w:val="0"/>
+                <w:sz w:val="19"/>
+              </w:rPr>
+              <w:t xml:space="preserve"> become a major topic of interest in modern society.</w:t>
+            </w:r>
+          </w:p>
+          <w:p>
+            <w:pPr>
+              <w:spacing w:after="0"/>
+              <w:ind w:left="283"/>
+            </w:pPr>
+            <w:r>
+              <w:rPr>
+                <w:rFonts w:ascii="맑은 고딕" w:hAnsi="맑은 고딕" w:eastAsia="맑은 고딕"/>
+                <w:b w:val="0"/>
+                <w:color w:val="6B7280"/>
+                <w:sz w:val="17"/>
+              </w:rPr>
+              <w:t>연결된 상태를 유지하는 것과 혼자 양질의 시간을 보내는 것 사이에서 적절한 균형을 찾는 것이 현대 사회의 주요 관심사가 되었다.</w:t>
+            </w:r>
+          </w:p>
+          <w:p>
+            <w:pPr>
+              <w:spacing w:after="0"/>
+              <w:ind w:left="283"/>
+            </w:pPr>
+            <w:r>
+              <w:rPr>
+                <w:rFonts w:ascii="맑은 고딕" w:hAnsi="맑은 고딕" w:eastAsia="맑은 고딕"/>
+                <w:b w:val="0"/>
+                <w:color w:val="2457C5"/>
+                <w:sz w:val="16"/>
+              </w:rPr>
+              <w:t>동명사 주어 → 단수 동사 has · between A and B(A·B 동명사 병렬)</w:t>
+            </w:r>
+          </w:p>
+          <w:p>
+            <w:pPr>
+              <w:spacing w:after="0" w:before="60"/>
+              <w:ind w:left="283" w:hanging="283"/>
+            </w:pPr>
+            <w:r>
+              <w:rPr>
+                <w:rFonts w:ascii="맑은 고딕" w:hAnsi="맑은 고딕" w:eastAsia="맑은 고딕"/>
+                <w:b/>
+                <w:color w:val="6B7280"/>
+                <w:sz w:val="18"/>
+              </w:rPr>
+              <w:t xml:space="preserve">4  </w:t>
+            </w:r>
+            <w:r>
+              <w:rPr>
+                <w:rFonts w:ascii="맑은 고딕" w:hAnsi="맑은 고딕" w:eastAsia="맑은 고딕"/>
+                <w:b w:val="0"/>
+                <w:sz w:val="19"/>
+              </w:rPr>
+              <w:t xml:space="preserve">Taking time for yourself is </w:t>
+            </w:r>
+            <w:r>
+              <w:rPr>
+                <w:rFonts w:ascii="맑은 고딕" w:hAnsi="맑은 고딕" w:eastAsia="맑은 고딕"/>
+                <w:b/>
+                <w:color w:val="D1323A"/>
+                <w:sz w:val="19"/>
+              </w:rPr>
+              <w:t>not</w:t>
+            </w:r>
+            <w:r>
+              <w:rPr>
+                <w:rFonts w:ascii="맑은 고딕" w:hAnsi="맑은 고딕" w:eastAsia="맑은 고딕"/>
+                <w:b w:val="0"/>
+                <w:sz w:val="19"/>
+              </w:rPr>
+              <w:t xml:space="preserve"> about being selfish or cutting people off; </w:t>
+            </w:r>
+            <w:r>
+              <w:rPr>
+                <w:rFonts w:ascii="맑은 고딕" w:hAnsi="맑은 고딕" w:eastAsia="맑은 고딕"/>
+                <w:b/>
+                <w:color w:val="D1323A"/>
+                <w:sz w:val="19"/>
+              </w:rPr>
+              <w:t>rather</w:t>
+            </w:r>
+            <w:r>
+              <w:rPr>
+                <w:rFonts w:ascii="맑은 고딕" w:hAnsi="맑은 고딕" w:eastAsia="맑은 고딕"/>
+                <w:b w:val="0"/>
+                <w:sz w:val="19"/>
+              </w:rPr>
+              <w:t xml:space="preserve">, it is about learning how to maintain a healthy distance </w:t>
+            </w:r>
+            <w:r>
+              <w:rPr>
+                <w:rFonts w:ascii="맑은 고딕" w:hAnsi="맑은 고딕" w:eastAsia="맑은 고딕"/>
+                <w:b/>
+                <w:color w:val="D1323A"/>
+                <w:sz w:val="19"/>
+              </w:rPr>
+              <w:t>so that</w:t>
+            </w:r>
+            <w:r>
+              <w:rPr>
+                <w:rFonts w:ascii="맑은 고딕" w:hAnsi="맑은 고딕" w:eastAsia="맑은 고딕"/>
+                <w:b w:val="0"/>
+                <w:sz w:val="19"/>
+              </w:rPr>
+              <w:t xml:space="preserve"> relationships can last longer.</w:t>
+            </w:r>
+          </w:p>
+          <w:p>
+            <w:pPr>
+              <w:spacing w:after="0"/>
+              <w:ind w:left="283"/>
+            </w:pPr>
+            <w:r>
+              <w:rPr>
+                <w:rFonts w:ascii="맑은 고딕" w:hAnsi="맑은 고딕" w:eastAsia="맑은 고딕"/>
+                <w:b w:val="0"/>
+                <w:color w:val="6B7280"/>
+                <w:sz w:val="17"/>
+              </w:rPr>
+              <w:t>자신을 위한 시간을 갖는 것은 이기적이 되거나 사람들과 관계를 끊는 것이 아니라, 오히려 관계가 더 오래 지속될 수 있도록 건강한 거리를 유지하는 법을 배우는 것이다.</w:t>
+            </w:r>
+          </w:p>
+          <w:p>
+            <w:pPr>
+              <w:spacing w:after="0"/>
+              <w:ind w:left="283"/>
+            </w:pPr>
+            <w:r>
+              <w:rPr>
+                <w:rFonts w:ascii="맑은 고딕" w:hAnsi="맑은 고딕" w:eastAsia="맑은 고딕"/>
+                <w:b w:val="0"/>
+                <w:color w:val="2457C5"/>
+                <w:sz w:val="16"/>
+              </w:rPr>
+              <w:t>not A; rather B · so that + S + can(목적) · how to + 동사원형</w:t>
+            </w:r>
+          </w:p>
+          <w:p>
+            <w:pPr>
+              <w:spacing w:after="0" w:before="60"/>
+              <w:ind w:left="283" w:hanging="283"/>
+            </w:pPr>
+            <w:r>
+              <w:rPr>
+                <w:rFonts w:ascii="맑은 고딕" w:hAnsi="맑은 고딕" w:eastAsia="맑은 고딕"/>
+                <w:b/>
+                <w:color w:val="6B7280"/>
+                <w:sz w:val="18"/>
+              </w:rPr>
+              <w:t xml:space="preserve">5  </w:t>
+            </w:r>
+            <w:r>
+              <w:rPr>
+                <w:rFonts w:ascii="맑은 고딕" w:hAnsi="맑은 고딕" w:eastAsia="맑은 고딕"/>
+                <w:b/>
+                <w:color w:val="D1323A"/>
+                <w:sz w:val="19"/>
+              </w:rPr>
+              <w:t>Only when</w:t>
+            </w:r>
+            <w:r>
+              <w:rPr>
+                <w:rFonts w:ascii="맑은 고딕" w:hAnsi="맑은 고딕" w:eastAsia="맑은 고딕"/>
+                <w:b w:val="0"/>
+                <w:sz w:val="19"/>
+              </w:rPr>
+              <w:t xml:space="preserve"> your own mind is relaxed and healthy </w:t>
+            </w:r>
+            <w:r>
+              <w:rPr>
+                <w:rFonts w:ascii="맑은 고딕" w:hAnsi="맑은 고딕" w:eastAsia="맑은 고딕"/>
+                <w:b/>
+                <w:color w:val="D1323A"/>
+                <w:sz w:val="19"/>
+              </w:rPr>
+              <w:t>can you</w:t>
+            </w:r>
+            <w:r>
+              <w:rPr>
+                <w:rFonts w:ascii="맑은 고딕" w:hAnsi="맑은 고딕" w:eastAsia="맑은 고딕"/>
+                <w:b w:val="0"/>
+                <w:sz w:val="19"/>
+              </w:rPr>
+              <w:t xml:space="preserve"> genuinely understand, care for, and support the people around you.</w:t>
+            </w:r>
+          </w:p>
+          <w:p>
+            <w:pPr>
+              <w:spacing w:after="0"/>
+              <w:ind w:left="283"/>
+            </w:pPr>
+            <w:r>
+              <w:rPr>
+                <w:rFonts w:ascii="맑은 고딕" w:hAnsi="맑은 고딕" w:eastAsia="맑은 고딕"/>
+                <w:b w:val="0"/>
+                <w:color w:val="6B7280"/>
+                <w:sz w:val="17"/>
+              </w:rPr>
+              <w:t>당신 자신의 마음이 편안하고 건강할 때에만 비로소 주변 사람들을 진심으로 이해하고, 보살피고, 지지할 수 있다.</w:t>
+            </w:r>
+          </w:p>
+          <w:p>
+            <w:pPr>
+              <w:spacing w:after="0"/>
+              <w:ind w:left="283"/>
+            </w:pPr>
+            <w:r>
+              <w:rPr>
+                <w:rFonts w:ascii="맑은 고딕" w:hAnsi="맑은 고딕" w:eastAsia="맑은 고딕"/>
+                <w:b w:val="0"/>
+                <w:color w:val="2457C5"/>
+                <w:sz w:val="16"/>
+              </w:rPr>
+              <w:t>Only + 부사절이 문두 → 주절 도치(조동사 can + 주어 you)</w:t>
+            </w:r>
+          </w:p>
+          <w:p>
+            <w:pPr>
+              <w:spacing w:after="0" w:before="60"/>
+              <w:ind w:left="283" w:hanging="283"/>
+            </w:pPr>
+            <w:r>
+              <w:rPr>
+                <w:rFonts w:ascii="맑은 고딕" w:hAnsi="맑은 고딕" w:eastAsia="맑은 고딕"/>
+                <w:b/>
+                <w:color w:val="6B7280"/>
+                <w:sz w:val="18"/>
+              </w:rPr>
+              <w:t xml:space="preserve">6  </w:t>
+            </w:r>
+            <w:r>
+              <w:rPr>
+                <w:rFonts w:ascii="맑은 고딕" w:hAnsi="맑은 고딕" w:eastAsia="맑은 고딕"/>
+                <w:b w:val="0"/>
+                <w:sz w:val="19"/>
+              </w:rPr>
+              <w:t xml:space="preserve">Recognizing both the warmth of social connection and the peace of solitude </w:t>
+            </w:r>
+            <w:r>
+              <w:rPr>
+                <w:rFonts w:ascii="맑은 고딕" w:hAnsi="맑은 고딕" w:eastAsia="맑은 고딕"/>
+                <w:b/>
+                <w:color w:val="D1323A"/>
+                <w:sz w:val="19"/>
+              </w:rPr>
+              <w:t>allows</w:t>
+            </w:r>
+            <w:r>
+              <w:rPr>
+                <w:rFonts w:ascii="맑은 고딕" w:hAnsi="맑은 고딕" w:eastAsia="맑은 고딕"/>
+                <w:b w:val="0"/>
+                <w:sz w:val="19"/>
+              </w:rPr>
+              <w:t xml:space="preserve"> us to build </w:t>
+            </w:r>
+            <w:r>
+              <w:rPr>
+                <w:rFonts w:ascii="맑은 고딕" w:hAnsi="맑은 고딕" w:eastAsia="맑은 고딕"/>
+                <w:b/>
+                <w:color w:val="D1323A"/>
+                <w:sz w:val="19"/>
+              </w:rPr>
+              <w:t>much</w:t>
+            </w:r>
+            <w:r>
+              <w:rPr>
+                <w:rFonts w:ascii="맑은 고딕" w:hAnsi="맑은 고딕" w:eastAsia="맑은 고딕"/>
+                <w:b w:val="0"/>
+                <w:sz w:val="19"/>
+              </w:rPr>
+              <w:t xml:space="preserve"> stronger and more mature relationships.</w:t>
+            </w:r>
+          </w:p>
+          <w:p>
+            <w:pPr>
+              <w:spacing w:after="0"/>
+              <w:ind w:left="283"/>
+            </w:pPr>
+            <w:r>
+              <w:rPr>
+                <w:rFonts w:ascii="맑은 고딕" w:hAnsi="맑은 고딕" w:eastAsia="맑은 고딕"/>
+                <w:b w:val="0"/>
+                <w:color w:val="6B7280"/>
+                <w:sz w:val="17"/>
+              </w:rPr>
+              <w:t>사회적 연결의 따뜻함과 고독의 평온함을 모두 인정하는 것은 우리가 훨씬 더 단단하고 성숙한 관계를 쌓을 수 있게 해 준다.</w:t>
+            </w:r>
+          </w:p>
+          <w:p>
+            <w:pPr>
+              <w:spacing w:after="0"/>
+              <w:ind w:left="283"/>
+            </w:pPr>
+            <w:r>
+              <w:rPr>
+                <w:rFonts w:ascii="맑은 고딕" w:hAnsi="맑은 고딕" w:eastAsia="맑은 고딕"/>
+                <w:b w:val="0"/>
+                <w:color w:val="2457C5"/>
+                <w:sz w:val="16"/>
+              </w:rPr>
+              <w:t>동명사 주어 → 단수 동사 allows · both A and B · much + 비교급 강조</w:t>
+            </w:r>
+          </w:p>
+          <w:p>
+            <w:pPr>
+              <w:spacing w:after="0" w:before="60"/>
+              <w:ind w:left="283" w:hanging="283"/>
+            </w:pPr>
+            <w:r>
+              <w:rPr>
+                <w:rFonts w:ascii="맑은 고딕" w:hAnsi="맑은 고딕" w:eastAsia="맑은 고딕"/>
+                <w:b/>
+                <w:color w:val="6B7280"/>
+                <w:sz w:val="18"/>
+              </w:rPr>
+              <w:t xml:space="preserve">7  </w:t>
+            </w:r>
+            <w:r>
+              <w:rPr>
+                <w:rFonts w:ascii="맑은 고딕" w:hAnsi="맑은 고딕" w:eastAsia="맑은 고딕"/>
+                <w:b/>
+                <w:color w:val="D1323A"/>
+                <w:sz w:val="19"/>
+              </w:rPr>
+              <w:t>Alongside</w:t>
+            </w:r>
+            <w:r>
+              <w:rPr>
+                <w:rFonts w:ascii="맑은 고딕" w:hAnsi="맑은 고딕" w:eastAsia="맑은 고딕"/>
+                <w:b w:val="0"/>
+                <w:sz w:val="19"/>
+              </w:rPr>
+              <w:t xml:space="preserve"> its impact on our emotional lives, hyper-connectivity also </w:t>
+            </w:r>
+            <w:r>
+              <w:rPr>
+                <w:rFonts w:ascii="맑은 고딕" w:hAnsi="맑은 고딕" w:eastAsia="맑은 고딕"/>
+                <w:b/>
+                <w:color w:val="D1323A"/>
+                <w:sz w:val="19"/>
+              </w:rPr>
+              <w:t>poses</w:t>
+            </w:r>
+            <w:r>
+              <w:rPr>
+                <w:rFonts w:ascii="맑은 고딕" w:hAnsi="맑은 고딕" w:eastAsia="맑은 고딕"/>
+                <w:b w:val="0"/>
+                <w:sz w:val="19"/>
+              </w:rPr>
+              <w:t xml:space="preserve"> severe risks to personal privacy.</w:t>
+            </w:r>
+          </w:p>
+          <w:p>
+            <w:pPr>
+              <w:spacing w:after="0"/>
+              <w:ind w:left="283"/>
+            </w:pPr>
+            <w:r>
+              <w:rPr>
+                <w:rFonts w:ascii="맑은 고딕" w:hAnsi="맑은 고딕" w:eastAsia="맑은 고딕"/>
+                <w:b w:val="0"/>
+                <w:color w:val="6B7280"/>
+                <w:sz w:val="17"/>
+              </w:rPr>
+              <w:t>우리의 정서적 삶에 미치는 영향과 더불어, 초연결은 개인 사생활에도 심각한 위험을 제기한다.</w:t>
+            </w:r>
+          </w:p>
+          <w:p>
+            <w:pPr>
+              <w:spacing w:after="0"/>
+              <w:ind w:left="283"/>
+            </w:pPr>
+            <w:r>
+              <w:rPr>
+                <w:rFonts w:ascii="맑은 고딕" w:hAnsi="맑은 고딕" w:eastAsia="맑은 고딕"/>
+                <w:b w:val="0"/>
+                <w:color w:val="2457C5"/>
+                <w:sz w:val="16"/>
+              </w:rPr>
+              <w:t>alongside ~와 더불어(전치사) · pose a risk to ~에 위험을 제기하다</w:t>
+            </w:r>
+          </w:p>
+          <w:p>
+            <w:pPr>
+              <w:spacing w:after="0" w:before="60"/>
+              <w:ind w:left="283" w:hanging="283"/>
+            </w:pPr>
+            <w:r>
+              <w:rPr>
+                <w:rFonts w:ascii="맑은 고딕" w:hAnsi="맑은 고딕" w:eastAsia="맑은 고딕"/>
+                <w:b/>
+                <w:color w:val="6B7280"/>
+                <w:sz w:val="18"/>
+              </w:rPr>
+              <w:t xml:space="preserve">8  </w:t>
+            </w:r>
+            <w:r>
+              <w:rPr>
+                <w:rFonts w:ascii="맑은 고딕" w:hAnsi="맑은 고딕" w:eastAsia="맑은 고딕"/>
+                <w:b w:val="0"/>
+                <w:sz w:val="19"/>
+              </w:rPr>
+              <w:t xml:space="preserve">Recent data breaches show that small system errors can instantly leak millions of users’ personal data, often </w:t>
+            </w:r>
+            <w:r>
+              <w:rPr>
+                <w:rFonts w:ascii="맑은 고딕" w:hAnsi="맑은 고딕" w:eastAsia="맑은 고딕"/>
+                <w:b/>
+                <w:color w:val="D1323A"/>
+                <w:sz w:val="19"/>
+              </w:rPr>
+              <w:t>leading to</w:t>
+            </w:r>
+            <w:r>
+              <w:rPr>
+                <w:rFonts w:ascii="맑은 고딕" w:hAnsi="맑은 고딕" w:eastAsia="맑은 고딕"/>
+                <w:b w:val="0"/>
+                <w:sz w:val="19"/>
+              </w:rPr>
+              <w:t xml:space="preserve"> serious secondary damages like financial scams.</w:t>
+            </w:r>
+          </w:p>
+          <w:p>
+            <w:pPr>
+              <w:spacing w:after="0"/>
+              <w:ind w:left="283"/>
+            </w:pPr>
+            <w:r>
+              <w:rPr>
+                <w:rFonts w:ascii="맑은 고딕" w:hAnsi="맑은 고딕" w:eastAsia="맑은 고딕"/>
+                <w:b w:val="0"/>
+                <w:color w:val="6B7280"/>
+                <w:sz w:val="17"/>
+              </w:rPr>
+              <w:t>최근의 정보 유출 사건들은 작은 시스템 오류가 수백만 사용자의 개인 정보를 순식간에 유출시킬 수 있으며, 이것이 종종 금융 사기 같은 심각한 2차 피해로 이어진다는 것을 보여 준다.</w:t>
+            </w:r>
+          </w:p>
+          <w:p>
+            <w:pPr>
+              <w:spacing w:after="0"/>
+              <w:ind w:left="283"/>
+            </w:pPr>
+            <w:r>
+              <w:rPr>
+                <w:rFonts w:ascii="맑은 고딕" w:hAnsi="맑은 고딕" w:eastAsia="맑은 고딕"/>
+                <w:b w:val="0"/>
+                <w:color w:val="2457C5"/>
+                <w:sz w:val="16"/>
+              </w:rPr>
+              <w:t>분사구문(결과: = and this often leads to) · lead to ~로 이어지다</w:t>
+            </w:r>
+          </w:p>
+          <w:p>
+            <w:pPr>
+              <w:spacing w:after="0" w:before="60"/>
+              <w:ind w:left="283" w:hanging="283"/>
+            </w:pPr>
+            <w:r>
+              <w:rPr>
+                <w:rFonts w:ascii="맑은 고딕" w:hAnsi="맑은 고딕" w:eastAsia="맑은 고딕"/>
+                <w:b/>
+                <w:color w:val="6B7280"/>
+                <w:sz w:val="18"/>
+              </w:rPr>
+              <w:t xml:space="preserve">9  </w:t>
+            </w:r>
+            <w:r>
+              <w:rPr>
+                <w:rFonts w:ascii="맑은 고딕" w:hAnsi="맑은 고딕" w:eastAsia="맑은 고딕"/>
+                <w:b w:val="0"/>
+                <w:sz w:val="19"/>
+              </w:rPr>
+              <w:t xml:space="preserve">Companies must build robust security systems, </w:t>
+            </w:r>
+            <w:r>
+              <w:rPr>
+                <w:rFonts w:ascii="맑은 고딕" w:hAnsi="맑은 고딕" w:eastAsia="맑은 고딕"/>
+                <w:b/>
+                <w:color w:val="D1323A"/>
+                <w:sz w:val="19"/>
+              </w:rPr>
+              <w:t>while</w:t>
+            </w:r>
+            <w:r>
+              <w:rPr>
+                <w:rFonts w:ascii="맑은 고딕" w:hAnsi="맑은 고딕" w:eastAsia="맑은 고딕"/>
+                <w:b w:val="0"/>
+                <w:sz w:val="19"/>
+              </w:rPr>
+              <w:t xml:space="preserve"> governments should enforce strict regulations.</w:t>
+            </w:r>
+          </w:p>
+          <w:p>
+            <w:pPr>
+              <w:spacing w:after="0"/>
+              <w:ind w:left="283"/>
+            </w:pPr>
+            <w:r>
+              <w:rPr>
+                <w:rFonts w:ascii="맑은 고딕" w:hAnsi="맑은 고딕" w:eastAsia="맑은 고딕"/>
+                <w:b w:val="0"/>
+                <w:color w:val="6B7280"/>
+                <w:sz w:val="17"/>
+              </w:rPr>
+              <w:t>기업은 강력한 보안 시스템을 구축해야 하고, 정부는 엄격한 규제를 시행해야 한다.</w:t>
+            </w:r>
+          </w:p>
+          <w:p>
+            <w:pPr>
+              <w:spacing w:after="0"/>
+              <w:ind w:left="283"/>
+            </w:pPr>
+            <w:r>
+              <w:rPr>
+                <w:rFonts w:ascii="맑은 고딕" w:hAnsi="맑은 고딕" w:eastAsia="맑은 고딕"/>
+                <w:b w:val="0"/>
+                <w:color w:val="2457C5"/>
+                <w:sz w:val="16"/>
+              </w:rPr>
+              <w:t>while(대조: ~하는 반면) · must / should 조동사 + 동사원형</w:t>
+            </w:r>
+          </w:p>
+          <w:p>
+            <w:pPr>
+              <w:spacing w:after="0" w:before="60"/>
+              <w:ind w:left="283" w:hanging="283"/>
+            </w:pPr>
+            <w:r>
+              <w:rPr>
+                <w:rFonts w:ascii="맑은 고딕" w:hAnsi="맑은 고딕" w:eastAsia="맑은 고딕"/>
+                <w:b/>
+                <w:color w:val="6B7280"/>
+                <w:sz w:val="18"/>
+              </w:rPr>
+              <w:t xml:space="preserve">10  </w:t>
+            </w:r>
+            <w:r>
+              <w:rPr>
+                <w:rFonts w:ascii="맑은 고딕" w:hAnsi="맑은 고딕" w:eastAsia="맑은 고딕"/>
+                <w:b w:val="0"/>
+                <w:sz w:val="19"/>
+              </w:rPr>
+              <w:t xml:space="preserve">Ultimately, protecting privacy in a hyper-connected world is a vital collective duty </w:t>
+            </w:r>
+            <w:r>
+              <w:rPr>
+                <w:rFonts w:ascii="맑은 고딕" w:hAnsi="맑은 고딕" w:eastAsia="맑은 고딕"/>
+                <w:b/>
+                <w:color w:val="D1323A"/>
+                <w:sz w:val="19"/>
+              </w:rPr>
+              <w:t>that</w:t>
+            </w:r>
+            <w:r>
+              <w:rPr>
+                <w:rFonts w:ascii="맑은 고딕" w:hAnsi="맑은 고딕" w:eastAsia="맑은 고딕"/>
+                <w:b w:val="0"/>
+                <w:sz w:val="19"/>
+              </w:rPr>
+              <w:t xml:space="preserve"> everyone must address together.</w:t>
+            </w:r>
+          </w:p>
+          <w:p>
+            <w:pPr>
+              <w:spacing w:after="0"/>
+              <w:ind w:left="283"/>
+            </w:pPr>
+            <w:r>
+              <w:rPr>
+                <w:rFonts w:ascii="맑은 고딕" w:hAnsi="맑은 고딕" w:eastAsia="맑은 고딕"/>
+                <w:b w:val="0"/>
+                <w:color w:val="6B7280"/>
+                <w:sz w:val="17"/>
+              </w:rPr>
+              <w:t>궁극적으로, 초연결 세상에서 사생활을 보호하는 것은 모두가 함께 다뤄야 할 필수적인 공동의 의무이다.</w:t>
+            </w:r>
+          </w:p>
+          <w:p>
+            <w:pPr>
+              <w:spacing w:after="0"/>
+              <w:ind w:left="283"/>
+            </w:pPr>
+            <w:r>
+              <w:rPr>
+                <w:rFonts w:ascii="맑은 고딕" w:hAnsi="맑은 고딕" w:eastAsia="맑은 고딕"/>
+                <w:b w:val="0"/>
+                <w:color w:val="2457C5"/>
+                <w:sz w:val="16"/>
+              </w:rPr>
+              <w:t>목적격 관계대명사 that(= which) · 동명사 주어 protecting → 단수 동사 is</w:t>
+            </w:r>
+          </w:p>
+        </w:tc>
+      </w:tr>
+    </w:tbl>
+    <w:p>
+      <w:pPr>
+        <w:spacing w:after="40" w:before="0" w:line="264" w:lineRule="auto"/>
+      </w:pPr>
     </w:p>
     <w:sectPr>
       <w:pgSz w:w="11906" w:h="16838"/>
